--- a/doc/LGC v2- developper notes.docx
+++ b/doc/LGC v2- developper notes.docx
@@ -28,6 +28,9 @@
       <w:sdtPr>
         <w:rPr>
           <w:rFonts w:asciiTheme="minorHAnsi" w:eastAsiaTheme="minorHAnsi" w:hAnsiTheme="minorHAnsi" w:cstheme="minorBidi"/>
+          <w:b w:val="0"/>
+          <w:bCs w:val="0"/>
+          <w:smallCaps w:val="0"/>
           <w:color w:val="auto"/>
           <w:sz w:val="22"/>
           <w:szCs w:val="22"/>
@@ -41,7 +44,6 @@
       <w:sdtEndPr>
         <w:rPr>
           <w:rFonts w:eastAsiaTheme="minorEastAsia"/>
-          <w:smallCaps w:val="0"/>
           <w:noProof/>
         </w:rPr>
       </w:sdtEndPr>
@@ -63,6 +65,7 @@
             </w:tabs>
             <w:rPr>
               <w:noProof/>
+              <w:lang w:eastAsia="en-GB"/>
             </w:rPr>
           </w:pPr>
           <w:r>
@@ -74,7 +77,7 @@
           <w:r>
             <w:fldChar w:fldCharType="separate"/>
           </w:r>
-          <w:hyperlink w:anchor="_Toc464658994" w:history="1">
+          <w:hyperlink w:anchor="_Toc466031575" w:history="1">
             <w:r>
               <w:rPr>
                 <w:rStyle w:val="Hyperlink"/>
@@ -86,6 +89,7 @@
             <w:r>
               <w:rPr>
                 <w:noProof/>
+                <w:lang w:eastAsia="en-GB"/>
               </w:rPr>
               <w:tab/>
             </w:r>
@@ -116,7 +120,7 @@
                 <w:noProof/>
                 <w:webHidden/>
               </w:rPr>
-              <w:instrText xml:space="preserve"> PAGEREF _Toc464658994 \h </w:instrText>
+              <w:instrText xml:space="preserve"> PAGEREF _Toc466031575 \h </w:instrText>
             </w:r>
             <w:r>
               <w:rPr>
@@ -156,19 +160,22 @@
             </w:tabs>
             <w:rPr>
               <w:noProof/>
+              <w:lang w:eastAsia="en-GB"/>
             </w:rPr>
           </w:pPr>
-          <w:hyperlink w:anchor="_Toc464658995" w:history="1">
+          <w:hyperlink w:anchor="_Toc466031576" w:history="1">
             <w:r>
               <w:rPr>
                 <w:rStyle w:val="Hyperlink"/>
                 <w:noProof/>
+                <w:lang w:val="en-US"/>
               </w:rPr>
               <w:t>2.</w:t>
             </w:r>
             <w:r>
               <w:rPr>
                 <w:noProof/>
+                <w:lang w:eastAsia="en-GB"/>
               </w:rPr>
               <w:tab/>
             </w:r>
@@ -176,8 +183,9 @@
               <w:rPr>
                 <w:rStyle w:val="Hyperlink"/>
                 <w:noProof/>
-              </w:rPr>
-              <w:t>Measurements and instruments</w:t>
+                <w:lang w:val="en-US"/>
+              </w:rPr>
+              <w:t>Readers and writers</w:t>
             </w:r>
             <w:r>
               <w:rPr>
@@ -198,7 +206,7 @@
                 <w:noProof/>
                 <w:webHidden/>
               </w:rPr>
-              <w:instrText xml:space="preserve"> PAGEREF _Toc464658995 \h </w:instrText>
+              <w:instrText xml:space="preserve"> PAGEREF _Toc466031576 \h </w:instrText>
             </w:r>
             <w:r>
               <w:rPr>
@@ -218,7 +226,7 @@
                 <w:noProof/>
                 <w:webHidden/>
               </w:rPr>
-              <w:t>1</w:t>
+              <w:t>2</w:t>
             </w:r>
             <w:r>
               <w:rPr>
@@ -238,19 +246,22 @@
             </w:tabs>
             <w:rPr>
               <w:noProof/>
+              <w:lang w:eastAsia="en-GB"/>
             </w:rPr>
           </w:pPr>
-          <w:hyperlink w:anchor="_Toc464658996" w:history="1">
+          <w:hyperlink w:anchor="_Toc466031577" w:history="1">
             <w:r>
               <w:rPr>
                 <w:rStyle w:val="Hyperlink"/>
                 <w:noProof/>
+                <w:lang w:val="en-US"/>
               </w:rPr>
               <w:t>a.</w:t>
             </w:r>
             <w:r>
               <w:rPr>
                 <w:noProof/>
+                <w:lang w:eastAsia="en-GB"/>
               </w:rPr>
               <w:tab/>
             </w:r>
@@ -260,7 +271,7 @@
                 <w:noProof/>
                 <w:lang w:val="en-US"/>
               </w:rPr>
-              <w:t>Summary of the new measurements</w:t>
+              <w:t>Readers</w:t>
             </w:r>
             <w:r>
               <w:rPr>
@@ -281,7 +292,7 @@
                 <w:noProof/>
                 <w:webHidden/>
               </w:rPr>
-              <w:instrText xml:space="preserve"> PAGEREF _Toc464658996 \h </w:instrText>
+              <w:instrText xml:space="preserve"> PAGEREF _Toc466031577 \h </w:instrText>
             </w:r>
             <w:r>
               <w:rPr>
@@ -301,7 +312,7 @@
                 <w:noProof/>
                 <w:webHidden/>
               </w:rPr>
-              <w:t>1</w:t>
+              <w:t>2</w:t>
             </w:r>
             <w:r>
               <w:rPr>
@@ -321,19 +332,22 @@
             </w:tabs>
             <w:rPr>
               <w:noProof/>
+              <w:lang w:eastAsia="en-GB"/>
             </w:rPr>
           </w:pPr>
-          <w:hyperlink w:anchor="_Toc464658997" w:history="1">
+          <w:hyperlink w:anchor="_Toc466031578" w:history="1">
             <w:r>
               <w:rPr>
                 <w:rStyle w:val="Hyperlink"/>
                 <w:noProof/>
+                <w:lang w:val="en-US"/>
               </w:rPr>
               <w:t>b.</w:t>
             </w:r>
             <w:r>
               <w:rPr>
                 <w:noProof/>
+                <w:lang w:eastAsia="en-GB"/>
               </w:rPr>
               <w:tab/>
             </w:r>
@@ -341,8 +355,9 @@
               <w:rPr>
                 <w:rStyle w:val="Hyperlink"/>
                 <w:noProof/>
-              </w:rPr>
-              <w:t>New way to define a measurements</w:t>
+                <w:lang w:val="en-US"/>
+              </w:rPr>
+              <w:t>Writers and LGCObjectWriters</w:t>
             </w:r>
             <w:r>
               <w:rPr>
@@ -363,7 +378,7 @@
                 <w:noProof/>
                 <w:webHidden/>
               </w:rPr>
-              <w:instrText xml:space="preserve"> PAGEREF _Toc464658997 \h </w:instrText>
+              <w:instrText xml:space="preserve"> PAGEREF _Toc466031578 \h </w:instrText>
             </w:r>
             <w:r>
               <w:rPr>
@@ -383,7 +398,7 @@
                 <w:noProof/>
                 <w:webHidden/>
               </w:rPr>
-              <w:t>1</w:t>
+              <w:t>4</w:t>
             </w:r>
             <w:r>
               <w:rPr>
@@ -403,9 +418,10 @@
             </w:tabs>
             <w:rPr>
               <w:noProof/>
+              <w:lang w:eastAsia="en-GB"/>
             </w:rPr>
           </w:pPr>
-          <w:hyperlink w:anchor="_Toc464658998" w:history="1">
+          <w:hyperlink w:anchor="_Toc466031579" w:history="1">
             <w:r>
               <w:rPr>
                 <w:rStyle w:val="Hyperlink"/>
@@ -416,6 +432,7 @@
             <w:r>
               <w:rPr>
                 <w:noProof/>
+                <w:lang w:eastAsia="en-GB"/>
               </w:rPr>
               <w:tab/>
             </w:r>
@@ -424,7 +441,7 @@
                 <w:rStyle w:val="Hyperlink"/>
                 <w:noProof/>
               </w:rPr>
-              <w:t>Points and adjustable objects</w:t>
+              <w:t>Measurements and instruments</w:t>
             </w:r>
             <w:r>
               <w:rPr>
@@ -445,7 +462,7 @@
                 <w:noProof/>
                 <w:webHidden/>
               </w:rPr>
-              <w:instrText xml:space="preserve"> PAGEREF _Toc464658998 \h </w:instrText>
+              <w:instrText xml:space="preserve"> PAGEREF _Toc466031579 \h </w:instrText>
             </w:r>
             <w:r>
               <w:rPr>
@@ -465,7 +482,176 @@
                 <w:noProof/>
                 <w:webHidden/>
               </w:rPr>
-              <w:t>3</w:t>
+              <w:t>4</w:t>
+            </w:r>
+            <w:r>
+              <w:rPr>
+                <w:noProof/>
+                <w:webHidden/>
+              </w:rPr>
+              <w:fldChar w:fldCharType="end"/>
+            </w:r>
+          </w:hyperlink>
+        </w:p>
+        <w:p>
+          <w:pPr>
+            <w:pStyle w:val="TOC2"/>
+            <w:tabs>
+              <w:tab w:val="left" w:pos="660"/>
+              <w:tab w:val="right" w:leader="dot" w:pos="9016"/>
+            </w:tabs>
+            <w:rPr>
+              <w:noProof/>
+              <w:lang w:eastAsia="en-GB"/>
+            </w:rPr>
+          </w:pPr>
+          <w:hyperlink w:anchor="_Toc466031580" w:history="1">
+            <w:r>
+              <w:rPr>
+                <w:rStyle w:val="Hyperlink"/>
+                <w:noProof/>
+              </w:rPr>
+              <w:t>a.</w:t>
+            </w:r>
+            <w:r>
+              <w:rPr>
+                <w:noProof/>
+                <w:lang w:eastAsia="en-GB"/>
+              </w:rPr>
+              <w:tab/>
+            </w:r>
+            <w:r>
+              <w:rPr>
+                <w:rStyle w:val="Hyperlink"/>
+                <w:noProof/>
+                <w:lang w:val="en-US"/>
+              </w:rPr>
+              <w:t>Summary of the new measurements</w:t>
+            </w:r>
+            <w:r>
+              <w:rPr>
+                <w:noProof/>
+                <w:webHidden/>
+              </w:rPr>
+              <w:tab/>
+            </w:r>
+            <w:r>
+              <w:rPr>
+                <w:noProof/>
+                <w:webHidden/>
+              </w:rPr>
+              <w:fldChar w:fldCharType="begin"/>
+            </w:r>
+            <w:r>
+              <w:rPr>
+                <w:noProof/>
+                <w:webHidden/>
+              </w:rPr>
+              <w:instrText xml:space="preserve"> PAGEREF _Toc466031580 \h </w:instrText>
+            </w:r>
+            <w:r>
+              <w:rPr>
+                <w:noProof/>
+                <w:webHidden/>
+              </w:rPr>
+            </w:r>
+            <w:r>
+              <w:rPr>
+                <w:noProof/>
+                <w:webHidden/>
+              </w:rPr>
+              <w:fldChar w:fldCharType="separate"/>
+            </w:r>
+            <w:r>
+              <w:rPr>
+                <w:noProof/>
+                <w:webHidden/>
+              </w:rPr>
+              <w:t>4</w:t>
+            </w:r>
+            <w:r>
+              <w:rPr>
+                <w:noProof/>
+                <w:webHidden/>
+              </w:rPr>
+              <w:fldChar w:fldCharType="end"/>
+            </w:r>
+          </w:hyperlink>
+        </w:p>
+        <w:p>
+          <w:pPr>
+            <w:pStyle w:val="TOC2"/>
+            <w:tabs>
+              <w:tab w:val="left" w:pos="660"/>
+              <w:tab w:val="right" w:leader="dot" w:pos="9016"/>
+            </w:tabs>
+            <w:rPr>
+              <w:noProof/>
+              <w:lang w:eastAsia="en-GB"/>
+            </w:rPr>
+          </w:pPr>
+          <w:hyperlink w:anchor="_Toc466031581" w:history="1">
+            <w:r>
+              <w:rPr>
+                <w:rStyle w:val="Hyperlink"/>
+                <w:noProof/>
+              </w:rPr>
+              <w:t>b.</w:t>
+            </w:r>
+            <w:r>
+              <w:rPr>
+                <w:noProof/>
+                <w:lang w:eastAsia="en-GB"/>
+              </w:rPr>
+              <w:tab/>
+            </w:r>
+            <w:r>
+              <w:rPr>
+                <w:rStyle w:val="Hyperlink"/>
+                <w:noProof/>
+              </w:rPr>
+              <w:t>New way to define a measurements</w:t>
+            </w:r>
+            <w:r>
+              <w:rPr>
+                <w:noProof/>
+                <w:webHidden/>
+              </w:rPr>
+              <w:tab/>
+            </w:r>
+            <w:r>
+              <w:rPr>
+                <w:noProof/>
+                <w:webHidden/>
+              </w:rPr>
+              <w:fldChar w:fldCharType="begin"/>
+            </w:r>
+            <w:r>
+              <w:rPr>
+                <w:noProof/>
+                <w:webHidden/>
+              </w:rPr>
+              <w:instrText xml:space="preserve"> PAGEREF _Toc466031581 \h </w:instrText>
+            </w:r>
+            <w:r>
+              <w:rPr>
+                <w:noProof/>
+                <w:webHidden/>
+              </w:rPr>
+            </w:r>
+            <w:r>
+              <w:rPr>
+                <w:noProof/>
+                <w:webHidden/>
+              </w:rPr>
+              <w:fldChar w:fldCharType="separate"/>
+            </w:r>
+            <w:r>
+              <w:rPr>
+                <w:noProof/>
+                <w:webHidden/>
+              </w:rPr>
+              <w:t>4</w:t>
             </w:r>
             <w:r>
               <w:rPr>
@@ -485,13 +671,13 @@
             </w:tabs>
             <w:rPr>
               <w:noProof/>
+              <w:lang w:eastAsia="en-GB"/>
             </w:rPr>
           </w:pPr>
-          <w:hyperlink w:anchor="_Toc464658999" w:history="1">
+          <w:hyperlink w:anchor="_Toc466031582" w:history="1">
             <w:r>
               <w:rPr>
                 <w:rStyle w:val="Hyperlink"/>
-                <w:rFonts w:ascii="NimbusRomNo9L-Regu" w:hAnsi="NimbusRomNo9L-Regu" w:cs="NimbusRomNo9L-Regu"/>
                 <w:noProof/>
               </w:rPr>
               <w:t>4.</w:t>
@@ -499,6 +685,7 @@
             <w:r>
               <w:rPr>
                 <w:noProof/>
+                <w:lang w:eastAsia="en-GB"/>
               </w:rPr>
               <w:tab/>
             </w:r>
@@ -506,9 +693,8 @@
               <w:rPr>
                 <w:rStyle w:val="Hyperlink"/>
                 <w:noProof/>
-                <w:lang w:val="en-US"/>
-              </w:rPr>
-              <w:t>New algorithms</w:t>
+              </w:rPr>
+              <w:t>Points and adjustable objects</w:t>
             </w:r>
             <w:r>
               <w:rPr>
@@ -529,7 +715,7 @@
                 <w:noProof/>
                 <w:webHidden/>
               </w:rPr>
-              <w:instrText xml:space="preserve"> PAGEREF _Toc464658999 \h </w:instrText>
+              <w:instrText xml:space="preserve"> PAGEREF _Toc466031582 \h </w:instrText>
             </w:r>
             <w:r>
               <w:rPr>
@@ -549,7 +735,7 @@
                 <w:noProof/>
                 <w:webHidden/>
               </w:rPr>
-              <w:t>4</w:t>
+              <w:t>6</w:t>
             </w:r>
             <w:r>
               <w:rPr>
@@ -569,40 +755,42 @@
             </w:tabs>
             <w:rPr>
               <w:noProof/>
+              <w:lang w:eastAsia="en-GB"/>
             </w:rPr>
           </w:pPr>
-          <w:hyperlink w:anchor="_Toc464659000" w:history="1">
+          <w:hyperlink w:anchor="_Toc466031583" w:history="1">
             <w:r>
               <w:rPr>
                 <w:rStyle w:val="Hyperlink"/>
+                <w:rFonts w:ascii="NimbusRomNo9L-Regu" w:hAnsi="NimbusRomNo9L-Regu" w:cs="NimbusRomNo9L-Regu"/>
+                <w:noProof/>
+              </w:rPr>
+              <w:t>5.</w:t>
+            </w:r>
+            <w:r>
+              <w:rPr>
+                <w:noProof/>
+                <w:lang w:eastAsia="en-GB"/>
+              </w:rPr>
+              <w:tab/>
+            </w:r>
+            <w:r>
+              <w:rPr>
+                <w:rStyle w:val="Hyperlink"/>
                 <w:noProof/>
                 <w:lang w:val="en-US"/>
               </w:rPr>
-              <w:t>5.</w:t>
-            </w:r>
-            <w:r>
-              <w:rPr>
-                <w:noProof/>
+              <w:t>New algorithms</w:t>
+            </w:r>
+            <w:r>
+              <w:rPr>
+                <w:noProof/>
+                <w:webHidden/>
               </w:rPr>
               <w:tab/>
             </w:r>
             <w:r>
               <w:rPr>
-                <w:rStyle w:val="Hyperlink"/>
-                <w:noProof/>
-                <w:lang w:val="en-US"/>
-              </w:rPr>
-              <w:t>Infrastructure</w:t>
-            </w:r>
-            <w:r>
-              <w:rPr>
-                <w:noProof/>
-                <w:webHidden/>
-              </w:rPr>
-              <w:tab/>
-            </w:r>
-            <w:r>
-              <w:rPr>
                 <w:noProof/>
                 <w:webHidden/>
               </w:rPr>
@@ -613,259 +801,7 @@
                 <w:noProof/>
                 <w:webHidden/>
               </w:rPr>
-              <w:instrText xml:space="preserve"> PAGEREF _Toc464659000 \h </w:instrText>
-            </w:r>
-            <w:r>
-              <w:rPr>
-                <w:noProof/>
-                <w:webHidden/>
-              </w:rPr>
-            </w:r>
-            <w:r>
-              <w:rPr>
-                <w:noProof/>
-                <w:webHidden/>
-              </w:rPr>
-              <w:fldChar w:fldCharType="separate"/>
-            </w:r>
-            <w:r>
-              <w:rPr>
-                <w:noProof/>
-                <w:webHidden/>
-              </w:rPr>
-              <w:t>4</w:t>
-            </w:r>
-            <w:r>
-              <w:rPr>
-                <w:noProof/>
-                <w:webHidden/>
-              </w:rPr>
-              <w:fldChar w:fldCharType="end"/>
-            </w:r>
-          </w:hyperlink>
-        </w:p>
-        <w:p>
-          <w:pPr>
-            <w:pStyle w:val="TOC2"/>
-            <w:tabs>
-              <w:tab w:val="left" w:pos="660"/>
-              <w:tab w:val="right" w:leader="dot" w:pos="9016"/>
-            </w:tabs>
-            <w:rPr>
-              <w:noProof/>
-            </w:rPr>
-          </w:pPr>
-          <w:hyperlink w:anchor="_Toc464659001" w:history="1">
-            <w:r>
-              <w:rPr>
-                <w:rStyle w:val="Hyperlink"/>
-                <w:noProof/>
-                <w:lang w:val="en-US"/>
-              </w:rPr>
-              <w:t>a.</w:t>
-            </w:r>
-            <w:r>
-              <w:rPr>
-                <w:noProof/>
-              </w:rPr>
-              <w:tab/>
-            </w:r>
-            <w:r>
-              <w:rPr>
-                <w:rStyle w:val="Hyperlink"/>
-                <w:noProof/>
-                <w:lang w:val="en-US"/>
-              </w:rPr>
-              <w:t>Readers</w:t>
-            </w:r>
-            <w:r>
-              <w:rPr>
-                <w:noProof/>
-                <w:webHidden/>
-              </w:rPr>
-              <w:tab/>
-            </w:r>
-            <w:r>
-              <w:rPr>
-                <w:noProof/>
-                <w:webHidden/>
-              </w:rPr>
-              <w:fldChar w:fldCharType="begin"/>
-            </w:r>
-            <w:r>
-              <w:rPr>
-                <w:noProof/>
-                <w:webHidden/>
-              </w:rPr>
-              <w:instrText xml:space="preserve"> PAGEREF _Toc464659001 \h </w:instrText>
-            </w:r>
-            <w:r>
-              <w:rPr>
-                <w:noProof/>
-                <w:webHidden/>
-              </w:rPr>
-            </w:r>
-            <w:r>
-              <w:rPr>
-                <w:noProof/>
-                <w:webHidden/>
-              </w:rPr>
-              <w:fldChar w:fldCharType="separate"/>
-            </w:r>
-            <w:r>
-              <w:rPr>
-                <w:noProof/>
-                <w:webHidden/>
-              </w:rPr>
-              <w:t>5</w:t>
-            </w:r>
-            <w:r>
-              <w:rPr>
-                <w:noProof/>
-                <w:webHidden/>
-              </w:rPr>
-              <w:fldChar w:fldCharType="end"/>
-            </w:r>
-          </w:hyperlink>
-        </w:p>
-        <w:p>
-          <w:pPr>
-            <w:pStyle w:val="TOC2"/>
-            <w:tabs>
-              <w:tab w:val="left" w:pos="660"/>
-              <w:tab w:val="right" w:leader="dot" w:pos="9016"/>
-            </w:tabs>
-            <w:rPr>
-              <w:noProof/>
-            </w:rPr>
-          </w:pPr>
-          <w:hyperlink w:anchor="_Toc464659002" w:history="1">
-            <w:r>
-              <w:rPr>
-                <w:rStyle w:val="Hyperlink"/>
-                <w:noProof/>
-                <w:lang w:val="en-US"/>
-              </w:rPr>
-              <w:t>b.</w:t>
-            </w:r>
-            <w:r>
-              <w:rPr>
-                <w:noProof/>
-              </w:rPr>
-              <w:tab/>
-            </w:r>
-            <w:r>
-              <w:rPr>
-                <w:rStyle w:val="Hyperlink"/>
-                <w:noProof/>
-                <w:lang w:val="en-US"/>
-              </w:rPr>
-              <w:t>Writers and LGCObjectWriters</w:t>
-            </w:r>
-            <w:r>
-              <w:rPr>
-                <w:noProof/>
-                <w:webHidden/>
-              </w:rPr>
-              <w:tab/>
-            </w:r>
-            <w:r>
-              <w:rPr>
-                <w:noProof/>
-                <w:webHidden/>
-              </w:rPr>
-              <w:fldChar w:fldCharType="begin"/>
-            </w:r>
-            <w:r>
-              <w:rPr>
-                <w:noProof/>
-                <w:webHidden/>
-              </w:rPr>
-              <w:instrText xml:space="preserve"> PAGEREF _Toc464659002 \h </w:instrText>
-            </w:r>
-            <w:r>
-              <w:rPr>
-                <w:noProof/>
-                <w:webHidden/>
-              </w:rPr>
-            </w:r>
-            <w:r>
-              <w:rPr>
-                <w:noProof/>
-                <w:webHidden/>
-              </w:rPr>
-              <w:fldChar w:fldCharType="separate"/>
-            </w:r>
-            <w:r>
-              <w:rPr>
-                <w:noProof/>
-                <w:webHidden/>
-              </w:rPr>
-              <w:t>7</w:t>
-            </w:r>
-            <w:r>
-              <w:rPr>
-                <w:noProof/>
-                <w:webHidden/>
-              </w:rPr>
-              <w:fldChar w:fldCharType="end"/>
-            </w:r>
-          </w:hyperlink>
-        </w:p>
-        <w:p>
-          <w:pPr>
-            <w:pStyle w:val="TOC2"/>
-            <w:tabs>
-              <w:tab w:val="left" w:pos="660"/>
-              <w:tab w:val="right" w:leader="dot" w:pos="9016"/>
-            </w:tabs>
-            <w:rPr>
-              <w:noProof/>
-            </w:rPr>
-          </w:pPr>
-          <w:hyperlink w:anchor="_Toc464659003" w:history="1">
-            <w:r>
-              <w:rPr>
-                <w:rStyle w:val="Hyperlink"/>
-                <w:noProof/>
-                <w:lang w:val="en-US"/>
-              </w:rPr>
-              <w:t>c.</w:t>
-            </w:r>
-            <w:r>
-              <w:rPr>
-                <w:noProof/>
-              </w:rPr>
-              <w:tab/>
-            </w:r>
-            <w:r>
-              <w:rPr>
-                <w:rStyle w:val="Hyperlink"/>
-                <w:noProof/>
-                <w:lang w:val="en-US"/>
-              </w:rPr>
-              <w:t>Project and management</w:t>
-            </w:r>
-            <w:r>
-              <w:rPr>
-                <w:noProof/>
-                <w:webHidden/>
-              </w:rPr>
-              <w:tab/>
-            </w:r>
-            <w:r>
-              <w:rPr>
-                <w:noProof/>
-                <w:webHidden/>
-              </w:rPr>
-              <w:fldChar w:fldCharType="begin"/>
-            </w:r>
-            <w:r>
-              <w:rPr>
-                <w:noProof/>
-                <w:webHidden/>
-              </w:rPr>
-              <w:instrText xml:space="preserve"> PAGEREF _Toc464659003 \h </w:instrText>
+              <w:instrText xml:space="preserve"> PAGEREF _Toc466031583 \h </w:instrText>
             </w:r>
             <w:r>
               <w:rPr>
@@ -905,9 +841,10 @@
             </w:tabs>
             <w:rPr>
               <w:noProof/>
+              <w:lang w:eastAsia="en-GB"/>
             </w:rPr>
           </w:pPr>
-          <w:hyperlink w:anchor="_Toc464659004" w:history="1">
+          <w:hyperlink w:anchor="_Toc466031584" w:history="1">
             <w:r>
               <w:rPr>
                 <w:rStyle w:val="Hyperlink"/>
@@ -919,6 +856,7 @@
             <w:r>
               <w:rPr>
                 <w:noProof/>
+                <w:lang w:eastAsia="en-GB"/>
               </w:rPr>
               <w:tab/>
             </w:r>
@@ -928,6 +866,92 @@
                 <w:noProof/>
                 <w:lang w:val="en-US"/>
               </w:rPr>
+              <w:t>Project and management</w:t>
+            </w:r>
+            <w:r>
+              <w:rPr>
+                <w:noProof/>
+                <w:webHidden/>
+              </w:rPr>
+              <w:tab/>
+            </w:r>
+            <w:r>
+              <w:rPr>
+                <w:noProof/>
+                <w:webHidden/>
+              </w:rPr>
+              <w:fldChar w:fldCharType="begin"/>
+            </w:r>
+            <w:r>
+              <w:rPr>
+                <w:noProof/>
+                <w:webHidden/>
+              </w:rPr>
+              <w:instrText xml:space="preserve"> PAGEREF _Toc466031584 \h </w:instrText>
+            </w:r>
+            <w:r>
+              <w:rPr>
+                <w:noProof/>
+                <w:webHidden/>
+              </w:rPr>
+            </w:r>
+            <w:r>
+              <w:rPr>
+                <w:noProof/>
+                <w:webHidden/>
+              </w:rPr>
+              <w:fldChar w:fldCharType="separate"/>
+            </w:r>
+            <w:r>
+              <w:rPr>
+                <w:noProof/>
+                <w:webHidden/>
+              </w:rPr>
+              <w:t>8</w:t>
+            </w:r>
+            <w:r>
+              <w:rPr>
+                <w:noProof/>
+                <w:webHidden/>
+              </w:rPr>
+              <w:fldChar w:fldCharType="end"/>
+            </w:r>
+          </w:hyperlink>
+        </w:p>
+        <w:p>
+          <w:pPr>
+            <w:pStyle w:val="TOC1"/>
+            <w:tabs>
+              <w:tab w:val="left" w:pos="440"/>
+              <w:tab w:val="right" w:leader="dot" w:pos="9016"/>
+            </w:tabs>
+            <w:rPr>
+              <w:noProof/>
+              <w:lang w:eastAsia="en-GB"/>
+            </w:rPr>
+          </w:pPr>
+          <w:hyperlink w:anchor="_Toc466031585" w:history="1">
+            <w:r>
+              <w:rPr>
+                <w:rStyle w:val="Hyperlink"/>
+                <w:noProof/>
+                <w:lang w:val="en-US"/>
+              </w:rPr>
+              <w:t>7.</w:t>
+            </w:r>
+            <w:r>
+              <w:rPr>
+                <w:noProof/>
+                <w:lang w:eastAsia="en-GB"/>
+              </w:rPr>
+              <w:tab/>
+            </w:r>
+            <w:r>
+              <w:rPr>
+                <w:rStyle w:val="Hyperlink"/>
+                <w:noProof/>
+                <w:lang w:val="en-US"/>
+              </w:rPr>
               <w:t>Next step</w:t>
             </w:r>
             <w:r>
@@ -949,7 +973,7 @@
                 <w:noProof/>
                 <w:webHidden/>
               </w:rPr>
-              <w:instrText xml:space="preserve"> PAGEREF _Toc464659004 \h </w:instrText>
+              <w:instrText xml:space="preserve"> PAGEREF _Toc466031585 \h </w:instrText>
             </w:r>
             <w:r>
               <w:rPr>
@@ -969,7 +993,7 @@
                 <w:noProof/>
                 <w:webHidden/>
               </w:rPr>
-              <w:t>7</w:t>
+              <w:t>8</w:t>
             </w:r>
             <w:r>
               <w:rPr>
@@ -1004,7 +1028,7 @@
           <w:lang w:val="en-US"/>
         </w:rPr>
       </w:pPr>
-      <w:bookmarkStart w:id="0" w:name="_Toc464658994"/>
+      <w:bookmarkStart w:id="0" w:name="_Toc466031575"/>
       <w:r>
         <w:rPr>
           <w:lang w:val="en-US"/>
@@ -1072,19 +1096,226 @@
         <w:t>be added more easily.</w:t>
       </w:r>
     </w:p>
-    <w:p>
-      <w:pPr>
-        <w:autoSpaceDE w:val="0"/>
-        <w:autoSpaceDN w:val="0"/>
-        <w:adjustRightInd w:val="0"/>
-        <w:spacing w:after="0" w:line="240" w:lineRule="auto"/>
-        <w:rPr>
-          <w:rFonts w:ascii="NimbusRomNo9L-Regu" w:hAnsi="NimbusRomNo9L-Regu" w:cs="NimbusRomNo9L-Regu"/>
-          <w:sz w:val="20"/>
-          <w:szCs w:val="20"/>
-        </w:rPr>
-      </w:pPr>
-    </w:p>
+    <w:p/>
+    <w:p>
+      <w:r>
+        <w:lastRenderedPageBreak/>
+        <w:t xml:space="preserve">This document describes how the implementations is </w:t>
+      </w:r>
+      <w:proofErr w:type="spellStart"/>
+      <w:r>
+        <w:t>splitted</w:t>
+      </w:r>
+      <w:proofErr w:type="spellEnd"/>
+      <w:r>
+        <w:t xml:space="preserve"> and the goals of each sub project:</w:t>
+      </w:r>
+    </w:p>
+    <w:p>
+      <w:pPr>
+        <w:pStyle w:val="ListParagraph"/>
+        <w:numPr>
+          <w:ilvl w:val="0"/>
+          <w:numId w:val="5"/>
+        </w:numPr>
+        <w:rPr>
+          <w:lang w:val="en-US"/>
+        </w:rPr>
+      </w:pPr>
+      <w:proofErr w:type="spellStart"/>
+      <w:r>
+        <w:rPr>
+          <w:lang w:val="en-US"/>
+        </w:rPr>
+        <w:t>ContributionsGenerators</w:t>
+      </w:r>
+      <w:proofErr w:type="spellEnd"/>
+      <w:r>
+        <w:rPr>
+          <w:lang w:val="en-US"/>
+        </w:rPr>
+        <w:t xml:space="preserve"> (part 4.)</w:t>
+      </w:r>
+    </w:p>
+    <w:p>
+      <w:pPr>
+        <w:pStyle w:val="ListParagraph"/>
+        <w:numPr>
+          <w:ilvl w:val="0"/>
+          <w:numId w:val="5"/>
+        </w:numPr>
+        <w:rPr>
+          <w:lang w:val="en-US"/>
+        </w:rPr>
+      </w:pPr>
+      <w:proofErr w:type="spellStart"/>
+      <w:r>
+        <w:rPr>
+          <w:lang w:val="en-US"/>
+        </w:rPr>
+        <w:t>LGCAdjustableObjects</w:t>
+      </w:r>
+      <w:proofErr w:type="spellEnd"/>
+      <w:r>
+        <w:rPr>
+          <w:lang w:val="en-US"/>
+        </w:rPr>
+        <w:t xml:space="preserve"> (part 2.)</w:t>
+      </w:r>
+    </w:p>
+    <w:p>
+      <w:pPr>
+        <w:pStyle w:val="ListParagraph"/>
+        <w:numPr>
+          <w:ilvl w:val="0"/>
+          <w:numId w:val="5"/>
+        </w:numPr>
+        <w:rPr>
+          <w:lang w:val="en-US"/>
+        </w:rPr>
+      </w:pPr>
+      <w:proofErr w:type="spellStart"/>
+      <w:r>
+        <w:rPr>
+          <w:lang w:val="en-US"/>
+        </w:rPr>
+        <w:t>LGCObjectsWritter</w:t>
+      </w:r>
+      <w:proofErr w:type="spellEnd"/>
+      <w:r>
+        <w:rPr>
+          <w:lang w:val="en-US"/>
+        </w:rPr>
+        <w:t xml:space="preserve"> (part 5.)</w:t>
+      </w:r>
+    </w:p>
+    <w:p>
+      <w:pPr>
+        <w:pStyle w:val="ListParagraph"/>
+        <w:numPr>
+          <w:ilvl w:val="0"/>
+          <w:numId w:val="5"/>
+        </w:numPr>
+        <w:rPr>
+          <w:lang w:val="en-US"/>
+        </w:rPr>
+      </w:pPr>
+      <w:proofErr w:type="spellStart"/>
+      <w:r>
+        <w:rPr>
+          <w:lang w:val="en-US"/>
+        </w:rPr>
+        <w:t>LGCProjectData</w:t>
+      </w:r>
+      <w:proofErr w:type="spellEnd"/>
+    </w:p>
+    <w:p>
+      <w:pPr>
+        <w:pStyle w:val="ListParagraph"/>
+        <w:numPr>
+          <w:ilvl w:val="0"/>
+          <w:numId w:val="5"/>
+        </w:numPr>
+        <w:rPr>
+          <w:lang w:val="en-US"/>
+        </w:rPr>
+      </w:pPr>
+      <w:proofErr w:type="spellStart"/>
+      <w:r>
+        <w:rPr>
+          <w:lang w:val="en-US"/>
+        </w:rPr>
+        <w:t>LocalTransformations</w:t>
+      </w:r>
+      <w:proofErr w:type="spellEnd"/>
+      <w:r>
+        <w:rPr>
+          <w:lang w:val="en-US"/>
+        </w:rPr>
+        <w:t xml:space="preserve"> (part 4.  Use in the Contributions Generators)</w:t>
+      </w:r>
+    </w:p>
+    <w:p>
+      <w:pPr>
+        <w:pStyle w:val="ListParagraph"/>
+        <w:numPr>
+          <w:ilvl w:val="0"/>
+          <w:numId w:val="5"/>
+        </w:numPr>
+        <w:rPr>
+          <w:lang w:val="en-US"/>
+        </w:rPr>
+      </w:pPr>
+      <w:proofErr w:type="spellStart"/>
+      <w:r>
+        <w:rPr>
+          <w:lang w:val="en-US"/>
+        </w:rPr>
+        <w:t>LSCalculation</w:t>
+      </w:r>
+      <w:proofErr w:type="spellEnd"/>
+      <w:r>
+        <w:rPr>
+          <w:lang w:val="en-US"/>
+        </w:rPr>
+        <w:t xml:space="preserve"> (part 4.)</w:t>
+      </w:r>
+    </w:p>
+    <w:p>
+      <w:pPr>
+        <w:pStyle w:val="ListParagraph"/>
+        <w:numPr>
+          <w:ilvl w:val="0"/>
+          <w:numId w:val="5"/>
+        </w:numPr>
+        <w:rPr>
+          <w:lang w:val="en-US"/>
+        </w:rPr>
+      </w:pPr>
+      <w:r>
+        <w:rPr>
+          <w:lang w:val="en-US"/>
+        </w:rPr>
+        <w:t>Measurements (part 2.)</w:t>
+      </w:r>
+    </w:p>
+    <w:p>
+      <w:pPr>
+        <w:pStyle w:val="ListParagraph"/>
+        <w:numPr>
+          <w:ilvl w:val="0"/>
+          <w:numId w:val="5"/>
+        </w:numPr>
+        <w:rPr>
+          <w:lang w:val="en-US"/>
+        </w:rPr>
+      </w:pPr>
+      <w:r>
+        <w:rPr>
+          <w:lang w:val="en-US"/>
+        </w:rPr>
+        <w:t>Readers (part 5.)</w:t>
+      </w:r>
+    </w:p>
+    <w:p>
+      <w:pPr>
+        <w:pStyle w:val="ListParagraph"/>
+        <w:numPr>
+          <w:ilvl w:val="0"/>
+          <w:numId w:val="5"/>
+        </w:numPr>
+        <w:rPr>
+          <w:lang w:val="en-US"/>
+        </w:rPr>
+      </w:pPr>
+      <w:r>
+        <w:rPr>
+          <w:lang w:val="en-US"/>
+        </w:rPr>
+        <w:t>Writers (part 5.)</w:t>
+      </w:r>
+    </w:p>
+    <w:p/>
     <w:p>
       <w:pPr>
         <w:pStyle w:val="Heading1"/>
@@ -1092,13 +1323,794 @@
           <w:ilvl w:val="0"/>
           <w:numId w:val="6"/>
         </w:numPr>
-      </w:pPr>
-      <w:bookmarkStart w:id="1" w:name="_Toc464658995"/>
-      <w:r>
+        <w:rPr>
+          <w:lang w:val="en-US"/>
+        </w:rPr>
+      </w:pPr>
+      <w:bookmarkStart w:id="1" w:name="_Toc466031576"/>
+      <w:r>
+        <w:rPr>
+          <w:lang w:val="en-US"/>
+        </w:rPr>
+        <w:t>Readers and writers</w:t>
+      </w:r>
+      <w:bookmarkEnd w:id="1"/>
+    </w:p>
+    <w:p>
+      <w:pPr>
+        <w:rPr>
+          <w:lang w:val="en-US"/>
+        </w:rPr>
+      </w:pPr>
+    </w:p>
+    <w:p>
+      <w:pPr>
+        <w:rPr>
+          <w:lang w:val="en-US"/>
+        </w:rPr>
+      </w:pPr>
+      <w:r>
+        <w:rPr>
+          <w:lang w:val="en-US"/>
+        </w:rPr>
+        <w:t>Readers and writers are the link between the user and the software (calculation)</w:t>
+      </w:r>
+    </w:p>
+    <w:p>
+      <w:pPr>
+        <w:pStyle w:val="Heading2"/>
+        <w:numPr>
+          <w:ilvl w:val="0"/>
+          <w:numId w:val="8"/>
+        </w:numPr>
+        <w:rPr>
+          <w:lang w:val="en-US"/>
+        </w:rPr>
+      </w:pPr>
+      <w:bookmarkStart w:id="2" w:name="_Toc466031577"/>
+      <w:r>
+        <w:rPr>
+          <w:lang w:val="en-US"/>
+        </w:rPr>
+        <w:t>Readers</w:t>
+      </w:r>
+      <w:bookmarkEnd w:id="2"/>
+    </w:p>
+    <w:p>
+      <w:pPr>
+        <w:rPr>
+          <w:lang w:val="en-US"/>
+        </w:rPr>
+      </w:pPr>
+    </w:p>
+    <w:p>
+      <w:pPr>
+        <w:rPr>
+          <w:lang w:val="en-US"/>
+        </w:rPr>
+      </w:pPr>
+      <w:r>
+        <w:rPr>
+          <w:lang w:val="en-US"/>
+        </w:rPr>
+        <w:t xml:space="preserve">The main reader class is </w:t>
+      </w:r>
+      <w:proofErr w:type="spellStart"/>
+      <w:r>
+        <w:rPr>
+          <w:i/>
+          <w:lang w:val="en-US"/>
+        </w:rPr>
+        <w:t>TReader</w:t>
+      </w:r>
+      <w:proofErr w:type="spellEnd"/>
+      <w:r>
+        <w:rPr>
+          <w:lang w:val="en-US"/>
+        </w:rPr>
+        <w:t>. It manage the reading (</w:t>
+      </w:r>
+      <w:r>
+        <w:rPr>
+          <w:lang w:val="en"/>
+        </w:rPr>
+        <w:t>read</w:t>
+      </w:r>
+      <w:r>
+        <w:rPr>
+          <w:lang w:val="en"/>
+        </w:rPr>
+        <w:t xml:space="preserve"> the file line by line</w:t>
+      </w:r>
+      <w:r>
+        <w:rPr>
+          <w:lang w:val="en-US"/>
+        </w:rPr>
+        <w:t xml:space="preserve">). For that it use </w:t>
+      </w:r>
+      <w:proofErr w:type="spellStart"/>
+      <w:r>
+        <w:rPr>
+          <w:i/>
+          <w:lang w:val="en-US"/>
+        </w:rPr>
+        <w:t>ReaderBase</w:t>
+      </w:r>
+      <w:proofErr w:type="spellEnd"/>
+      <w:r>
+        <w:rPr>
+          <w:lang w:val="en-US"/>
+        </w:rPr>
+        <w:t xml:space="preserve"> to work on the stream (tokenize line, find comments and keywords…) and c</w:t>
+      </w:r>
+      <w:r>
+        <w:rPr>
+          <w:lang w:val="en-US"/>
+        </w:rPr>
+        <w:t>all</w:t>
+      </w:r>
+      <w:r>
+        <w:rPr>
+          <w:lang w:val="en-US"/>
+        </w:rPr>
+        <w:t>s</w:t>
+      </w:r>
+      <w:r>
+        <w:rPr>
+          <w:lang w:val="en-US"/>
+        </w:rPr>
+        <w:t xml:space="preserve"> the specified parser depending on the keyword use to create the well object</w:t>
+      </w:r>
+      <w:r>
+        <w:rPr>
+          <w:lang w:val="en-US"/>
+        </w:rPr>
+        <w:t>. The parsers are implemented in:</w:t>
+      </w:r>
+    </w:p>
+    <w:p>
+      <w:pPr>
+        <w:pStyle w:val="ListParagraph"/>
+        <w:numPr>
+          <w:ilvl w:val="0"/>
+          <w:numId w:val="5"/>
+        </w:numPr>
+        <w:rPr>
+          <w:lang w:val="en-US"/>
+        </w:rPr>
+      </w:pPr>
+      <w:r>
+        <w:rPr>
+          <w:lang w:val="en-US"/>
+        </w:rPr>
+        <w:t xml:space="preserve"> </w:t>
+      </w:r>
+      <w:proofErr w:type="spellStart"/>
+      <w:r>
+        <w:rPr>
+          <w:i/>
+          <w:lang w:val="en-US"/>
+        </w:rPr>
+        <w:t>AdjObjectsReader</w:t>
+      </w:r>
+      <w:proofErr w:type="spellEnd"/>
+      <w:r>
+        <w:rPr>
+          <w:lang w:val="en-US"/>
+        </w:rPr>
+        <w:t xml:space="preserve"> (points, frames)</w:t>
+      </w:r>
+    </w:p>
+    <w:p>
+      <w:pPr>
+        <w:pStyle w:val="ListParagraph"/>
+        <w:numPr>
+          <w:ilvl w:val="0"/>
+          <w:numId w:val="5"/>
+        </w:numPr>
+        <w:rPr>
+          <w:lang w:val="en-US"/>
+        </w:rPr>
+      </w:pPr>
+      <w:proofErr w:type="spellStart"/>
+      <w:r>
+        <w:rPr>
+          <w:i/>
+          <w:lang w:val="en-US"/>
+        </w:rPr>
+        <w:t>InstrumentReaders</w:t>
+      </w:r>
+      <w:proofErr w:type="spellEnd"/>
+      <w:r>
+        <w:rPr>
+          <w:lang w:val="en-US"/>
+        </w:rPr>
+        <w:t xml:space="preserve"> (instruments definition)</w:t>
+      </w:r>
+    </w:p>
+    <w:p>
+      <w:pPr>
+        <w:pStyle w:val="ListParagraph"/>
+        <w:numPr>
+          <w:ilvl w:val="0"/>
+          <w:numId w:val="5"/>
+        </w:numPr>
+        <w:rPr>
+          <w:lang w:val="en-US"/>
+        </w:rPr>
+      </w:pPr>
+      <w:proofErr w:type="spellStart"/>
+      <w:r>
+        <w:rPr>
+          <w:i/>
+          <w:lang w:val="en-US"/>
+        </w:rPr>
+        <w:t>OptionReader</w:t>
+      </w:r>
+      <w:proofErr w:type="spellEnd"/>
+      <w:r>
+        <w:rPr>
+          <w:lang w:val="en-US"/>
+        </w:rPr>
+        <w:t xml:space="preserve"> (all calculation and output options)</w:t>
+      </w:r>
+    </w:p>
+    <w:p>
+      <w:pPr>
+        <w:pStyle w:val="ListParagraph"/>
+        <w:numPr>
+          <w:ilvl w:val="0"/>
+          <w:numId w:val="5"/>
+        </w:numPr>
+        <w:rPr>
+          <w:lang w:val="en-US"/>
+        </w:rPr>
+      </w:pPr>
+      <w:proofErr w:type="spellStart"/>
+      <w:r>
+        <w:rPr>
+          <w:i/>
+          <w:lang w:val="en-US"/>
+        </w:rPr>
+        <w:t>MeasurementReaders</w:t>
+      </w:r>
+      <w:proofErr w:type="spellEnd"/>
+      <w:r>
+        <w:rPr>
+          <w:lang w:val="en-US"/>
+        </w:rPr>
+        <w:t xml:space="preserve"> and </w:t>
+      </w:r>
+      <w:r>
+        <w:rPr>
+          <w:i/>
+          <w:lang w:val="en-US"/>
+        </w:rPr>
+        <w:t>MeasurementsReaders_lgc1</w:t>
+      </w:r>
+      <w:r>
+        <w:rPr>
+          <w:lang w:val="en-US"/>
+        </w:rPr>
+        <w:t xml:space="preserve"> for the observation definition.</w:t>
+      </w:r>
+    </w:p>
+    <w:p>
+      <w:pPr>
+        <w:rPr>
+          <w:lang w:val="en-US"/>
+        </w:rPr>
+      </w:pPr>
+    </w:p>
+    <w:p>
+      <w:pPr>
+        <w:rPr>
+          <w:lang w:val="en-US"/>
+        </w:rPr>
+      </w:pPr>
+      <w:r>
+        <w:rPr>
+          <w:lang w:val="en-US"/>
+        </w:rPr>
+        <w:t>LGC v2 must read old input file. Two readers have been developed. One for the lgc v2 format (</w:t>
+      </w:r>
+      <w:hyperlink r:id="rId8" w:history="1">
+        <w:r>
+          <w:rPr>
+            <w:rStyle w:val="Hyperlink"/>
+            <w:lang w:val="en-US"/>
+          </w:rPr>
+          <w:t>https://wikis.web.cern.ch/wikis/display/SUS/LGC2+User+Guide</w:t>
+        </w:r>
+      </w:hyperlink>
+      <w:r>
+        <w:rPr>
+          <w:lang w:val="en-US"/>
+        </w:rPr>
+        <w:t xml:space="preserve"> ) and the other for the version 1 format (</w:t>
+      </w:r>
+      <w:hyperlink r:id="rId9" w:history="1">
+        <w:r>
+          <w:rPr>
+            <w:rStyle w:val="Hyperlink"/>
+            <w:lang w:val="en-US"/>
+          </w:rPr>
+          <w:t>https://wikis.web.cern.ch/wikis/display/SUS/LGC+Guide+d+Utilisation</w:t>
+        </w:r>
+      </w:hyperlink>
+      <w:r>
+        <w:rPr>
+          <w:lang w:val="en-US"/>
+        </w:rPr>
+        <w:t xml:space="preserve"> ).</w:t>
+      </w:r>
+      <w:r>
+        <w:rPr>
+          <w:lang w:val="en-US"/>
+        </w:rPr>
+        <w:t xml:space="preserve"> </w:t>
+      </w:r>
+      <w:r>
+        <w:rPr>
+          <w:lang w:val="en"/>
+        </w:rPr>
+        <w:t xml:space="preserve">Some key are identical between the two versions (in </w:t>
+      </w:r>
+      <w:proofErr w:type="spellStart"/>
+      <w:r>
+        <w:rPr>
+          <w:i/>
+          <w:lang w:val="en"/>
+        </w:rPr>
+        <w:t>OptionReader</w:t>
+      </w:r>
+      <w:proofErr w:type="spellEnd"/>
+      <w:r>
+        <w:rPr>
+          <w:lang w:val="en"/>
+        </w:rPr>
+        <w:t xml:space="preserve">, </w:t>
+      </w:r>
+      <w:proofErr w:type="spellStart"/>
+      <w:r>
+        <w:rPr>
+          <w:i/>
+          <w:lang w:val="en"/>
+        </w:rPr>
+        <w:t>ReaderBase</w:t>
+      </w:r>
+      <w:proofErr w:type="spellEnd"/>
+      <w:r>
+        <w:rPr>
+          <w:lang w:val="en"/>
+        </w:rPr>
+        <w:t>), and other are different (</w:t>
+      </w:r>
+      <w:proofErr w:type="spellStart"/>
+      <w:r>
+        <w:rPr>
+          <w:i/>
+          <w:lang w:val="en"/>
+        </w:rPr>
+        <w:t>InstrumentReader</w:t>
+      </w:r>
+      <w:proofErr w:type="spellEnd"/>
+      <w:r>
+        <w:rPr>
+          <w:lang w:val="en"/>
+        </w:rPr>
+        <w:t xml:space="preserve"> and </w:t>
+      </w:r>
+      <w:proofErr w:type="spellStart"/>
+      <w:r>
+        <w:rPr>
+          <w:i/>
+          <w:lang w:val="en"/>
+        </w:rPr>
+        <w:t>MeasurementReader</w:t>
+      </w:r>
+      <w:proofErr w:type="spellEnd"/>
+      <w:r>
+        <w:rPr>
+          <w:lang w:val="en"/>
+        </w:rPr>
+        <w:t xml:space="preserve"> for v2, </w:t>
+      </w:r>
+      <w:r>
+        <w:rPr>
+          <w:i/>
+          <w:lang w:val="en"/>
+        </w:rPr>
+        <w:t>MeasurementReader</w:t>
+      </w:r>
+      <w:r>
+        <w:rPr>
+          <w:lang w:val="en"/>
+        </w:rPr>
+        <w:t>_lgc1 for the version1). At the end of the reading, the data are created (Points, instruments, ROM, and measurements are created/ instantiated).</w:t>
+      </w:r>
+    </w:p>
+    <w:p>
+      <w:pPr>
+        <w:rPr>
+          <w:lang w:val="en"/>
+        </w:rPr>
+      </w:pPr>
+      <w:r>
+        <w:rPr>
+          <w:lang w:val="en"/>
+        </w:rPr>
+        <w:t>Figure 4 represent the class diagram of the reader part for the lgc v2 format.</w:t>
+      </w:r>
+    </w:p>
+    <w:p>
+      <w:pPr>
+        <w:rPr>
+          <w:lang w:val="en"/>
+        </w:rPr>
+      </w:pPr>
+    </w:p>
+    <w:p>
+      <w:pPr>
+        <w:rPr>
+          <w:noProof/>
+          <w:lang w:eastAsia="en-GB"/>
+        </w:rPr>
+      </w:pPr>
+    </w:p>
+    <w:p>
+      <w:pPr>
+        <w:pStyle w:val="Caption"/>
+        <w:rPr>
+          <w:lang w:val="en"/>
+        </w:rPr>
+      </w:pPr>
+      <w:r>
+        <w:rPr>
+          <w:noProof/>
+          <w:lang w:eastAsia="en-GB"/>
+        </w:rPr>
         <w:lastRenderedPageBreak/>
+        <w:drawing>
+          <wp:inline distT="0" distB="0" distL="0" distR="0" wp14:anchorId="792B1EFD" wp14:editId="0650D489">
+            <wp:extent cx="9686301" cy="2324033"/>
+            <wp:effectExtent l="4762" t="0" r="0" b="0"/>
+            <wp:docPr id="8" name="Picture 8"/>
+            <wp:cNvGraphicFramePr>
+              <a:graphicFrameLocks xmlns:a="http://schemas.openxmlformats.org/drawingml/2006/main" noChangeAspect="1"/>
+            </wp:cNvGraphicFramePr>
+            <a:graphic xmlns:a="http://schemas.openxmlformats.org/drawingml/2006/main">
+              <a:graphicData uri="http://schemas.openxmlformats.org/drawingml/2006/picture">
+                <pic:pic xmlns:pic="http://schemas.openxmlformats.org/drawingml/2006/picture">
+                  <pic:nvPicPr>
+                    <pic:cNvPr id="8" name="Reader.png"/>
+                    <pic:cNvPicPr/>
+                  </pic:nvPicPr>
+                  <pic:blipFill rotWithShape="1">
+                    <a:blip r:embed="rId10" cstate="print">
+                      <a:extLst>
+                        <a:ext uri="{28A0092B-C50C-407E-A947-70E740481C1C}">
+                          <a14:useLocalDpi xmlns:a14="http://schemas.microsoft.com/office/drawing/2010/main" val="0"/>
+                        </a:ext>
+                      </a:extLst>
+                    </a:blip>
+                    <a:srcRect l="4654" t="1916" r="454" b="32449"/>
+                    <a:stretch/>
+                  </pic:blipFill>
+                  <pic:spPr bwMode="auto">
+                    <a:xfrm rot="16200000">
+                      <a:off x="0" y="0"/>
+                      <a:ext cx="9686301" cy="2324033"/>
+                    </a:xfrm>
+                    <a:prstGeom prst="rect">
+                      <a:avLst/>
+                    </a:prstGeom>
+                    <a:ln>
+                      <a:noFill/>
+                    </a:ln>
+                    <a:extLst>
+                      <a:ext uri="{53640926-AAD7-44D8-BBD7-CCE9431645EC}">
+                        <a14:shadowObscured xmlns:a14="http://schemas.microsoft.com/office/drawing/2010/main"/>
+                      </a:ext>
+                    </a:extLst>
+                  </pic:spPr>
+                </pic:pic>
+              </a:graphicData>
+            </a:graphic>
+          </wp:inline>
+        </w:drawing>
+      </w:r>
+      <w:r>
+        <w:t xml:space="preserve"> </w:t>
+      </w:r>
+      <w:r>
+        <w:t xml:space="preserve">Figure </w:t>
+      </w:r>
+      <w:r>
+        <w:fldChar w:fldCharType="begin"/>
+      </w:r>
+      <w:r>
+        <w:instrText xml:space="preserve"> SEQ Figure \* ARABIC </w:instrText>
+      </w:r>
+      <w:r>
+        <w:fldChar w:fldCharType="separate"/>
+      </w:r>
+      <w:r>
+        <w:rPr>
+          <w:noProof/>
+        </w:rPr>
+        <w:t>4</w:t>
+      </w:r>
+      <w:r>
+        <w:rPr>
+          <w:noProof/>
+        </w:rPr>
+        <w:fldChar w:fldCharType="end"/>
+      </w:r>
+      <w:r>
+        <w:t>: reader class diagram</w:t>
+      </w:r>
+    </w:p>
+    <w:p>
+      <w:pPr>
+        <w:keepNext/>
+      </w:pPr>
+    </w:p>
+    <w:p>
+      <w:pPr>
+        <w:pStyle w:val="Heading2"/>
+        <w:numPr>
+          <w:ilvl w:val="0"/>
+          <w:numId w:val="8"/>
+        </w:numPr>
+        <w:rPr>
+          <w:lang w:val="en-US"/>
+        </w:rPr>
+      </w:pPr>
+      <w:bookmarkStart w:id="3" w:name="_Toc466031578"/>
+      <w:r>
+        <w:rPr>
+          <w:lang w:val="en-US"/>
+        </w:rPr>
+        <w:t xml:space="preserve">Writers and </w:t>
+      </w:r>
+      <w:proofErr w:type="spellStart"/>
+      <w:r>
+        <w:rPr>
+          <w:lang w:val="en-US"/>
+        </w:rPr>
+        <w:t>LGCObjectWriters</w:t>
+      </w:r>
+      <w:bookmarkEnd w:id="3"/>
+      <w:proofErr w:type="spellEnd"/>
+    </w:p>
+    <w:p>
+      <w:pPr>
+        <w:rPr>
+          <w:lang w:val="en-US"/>
+        </w:rPr>
+      </w:pPr>
+    </w:p>
+    <w:p>
+      <w:pPr>
+        <w:rPr>
+          <w:lang w:val="en-US"/>
+        </w:rPr>
+      </w:pPr>
+      <w:r>
+        <w:rPr>
+          <w:lang w:val="en-US"/>
+        </w:rPr>
+        <w:t>Writers allow to write the results in formatted text files.</w:t>
+      </w:r>
+    </w:p>
+    <w:p>
+      <w:pPr>
+        <w:rPr>
+          <w:lang w:val="en-US"/>
+        </w:rPr>
+      </w:pPr>
+      <w:r>
+        <w:rPr>
+          <w:lang w:val="en-US"/>
+        </w:rPr>
+        <w:t xml:space="preserve">Two types of writers are implemented: one </w:t>
+      </w:r>
+      <w:r>
+        <w:rPr>
+          <w:lang w:val="en-US"/>
+        </w:rPr>
+        <w:t>to write specific formatted output files (</w:t>
+      </w:r>
+      <w:proofErr w:type="spellStart"/>
+      <w:r>
+        <w:rPr>
+          <w:i/>
+          <w:lang w:val="en-US"/>
+        </w:rPr>
+        <w:t>TxxxFileWritter</w:t>
+      </w:r>
+      <w:proofErr w:type="spellEnd"/>
+      <w:r>
+        <w:rPr>
+          <w:lang w:val="en-US"/>
+        </w:rPr>
+        <w:t xml:space="preserve">) and </w:t>
+      </w:r>
+      <w:r>
+        <w:rPr>
+          <w:lang w:val="en-US"/>
+        </w:rPr>
+        <w:t xml:space="preserve">the others to write specific parts of the file corresponding to </w:t>
+      </w:r>
+      <w:r>
+        <w:rPr>
+          <w:lang w:val="en-US"/>
+        </w:rPr>
+        <w:t xml:space="preserve">the </w:t>
+      </w:r>
+      <w:proofErr w:type="spellStart"/>
+      <w:r>
+        <w:rPr>
+          <w:lang w:val="en-US"/>
+        </w:rPr>
+        <w:t>LGCObject</w:t>
+      </w:r>
+      <w:proofErr w:type="spellEnd"/>
+      <w:r>
+        <w:rPr>
+          <w:lang w:val="en-US"/>
+        </w:rPr>
+        <w:t xml:space="preserve"> (in </w:t>
+      </w:r>
+      <w:proofErr w:type="spellStart"/>
+      <w:r>
+        <w:rPr>
+          <w:lang w:val="en-US"/>
+        </w:rPr>
+        <w:t>LGCObjestWriters</w:t>
+      </w:r>
+      <w:proofErr w:type="spellEnd"/>
+      <w:r>
+        <w:rPr>
+          <w:lang w:val="en-US"/>
+        </w:rPr>
+        <w:t xml:space="preserve"> project)</w:t>
+      </w:r>
+      <w:r>
+        <w:rPr>
+          <w:lang w:val="en-US"/>
+        </w:rPr>
+        <w:t xml:space="preserve">, </w:t>
+      </w:r>
+      <w:r>
+        <w:rPr>
+          <w:lang w:val="en-US"/>
+        </w:rPr>
+        <w:t>i.e.</w:t>
+      </w:r>
+      <w:r>
+        <w:rPr>
+          <w:lang w:val="en-US"/>
+        </w:rPr>
+        <w:t xml:space="preserve"> the measurements and the frames. Each measurements have a formatted output to fill a part in output files.</w:t>
+      </w:r>
+    </w:p>
+    <w:p>
+      <w:pPr>
+        <w:rPr>
+          <w:lang w:val="en-US"/>
+        </w:rPr>
+      </w:pPr>
+    </w:p>
+    <w:p>
+      <w:pPr>
+        <w:rPr>
+          <w:lang w:val="en-US"/>
+        </w:rPr>
+      </w:pPr>
+      <w:r>
+        <w:rPr>
+          <w:lang w:val="en-US"/>
+        </w:rPr>
+        <w:t xml:space="preserve">The main thing to know to understand how the data are written is that all LGC data are containing in a tree (hierarchy of frame in the input file). So each frame (node of the tree) has measurements, points… and all information of the data have a meaning in the frame. Its why all information are written/ managed by the </w:t>
+      </w:r>
+      <w:proofErr w:type="spellStart"/>
+      <w:r>
+        <w:rPr>
+          <w:i/>
+          <w:lang w:val="en-US"/>
+        </w:rPr>
+        <w:t>TFRameWriter</w:t>
+      </w:r>
+      <w:proofErr w:type="spellEnd"/>
+      <w:r>
+        <w:rPr>
+          <w:i/>
+          <w:lang w:val="en-US"/>
+        </w:rPr>
+        <w:t xml:space="preserve"> (</w:t>
+      </w:r>
+      <w:r>
+        <w:rPr>
+          <w:lang w:val="en-US"/>
+        </w:rPr>
+        <w:t>in the function</w:t>
+      </w:r>
+      <w:r>
+        <w:rPr>
+          <w:i/>
+          <w:lang w:val="en-US"/>
+        </w:rPr>
+        <w:t xml:space="preserve"> </w:t>
+      </w:r>
+      <w:proofErr w:type="spellStart"/>
+      <w:proofErr w:type="gramStart"/>
+      <w:r>
+        <w:rPr>
+          <w:rFonts w:ascii="Consolas" w:hAnsi="Consolas" w:cs="Consolas"/>
+          <w:color w:val="000000"/>
+          <w:sz w:val="19"/>
+          <w:szCs w:val="19"/>
+          <w:highlight w:val="white"/>
+        </w:rPr>
+        <w:t>writeFRAMEAll</w:t>
+      </w:r>
+      <w:proofErr w:type="spellEnd"/>
+      <w:r>
+        <w:rPr>
+          <w:rFonts w:ascii="Consolas" w:hAnsi="Consolas" w:cs="Consolas"/>
+          <w:color w:val="000000"/>
+          <w:sz w:val="19"/>
+          <w:szCs w:val="19"/>
+        </w:rPr>
+        <w:t>(</w:t>
+      </w:r>
+      <w:proofErr w:type="gramEnd"/>
+      <w:r>
+        <w:rPr>
+          <w:rFonts w:ascii="Consolas" w:hAnsi="Consolas" w:cs="Consolas"/>
+          <w:color w:val="000000"/>
+          <w:sz w:val="19"/>
+          <w:szCs w:val="19"/>
+        </w:rPr>
+        <w:t xml:space="preserve">) </w:t>
+      </w:r>
+      <w:r>
+        <w:rPr>
+          <w:i/>
+          <w:lang w:val="en-US"/>
+        </w:rPr>
+        <w:t>).</w:t>
+      </w:r>
+    </w:p>
+    <w:p>
+      <w:pPr>
+        <w:autoSpaceDE w:val="0"/>
+        <w:autoSpaceDN w:val="0"/>
+        <w:adjustRightInd w:val="0"/>
+        <w:spacing w:after="0" w:line="240" w:lineRule="auto"/>
+        <w:rPr>
+          <w:rFonts w:ascii="NimbusRomNo9L-Regu" w:hAnsi="NimbusRomNo9L-Regu" w:cs="NimbusRomNo9L-Regu"/>
+          <w:sz w:val="20"/>
+          <w:szCs w:val="20"/>
+          <w:lang w:val="en-US"/>
+        </w:rPr>
+      </w:pPr>
+    </w:p>
+    <w:p>
+      <w:pPr>
+        <w:pStyle w:val="Heading1"/>
+        <w:numPr>
+          <w:ilvl w:val="0"/>
+          <w:numId w:val="6"/>
+        </w:numPr>
+      </w:pPr>
+      <w:bookmarkStart w:id="4" w:name="_Toc466031579"/>
+      <w:r>
         <w:t>Measurements and instruments</w:t>
       </w:r>
-      <w:bookmarkEnd w:id="1"/>
+      <w:bookmarkEnd w:id="4"/>
     </w:p>
     <w:p>
       <w:pPr>
@@ -1113,7 +2125,7 @@
           <w:szCs w:val="20"/>
         </w:rPr>
       </w:pPr>
-      <w:bookmarkStart w:id="2" w:name="_Toc464658996"/>
+      <w:bookmarkStart w:id="5" w:name="_Toc466031580"/>
       <w:r>
         <w:rPr>
           <w:lang w:val="en-US"/>
@@ -1126,7 +2138,7 @@
         </w:rPr>
         <w:t xml:space="preserve"> of the new measurements</w:t>
       </w:r>
-      <w:bookmarkEnd w:id="2"/>
+      <w:bookmarkEnd w:id="5"/>
     </w:p>
     <w:p>
       <w:pPr>
@@ -1152,12 +2164,7 @@
         <w:t xml:space="preserve"> in geodetic network, the BCAM. The new observations are UVD and UVEC. New use of polar instrument has also been implemented with PLR3D</w:t>
       </w:r>
       <w:r>
-        <w:t xml:space="preserve"> (unlevelled instrument</w:t>
-      </w:r>
-      <w:bookmarkStart w:id="3" w:name="_GoBack"/>
-      <w:bookmarkEnd w:id="3"/>
-      <w:r>
-        <w:t>)</w:t>
+        <w:t xml:space="preserve"> (unlevelled instrument)</w:t>
       </w:r>
       <w:r>
         <w:t xml:space="preserve"> measurements.</w:t>
@@ -1181,7 +2188,7 @@
       <w:r>
         <w:t xml:space="preserve"> and the user guide to know how use it (</w:t>
       </w:r>
-      <w:hyperlink r:id="rId8" w:history="1">
+      <w:hyperlink r:id="rId11" w:history="1">
         <w:r>
           <w:rPr>
             <w:rStyle w:val="Hyperlink"/>
@@ -1201,11 +2208,11 @@
           <w:numId w:val="7"/>
         </w:numPr>
       </w:pPr>
-      <w:bookmarkStart w:id="4" w:name="_Toc464658997"/>
+      <w:bookmarkStart w:id="6" w:name="_Toc466031581"/>
       <w:r>
         <w:t>New way to define a measurements</w:t>
       </w:r>
-      <w:bookmarkEnd w:id="4"/>
+      <w:bookmarkEnd w:id="6"/>
     </w:p>
     <w:p>
       <w:r>
@@ -1232,6 +2239,7 @@
           <w:noProof/>
           <w:lang w:eastAsia="en-GB"/>
         </w:rPr>
+        <w:lastRenderedPageBreak/>
         <w:drawing>
           <wp:inline distT="0" distB="0" distL="0" distR="0" wp14:anchorId="7E062D52" wp14:editId="4E059F2C">
             <wp:extent cx="5553075" cy="3400425"/>
@@ -1248,7 +2256,7 @@
                     <pic:cNvPicPr/>
                   </pic:nvPicPr>
                   <pic:blipFill rotWithShape="1">
-                    <a:blip r:embed="rId9" cstate="print">
+                    <a:blip r:embed="rId12" cstate="print">
                       <a:extLst>
                         <a:ext uri="{28A0092B-C50C-407E-A947-70E740481C1C}">
                           <a14:useLocalDpi xmlns:a14="http://schemas.microsoft.com/office/drawing/2010/main" val="0"/>
@@ -1290,14 +2298,27 @@
       <w:r>
         <w:t xml:space="preserve">Figure </w:t>
       </w:r>
-      <w:fldSimple w:instr=" SEQ Figure \* ARABIC ">
-        <w:r>
-          <w:rPr>
-            <w:noProof/>
-          </w:rPr>
-          <w:t>1</w:t>
-        </w:r>
-      </w:fldSimple>
+      <w:r>
+        <w:fldChar w:fldCharType="begin"/>
+      </w:r>
+      <w:r>
+        <w:instrText xml:space="preserve"> SEQ Figure \* ARABIC </w:instrText>
+      </w:r>
+      <w:r>
+        <w:fldChar w:fldCharType="separate"/>
+      </w:r>
+      <w:r>
+        <w:rPr>
+          <w:noProof/>
+        </w:rPr>
+        <w:t>1</w:t>
+      </w:r>
+      <w:r>
+        <w:rPr>
+          <w:noProof/>
+        </w:rPr>
+        <w:fldChar w:fldCharType="end"/>
+      </w:r>
       <w:r>
         <w:t>: Instrument class diagram</w:t>
       </w:r>
@@ -1335,7 +2356,7 @@
       <w:r>
         <w:t xml:space="preserve">(user guide: </w:t>
       </w:r>
-      <w:hyperlink r:id="rId10" w:history="1">
+      <w:hyperlink r:id="rId13" w:history="1">
         <w:r>
           <w:rPr>
             <w:rStyle w:val="Hyperlink"/>
@@ -1358,7 +2379,6 @@
         <w:jc w:val="both"/>
       </w:pPr>
       <w:r>
-        <w:lastRenderedPageBreak/>
         <w:t>The observation (in a red square below) is the value given by the instrument between usually two points (the point stationed by the instrument and the point stationed by the target, which one we want to measure).</w:t>
       </w:r>
     </w:p>
@@ -1448,6 +2468,7 @@
           <w:noProof/>
           <w:lang w:eastAsia="en-GB"/>
         </w:rPr>
+        <w:lastRenderedPageBreak/>
         <mc:AlternateContent>
           <mc:Choice Requires="wps">
             <w:drawing>
@@ -1856,7 +2877,7 @@
                     <pic:cNvPicPr/>
                   </pic:nvPicPr>
                   <pic:blipFill rotWithShape="1">
-                    <a:blip r:embed="rId11" cstate="print">
+                    <a:blip r:embed="rId14" cstate="print">
                       <a:extLst>
                         <a:ext uri="{28A0092B-C50C-407E-A947-70E740481C1C}">
                           <a14:useLocalDpi xmlns:a14="http://schemas.microsoft.com/office/drawing/2010/main" val="0"/>
@@ -1898,19 +2919,40 @@
       <w:r>
         <w:t xml:space="preserve">Figure </w:t>
       </w:r>
-      <w:fldSimple w:instr=" SEQ Figure \* ARABIC ">
-        <w:r>
-          <w:rPr>
-            <w:noProof/>
-          </w:rPr>
-          <w:t>2</w:t>
-        </w:r>
-      </w:fldSimple>
+      <w:r>
+        <w:fldChar w:fldCharType="begin"/>
+      </w:r>
+      <w:r>
+        <w:instrText xml:space="preserve"> SEQ Figure \* ARABIC </w:instrText>
+      </w:r>
+      <w:r>
+        <w:fldChar w:fldCharType="separate"/>
+      </w:r>
+      <w:r>
+        <w:rPr>
+          <w:noProof/>
+        </w:rPr>
+        <w:t>2</w:t>
+      </w:r>
+      <w:r>
+        <w:rPr>
+          <w:noProof/>
+        </w:rPr>
+        <w:fldChar w:fldCharType="end"/>
+      </w:r>
       <w:r>
         <w:t>: Observation class diagram</w:t>
       </w:r>
     </w:p>
-    <w:p/>
+    <w:p>
+      <w:bookmarkStart w:id="7" w:name="_GoBack"/>
+      <w:bookmarkEnd w:id="7"/>
+    </w:p>
+    <w:p>
+      <w:r>
+        <w:t xml:space="preserve">This part represent </w:t>
+      </w:r>
+    </w:p>
     <w:p>
       <w:pPr>
         <w:pStyle w:val="Heading1"/>
@@ -1919,11 +2961,11 @@
           <w:numId w:val="6"/>
         </w:numPr>
       </w:pPr>
-      <w:bookmarkStart w:id="5" w:name="_Toc464658998"/>
+      <w:bookmarkStart w:id="8" w:name="_Toc466031582"/>
       <w:r>
         <w:t>Points and adjustable objects</w:t>
       </w:r>
-      <w:bookmarkEnd w:id="5"/>
+      <w:bookmarkEnd w:id="8"/>
     </w:p>
     <w:p/>
     <w:p>
@@ -2103,6 +3145,7 @@
         <w:rPr>
           <w:rFonts w:cs="NimbusRomNo9L-Regu"/>
         </w:rPr>
+        <w:lastRenderedPageBreak/>
         <w:t>Sigma a priori</w:t>
       </w:r>
     </w:p>
@@ -2155,14 +3198,14 @@
           <w:szCs w:val="20"/>
         </w:rPr>
       </w:pPr>
-      <w:bookmarkStart w:id="6" w:name="_Toc464658999"/>
+      <w:bookmarkStart w:id="9" w:name="_Toc466031583"/>
       <w:r>
         <w:rPr>
           <w:lang w:val="en-US"/>
         </w:rPr>
         <w:t>New algorithms</w:t>
       </w:r>
-      <w:bookmarkEnd w:id="6"/>
+      <w:bookmarkEnd w:id="9"/>
     </w:p>
     <w:p>
       <w:pPr>
@@ -2344,7 +3387,6 @@
           <w:szCs w:val="20"/>
           <w:lang w:eastAsia="en-GB"/>
         </w:rPr>
-        <w:lastRenderedPageBreak/>
         <w:drawing>
           <wp:inline distT="0" distB="0" distL="0" distR="0" wp14:anchorId="56AEC3D5" wp14:editId="099B9A0C">
             <wp:extent cx="6019800" cy="4256538"/>
@@ -2361,7 +3403,7 @@
                     <pic:cNvPicPr/>
                   </pic:nvPicPr>
                   <pic:blipFill rotWithShape="1">
-                    <a:blip r:embed="rId12" cstate="print">
+                    <a:blip r:embed="rId15" cstate="print">
                       <a:extLst>
                         <a:ext uri="{28A0092B-C50C-407E-A947-70E740481C1C}">
                           <a14:useLocalDpi xmlns:a14="http://schemas.microsoft.com/office/drawing/2010/main" val="0"/>
@@ -2408,14 +3450,27 @@
       <w:r>
         <w:t xml:space="preserve">Figure </w:t>
       </w:r>
-      <w:fldSimple w:instr=" SEQ Figure \* ARABIC ">
-        <w:r>
-          <w:rPr>
-            <w:noProof/>
-          </w:rPr>
-          <w:t>3</w:t>
-        </w:r>
-      </w:fldSimple>
+      <w:r>
+        <w:fldChar w:fldCharType="begin"/>
+      </w:r>
+      <w:r>
+        <w:instrText xml:space="preserve"> SEQ Figure \* ARABIC </w:instrText>
+      </w:r>
+      <w:r>
+        <w:fldChar w:fldCharType="separate"/>
+      </w:r>
+      <w:r>
+        <w:rPr>
+          <w:noProof/>
+        </w:rPr>
+        <w:t>3</w:t>
+      </w:r>
+      <w:r>
+        <w:rPr>
+          <w:noProof/>
+        </w:rPr>
+        <w:fldChar w:fldCharType="end"/>
+      </w:r>
       <w:r>
         <w:t>: Class diagram for the algorithms part</w:t>
       </w:r>
@@ -2443,6 +3498,13 @@
           <w:rFonts w:ascii="NimbusRomNo9L-Regu" w:hAnsi="NimbusRomNo9L-Regu" w:cs="NimbusRomNo9L-Regu"/>
           <w:sz w:val="20"/>
           <w:szCs w:val="20"/>
+        </w:rPr>
+      </w:pPr>
+    </w:p>
+    <w:p>
+      <w:pPr>
+        <w:rPr>
+          <w:lang w:val="en-US"/>
         </w:rPr>
       </w:pPr>
     </w:p>
@@ -2457,40 +3519,41 @@
           <w:lang w:val="en-US"/>
         </w:rPr>
       </w:pPr>
-      <w:bookmarkStart w:id="7" w:name="_Toc464659000"/>
-      <w:r>
-        <w:rPr>
-          <w:lang w:val="en-US"/>
-        </w:rPr>
-        <w:t>Infrastructure</w:t>
-      </w:r>
-      <w:bookmarkEnd w:id="7"/>
-    </w:p>
-    <w:p>
-      <w:pPr>
-        <w:rPr>
-          <w:lang w:val="en-US"/>
-        </w:rPr>
-      </w:pPr>
-      <w:r>
-        <w:rPr>
-          <w:lang w:val="en-US"/>
-        </w:rPr>
-        <w:t xml:space="preserve">The code is </w:t>
+      <w:bookmarkStart w:id="10" w:name="_Toc466031584"/>
+      <w:r>
+        <w:rPr>
+          <w:lang w:val="en-US"/>
+        </w:rPr>
+        <w:lastRenderedPageBreak/>
+        <w:t>Project and management</w:t>
+      </w:r>
+      <w:bookmarkEnd w:id="10"/>
+    </w:p>
+    <w:p>
+      <w:pPr>
+        <w:rPr>
+          <w:lang w:val="en-US"/>
+        </w:rPr>
+      </w:pPr>
+      <w:r>
+        <w:rPr>
+          <w:lang w:val="en-US"/>
+        </w:rPr>
+        <w:t xml:space="preserve">All data are store in </w:t>
       </w:r>
       <w:proofErr w:type="spellStart"/>
       <w:r>
         <w:rPr>
           <w:lang w:val="en-US"/>
         </w:rPr>
-        <w:t>splitted</w:t>
+        <w:t>TLGCData</w:t>
       </w:r>
       <w:proofErr w:type="spellEnd"/>
       <w:r>
         <w:rPr>
           <w:lang w:val="en-US"/>
         </w:rPr>
-        <w:t xml:space="preserve"> in some projects:</w:t>
+        <w:t>. The project is composed of:</w:t>
       </w:r>
     </w:p>
     <w:p>
@@ -2504,19 +3567,25 @@
           <w:lang w:val="en-US"/>
         </w:rPr>
       </w:pPr>
+      <w:r>
+        <w:rPr>
+          <w:lang w:val="en-US"/>
+        </w:rPr>
+        <w:t>Set of instruments, defined by the input file (</w:t>
+      </w:r>
       <w:proofErr w:type="spellStart"/>
       <w:r>
         <w:rPr>
           <w:lang w:val="en-US"/>
         </w:rPr>
-        <w:t>ContributionsGenerators</w:t>
+        <w:t>TInstrumentData</w:t>
       </w:r>
       <w:proofErr w:type="spellEnd"/>
       <w:r>
         <w:rPr>
           <w:lang w:val="en-US"/>
         </w:rPr>
-        <w:t xml:space="preserve"> (part 4.)</w:t>
+        <w:t>)</w:t>
       </w:r>
     </w:p>
     <w:p>
@@ -2530,19 +3599,39 @@
           <w:lang w:val="en-US"/>
         </w:rPr>
       </w:pPr>
+      <w:r>
+        <w:rPr>
+          <w:lang w:val="en-US"/>
+        </w:rPr>
+        <w:t>A tree (created with the frame), on each node points, measurements or node can be store. (</w:t>
+      </w:r>
+      <w:r>
+        <w:rPr>
+          <w:i/>
+          <w:lang w:val="en-US"/>
+        </w:rPr>
+        <w:t>tree</w:t>
+      </w:r>
+      <w:r>
+        <w:rPr>
+          <w:lang w:val="en-US"/>
+        </w:rPr>
+        <w:t xml:space="preserve">, </w:t>
+      </w:r>
       <w:proofErr w:type="spellStart"/>
       <w:r>
         <w:rPr>
-          <w:lang w:val="en-US"/>
-        </w:rPr>
-        <w:t>LGCAdjustableObjects</w:t>
+          <w:i/>
+          <w:lang w:val="en-US"/>
+        </w:rPr>
+        <w:t>TTReeEntry</w:t>
       </w:r>
       <w:proofErr w:type="spellEnd"/>
       <w:r>
         <w:rPr>
           <w:lang w:val="en-US"/>
         </w:rPr>
-        <w:t xml:space="preserve"> (part 2.)</w:t>
+        <w:t>)</w:t>
       </w:r>
     </w:p>
     <w:p>
@@ -2556,19 +3645,26 @@
           <w:lang w:val="en-US"/>
         </w:rPr>
       </w:pPr>
+      <w:r>
+        <w:rPr>
+          <w:lang w:val="en-US"/>
+        </w:rPr>
+        <w:t>Statistics: number of observation, sigma 0 a posteriori… (</w:t>
+      </w:r>
       <w:proofErr w:type="spellStart"/>
       <w:r>
         <w:rPr>
-          <w:lang w:val="en-US"/>
-        </w:rPr>
-        <w:t>LGCObjectsWritter</w:t>
+          <w:i/>
+          <w:lang w:val="en-US"/>
+        </w:rPr>
+        <w:t>TLGCStatistic</w:t>
       </w:r>
       <w:proofErr w:type="spellEnd"/>
       <w:r>
         <w:rPr>
           <w:lang w:val="en-US"/>
         </w:rPr>
-        <w:t xml:space="preserve"> (part 5.)</w:t>
+        <w:t>)</w:t>
       </w:r>
     </w:p>
     <w:p>
@@ -2582,14 +3678,27 @@
           <w:lang w:val="en-US"/>
         </w:rPr>
       </w:pPr>
+      <w:r>
+        <w:rPr>
+          <w:lang w:val="en-US"/>
+        </w:rPr>
+        <w:t>Calculation and output options (</w:t>
+      </w:r>
       <w:proofErr w:type="spellStart"/>
       <w:r>
         <w:rPr>
-          <w:lang w:val="en-US"/>
-        </w:rPr>
-        <w:t>LGCProjectData</w:t>
+          <w:i/>
+          <w:lang w:val="en-US"/>
+        </w:rPr>
+        <w:t>TLGCConfig</w:t>
       </w:r>
       <w:proofErr w:type="spellEnd"/>
+      <w:r>
+        <w:rPr>
+          <w:lang w:val="en-US"/>
+        </w:rPr>
+        <w:t>)</w:t>
+      </w:r>
     </w:p>
     <w:p>
       <w:pPr>
@@ -2602,771 +3711,6 @@
           <w:lang w:val="en-US"/>
         </w:rPr>
       </w:pPr>
-      <w:proofErr w:type="spellStart"/>
-      <w:r>
-        <w:rPr>
-          <w:lang w:val="en-US"/>
-        </w:rPr>
-        <w:t>LocalTransformations</w:t>
-      </w:r>
-      <w:proofErr w:type="spellEnd"/>
-      <w:r>
-        <w:rPr>
-          <w:lang w:val="en-US"/>
-        </w:rPr>
-        <w:t xml:space="preserve"> (part 4.  Use in the Contributions Generators)</w:t>
-      </w:r>
-    </w:p>
-    <w:p>
-      <w:pPr>
-        <w:pStyle w:val="ListParagraph"/>
-        <w:numPr>
-          <w:ilvl w:val="0"/>
-          <w:numId w:val="5"/>
-        </w:numPr>
-        <w:rPr>
-          <w:lang w:val="en-US"/>
-        </w:rPr>
-      </w:pPr>
-      <w:proofErr w:type="spellStart"/>
-      <w:r>
-        <w:rPr>
-          <w:lang w:val="en-US"/>
-        </w:rPr>
-        <w:t>LSCalculation</w:t>
-      </w:r>
-      <w:proofErr w:type="spellEnd"/>
-      <w:r>
-        <w:rPr>
-          <w:lang w:val="en-US"/>
-        </w:rPr>
-        <w:t xml:space="preserve"> (part 4.)</w:t>
-      </w:r>
-    </w:p>
-    <w:p>
-      <w:pPr>
-        <w:pStyle w:val="ListParagraph"/>
-        <w:numPr>
-          <w:ilvl w:val="0"/>
-          <w:numId w:val="5"/>
-        </w:numPr>
-        <w:rPr>
-          <w:lang w:val="en-US"/>
-        </w:rPr>
-      </w:pPr>
-      <w:r>
-        <w:rPr>
-          <w:lang w:val="en-US"/>
-        </w:rPr>
-        <w:t>Measurements</w:t>
-      </w:r>
-      <w:r>
-        <w:rPr>
-          <w:lang w:val="en-US"/>
-        </w:rPr>
-        <w:t xml:space="preserve"> (part 2.)</w:t>
-      </w:r>
-    </w:p>
-    <w:p>
-      <w:pPr>
-        <w:pStyle w:val="ListParagraph"/>
-        <w:numPr>
-          <w:ilvl w:val="0"/>
-          <w:numId w:val="5"/>
-        </w:numPr>
-        <w:rPr>
-          <w:lang w:val="en-US"/>
-        </w:rPr>
-      </w:pPr>
-      <w:r>
-        <w:rPr>
-          <w:lang w:val="en-US"/>
-        </w:rPr>
-        <w:t>Readers</w:t>
-      </w:r>
-      <w:r>
-        <w:rPr>
-          <w:lang w:val="en-US"/>
-        </w:rPr>
-        <w:t xml:space="preserve"> (part 5.)</w:t>
-      </w:r>
-    </w:p>
-    <w:p>
-      <w:pPr>
-        <w:pStyle w:val="ListParagraph"/>
-        <w:numPr>
-          <w:ilvl w:val="0"/>
-          <w:numId w:val="5"/>
-        </w:numPr>
-        <w:rPr>
-          <w:lang w:val="en-US"/>
-        </w:rPr>
-      </w:pPr>
-      <w:r>
-        <w:rPr>
-          <w:lang w:val="en-US"/>
-        </w:rPr>
-        <w:t>Writers</w:t>
-      </w:r>
-      <w:r>
-        <w:rPr>
-          <w:lang w:val="en-US"/>
-        </w:rPr>
-        <w:t xml:space="preserve"> (part 5.)</w:t>
-      </w:r>
-    </w:p>
-    <w:p>
-      <w:pPr>
-        <w:rPr>
-          <w:lang w:val="en-US"/>
-        </w:rPr>
-      </w:pPr>
-    </w:p>
-    <w:p>
-      <w:pPr>
-        <w:pStyle w:val="Heading2"/>
-        <w:numPr>
-          <w:ilvl w:val="0"/>
-          <w:numId w:val="8"/>
-        </w:numPr>
-        <w:rPr>
-          <w:lang w:val="en-US"/>
-        </w:rPr>
-      </w:pPr>
-      <w:bookmarkStart w:id="8" w:name="_Toc464659001"/>
-      <w:r>
-        <w:rPr>
-          <w:lang w:val="en-US"/>
-        </w:rPr>
-        <w:t>Reader</w:t>
-      </w:r>
-      <w:r>
-        <w:rPr>
-          <w:lang w:val="en-US"/>
-        </w:rPr>
-        <w:t>s</w:t>
-      </w:r>
-      <w:bookmarkEnd w:id="8"/>
-    </w:p>
-    <w:p>
-      <w:pPr>
-        <w:rPr>
-          <w:lang w:val="en-US"/>
-        </w:rPr>
-      </w:pPr>
-      <w:r>
-        <w:rPr>
-          <w:lang w:val="en-US"/>
-        </w:rPr>
-        <w:t xml:space="preserve">LGC v2 must read old input file. Two readers have been developed. One for the lgc v2 format </w:t>
-      </w:r>
-      <w:r>
-        <w:rPr>
-          <w:lang w:val="en-US"/>
-        </w:rPr>
-        <w:t>(</w:t>
-      </w:r>
-      <w:hyperlink r:id="rId13" w:history="1">
-        <w:r>
-          <w:rPr>
-            <w:rStyle w:val="Hyperlink"/>
-            <w:lang w:val="en-US"/>
-          </w:rPr>
-          <w:t>https://wikis.web.cern.ch/wikis/display/SUS/LGC2+User+Guide</w:t>
-        </w:r>
-      </w:hyperlink>
-      <w:r>
-        <w:rPr>
-          <w:lang w:val="en-US"/>
-        </w:rPr>
-        <w:t xml:space="preserve"> ) </w:t>
-      </w:r>
-      <w:r>
-        <w:rPr>
-          <w:lang w:val="en-US"/>
-        </w:rPr>
-        <w:t>and the other for the version 1 format</w:t>
-      </w:r>
-      <w:r>
-        <w:rPr>
-          <w:lang w:val="en-US"/>
-        </w:rPr>
-        <w:t xml:space="preserve"> (</w:t>
-      </w:r>
-      <w:hyperlink r:id="rId14" w:history="1">
-        <w:r>
-          <w:rPr>
-            <w:rStyle w:val="Hyperlink"/>
-            <w:lang w:val="en-US"/>
-          </w:rPr>
-          <w:t>https://wikis.web.cern.ch/wikis/display/SUS/LGC+Guide+d+Utilisation</w:t>
-        </w:r>
-      </w:hyperlink>
-      <w:r>
-        <w:rPr>
-          <w:lang w:val="en-US"/>
-        </w:rPr>
-        <w:t xml:space="preserve"> ).</w:t>
-      </w:r>
-    </w:p>
-    <w:p>
-      <w:pPr>
-        <w:rPr>
-          <w:lang w:val="en"/>
-        </w:rPr>
-      </w:pPr>
-      <w:r>
-        <w:rPr>
-          <w:lang w:val="en"/>
-        </w:rPr>
-        <w:lastRenderedPageBreak/>
-        <w:t>The working of the reader is simple. He reads the file line by line</w:t>
-      </w:r>
-      <w:r>
-        <w:rPr>
-          <w:lang w:val="en"/>
-        </w:rPr>
-        <w:t xml:space="preserve"> in </w:t>
-      </w:r>
-      <w:proofErr w:type="spellStart"/>
-      <w:r>
-        <w:rPr>
-          <w:i/>
-          <w:lang w:val="en"/>
-        </w:rPr>
-        <w:t>TReader</w:t>
-      </w:r>
-      <w:proofErr w:type="spellEnd"/>
-      <w:r>
-        <w:rPr>
-          <w:lang w:val="en"/>
-        </w:rPr>
-        <w:t>. When a keyword is found, the following information in the same line or one the following is treated according to this key. Figure 4 represent the class diagram of the reader part for the lgc v2 format.</w:t>
-      </w:r>
-    </w:p>
-    <w:p>
-      <w:pPr>
-        <w:rPr>
-          <w:lang w:val="en"/>
-        </w:rPr>
-      </w:pPr>
-      <w:r>
-        <w:rPr>
-          <w:lang w:val="en"/>
-        </w:rPr>
-        <w:t xml:space="preserve">Some key are identical between the two versions (in </w:t>
-      </w:r>
-      <w:proofErr w:type="spellStart"/>
-      <w:r>
-        <w:rPr>
-          <w:i/>
-          <w:lang w:val="en"/>
-        </w:rPr>
-        <w:t>OptionReader</w:t>
-      </w:r>
-      <w:proofErr w:type="spellEnd"/>
-      <w:r>
-        <w:rPr>
-          <w:lang w:val="en"/>
-        </w:rPr>
-        <w:t xml:space="preserve">, </w:t>
-      </w:r>
-      <w:proofErr w:type="spellStart"/>
-      <w:r>
-        <w:rPr>
-          <w:i/>
-          <w:lang w:val="en"/>
-        </w:rPr>
-        <w:t>ReaderBase</w:t>
-      </w:r>
-      <w:proofErr w:type="spellEnd"/>
-      <w:r>
-        <w:rPr>
-          <w:lang w:val="en"/>
-        </w:rPr>
-        <w:t>), and other are different (</w:t>
-      </w:r>
-      <w:proofErr w:type="spellStart"/>
-      <w:r>
-        <w:rPr>
-          <w:i/>
-          <w:lang w:val="en"/>
-        </w:rPr>
-        <w:t>InstrumentReader</w:t>
-      </w:r>
-      <w:proofErr w:type="spellEnd"/>
-      <w:r>
-        <w:rPr>
-          <w:lang w:val="en"/>
-        </w:rPr>
-        <w:t xml:space="preserve"> and </w:t>
-      </w:r>
-      <w:proofErr w:type="spellStart"/>
-      <w:r>
-        <w:rPr>
-          <w:i/>
-          <w:lang w:val="en"/>
-        </w:rPr>
-        <w:t>MeasurementReader</w:t>
-      </w:r>
-      <w:proofErr w:type="spellEnd"/>
-      <w:r>
-        <w:rPr>
-          <w:lang w:val="en"/>
-        </w:rPr>
-        <w:t xml:space="preserve"> for v2, </w:t>
-      </w:r>
-      <w:r>
-        <w:rPr>
-          <w:i/>
-          <w:lang w:val="en"/>
-        </w:rPr>
-        <w:t>MeasurementReader</w:t>
-      </w:r>
-      <w:r>
-        <w:rPr>
-          <w:lang w:val="en"/>
-        </w:rPr>
-        <w:t>_lgc1 for the version1). At the end of the reading, the data are created (Points, instruments, ROM, and measurements see below are created/ instantiated).</w:t>
-      </w:r>
-    </w:p>
-    <w:p>
-      <w:pPr>
-        <w:rPr>
-          <w:lang w:val="en"/>
-        </w:rPr>
-      </w:pPr>
-    </w:p>
-    <w:p>
-      <w:pPr>
-        <w:rPr>
-          <w:noProof/>
-          <w:lang w:eastAsia="en-GB"/>
-        </w:rPr>
-      </w:pPr>
-    </w:p>
-    <w:p>
-      <w:pPr>
-        <w:pStyle w:val="Caption"/>
-        <w:rPr>
-          <w:lang w:val="en"/>
-        </w:rPr>
-      </w:pPr>
-      <w:r>
-        <w:rPr>
-          <w:noProof/>
-          <w:lang w:eastAsia="en-GB"/>
-        </w:rPr>
-        <w:lastRenderedPageBreak/>
-        <w:drawing>
-          <wp:inline distT="0" distB="0" distL="0" distR="0" wp14:anchorId="5D7F5F5E" wp14:editId="7A7A7DA0">
-            <wp:extent cx="9686301" cy="2324033"/>
-            <wp:effectExtent l="4762" t="0" r="0" b="0"/>
-            <wp:docPr id="8" name="Picture 8"/>
-            <wp:cNvGraphicFramePr>
-              <a:graphicFrameLocks xmlns:a="http://schemas.openxmlformats.org/drawingml/2006/main" noChangeAspect="1"/>
-            </wp:cNvGraphicFramePr>
-            <a:graphic xmlns:a="http://schemas.openxmlformats.org/drawingml/2006/main">
-              <a:graphicData uri="http://schemas.openxmlformats.org/drawingml/2006/picture">
-                <pic:pic xmlns:pic="http://schemas.openxmlformats.org/drawingml/2006/picture">
-                  <pic:nvPicPr>
-                    <pic:cNvPr id="8" name="Reader.png"/>
-                    <pic:cNvPicPr/>
-                  </pic:nvPicPr>
-                  <pic:blipFill rotWithShape="1">
-                    <a:blip r:embed="rId15" cstate="print">
-                      <a:extLst>
-                        <a:ext uri="{28A0092B-C50C-407E-A947-70E740481C1C}">
-                          <a14:useLocalDpi xmlns:a14="http://schemas.microsoft.com/office/drawing/2010/main" val="0"/>
-                        </a:ext>
-                      </a:extLst>
-                    </a:blip>
-                    <a:srcRect l="4654" t="1916" r="454" b="32449"/>
-                    <a:stretch/>
-                  </pic:blipFill>
-                  <pic:spPr bwMode="auto">
-                    <a:xfrm rot="16200000">
-                      <a:off x="0" y="0"/>
-                      <a:ext cx="9686301" cy="2324033"/>
-                    </a:xfrm>
-                    <a:prstGeom prst="rect">
-                      <a:avLst/>
-                    </a:prstGeom>
-                    <a:ln>
-                      <a:noFill/>
-                    </a:ln>
-                    <a:extLst>
-                      <a:ext uri="{53640926-AAD7-44D8-BBD7-CCE9431645EC}">
-                        <a14:shadowObscured xmlns:a14="http://schemas.microsoft.com/office/drawing/2010/main"/>
-                      </a:ext>
-                    </a:extLst>
-                  </pic:spPr>
-                </pic:pic>
-              </a:graphicData>
-            </a:graphic>
-          </wp:inline>
-        </w:drawing>
-      </w:r>
-      <w:r>
-        <w:t xml:space="preserve"> </w:t>
-      </w:r>
-      <w:r>
-        <w:t xml:space="preserve">Figure </w:t>
-      </w:r>
-      <w:r>
-        <w:fldChar w:fldCharType="begin"/>
-      </w:r>
-      <w:r>
-        <w:instrText xml:space="preserve"> SEQ Figure \* ARABIC </w:instrText>
-      </w:r>
-      <w:r>
-        <w:fldChar w:fldCharType="separate"/>
-      </w:r>
-      <w:r>
-        <w:rPr>
-          <w:noProof/>
-        </w:rPr>
-        <w:t>4</w:t>
-      </w:r>
-      <w:r>
-        <w:rPr>
-          <w:noProof/>
-        </w:rPr>
-        <w:fldChar w:fldCharType="end"/>
-      </w:r>
-      <w:r>
-        <w:t>: reader class diagram</w:t>
-      </w:r>
-    </w:p>
-    <w:p>
-      <w:pPr>
-        <w:keepNext/>
-      </w:pPr>
-    </w:p>
-    <w:p>
-      <w:pPr>
-        <w:pStyle w:val="Heading2"/>
-        <w:numPr>
-          <w:ilvl w:val="0"/>
-          <w:numId w:val="8"/>
-        </w:numPr>
-        <w:rPr>
-          <w:lang w:val="en-US"/>
-        </w:rPr>
-      </w:pPr>
-      <w:bookmarkStart w:id="9" w:name="_Toc464659002"/>
-      <w:r>
-        <w:rPr>
-          <w:lang w:val="en-US"/>
-        </w:rPr>
-        <w:t>Writer</w:t>
-      </w:r>
-      <w:r>
-        <w:rPr>
-          <w:lang w:val="en-US"/>
-        </w:rPr>
-        <w:t xml:space="preserve">s and </w:t>
-      </w:r>
-      <w:proofErr w:type="spellStart"/>
-      <w:r>
-        <w:rPr>
-          <w:lang w:val="en-US"/>
-        </w:rPr>
-        <w:t>LGCObjectWriters</w:t>
-      </w:r>
-      <w:bookmarkEnd w:id="9"/>
-      <w:proofErr w:type="spellEnd"/>
-    </w:p>
-    <w:p>
-      <w:pPr>
-        <w:rPr>
-          <w:lang w:val="en-US"/>
-        </w:rPr>
-      </w:pPr>
-      <w:r>
-        <w:rPr>
-          <w:lang w:val="en-US"/>
-        </w:rPr>
-        <w:t>Some specific class have been implemented to write specific formatted output files (</w:t>
-      </w:r>
-      <w:proofErr w:type="spellStart"/>
-      <w:r>
-        <w:rPr>
-          <w:i/>
-          <w:lang w:val="en-US"/>
-        </w:rPr>
-        <w:t>TxxxFileWritter</w:t>
-      </w:r>
-      <w:proofErr w:type="spellEnd"/>
-      <w:r>
-        <w:rPr>
-          <w:lang w:val="en-US"/>
-        </w:rPr>
-        <w:t>).</w:t>
-      </w:r>
-    </w:p>
-    <w:p>
-      <w:pPr>
-        <w:rPr>
-          <w:lang w:val="en-US"/>
-        </w:rPr>
-      </w:pPr>
-      <w:r>
-        <w:rPr>
-          <w:lang w:val="en-US"/>
-        </w:rPr>
-        <w:t>Specific writ</w:t>
-      </w:r>
-      <w:r>
-        <w:rPr>
-          <w:lang w:val="en-US"/>
-        </w:rPr>
-        <w:t xml:space="preserve">er have also been implemented for the </w:t>
-      </w:r>
-      <w:proofErr w:type="spellStart"/>
-      <w:r>
-        <w:rPr>
-          <w:lang w:val="en-US"/>
-        </w:rPr>
-        <w:t>LGCObject</w:t>
-      </w:r>
-      <w:proofErr w:type="spellEnd"/>
-      <w:r>
-        <w:rPr>
-          <w:lang w:val="en-US"/>
-        </w:rPr>
-        <w:t xml:space="preserve">, </w:t>
-      </w:r>
-      <w:proofErr w:type="spellStart"/>
-      <w:r>
-        <w:rPr>
-          <w:lang w:val="en-US"/>
-        </w:rPr>
-        <w:t>ie</w:t>
-      </w:r>
-      <w:proofErr w:type="spellEnd"/>
-      <w:r>
-        <w:rPr>
-          <w:lang w:val="en-US"/>
-        </w:rPr>
-        <w:t xml:space="preserve"> the measurements and the frames.</w:t>
-      </w:r>
-      <w:r>
-        <w:rPr>
-          <w:lang w:val="en-US"/>
-        </w:rPr>
-        <w:t xml:space="preserve"> Each measurements have a formatted output to fill a part in output files.</w:t>
-      </w:r>
-    </w:p>
-    <w:p>
-      <w:pPr>
-        <w:rPr>
-          <w:lang w:val="en-US"/>
-        </w:rPr>
-      </w:pPr>
-    </w:p>
-    <w:p>
-      <w:pPr>
-        <w:pStyle w:val="Heading2"/>
-        <w:numPr>
-          <w:ilvl w:val="0"/>
-          <w:numId w:val="8"/>
-        </w:numPr>
-        <w:rPr>
-          <w:lang w:val="en-US"/>
-        </w:rPr>
-      </w:pPr>
-      <w:bookmarkStart w:id="10" w:name="_Toc464659003"/>
-      <w:r>
-        <w:rPr>
-          <w:lang w:val="en-US"/>
-        </w:rPr>
-        <w:t>Project and management</w:t>
-      </w:r>
-      <w:bookmarkEnd w:id="10"/>
-    </w:p>
-    <w:p>
-      <w:pPr>
-        <w:rPr>
-          <w:lang w:val="en-US"/>
-        </w:rPr>
-      </w:pPr>
-      <w:r>
-        <w:rPr>
-          <w:lang w:val="en-US"/>
-        </w:rPr>
-        <w:t xml:space="preserve">All data are store in </w:t>
-      </w:r>
-      <w:proofErr w:type="spellStart"/>
-      <w:r>
-        <w:rPr>
-          <w:lang w:val="en-US"/>
-        </w:rPr>
-        <w:t>TLGCData</w:t>
-      </w:r>
-      <w:proofErr w:type="spellEnd"/>
-      <w:r>
-        <w:rPr>
-          <w:lang w:val="en-US"/>
-        </w:rPr>
-        <w:t>. The project is composed of:</w:t>
-      </w:r>
-    </w:p>
-    <w:p>
-      <w:pPr>
-        <w:pStyle w:val="ListParagraph"/>
-        <w:numPr>
-          <w:ilvl w:val="0"/>
-          <w:numId w:val="5"/>
-        </w:numPr>
-        <w:rPr>
-          <w:lang w:val="en-US"/>
-        </w:rPr>
-      </w:pPr>
-      <w:r>
-        <w:rPr>
-          <w:lang w:val="en-US"/>
-        </w:rPr>
-        <w:t>Set of instruments, defined by the input file (</w:t>
-      </w:r>
-      <w:proofErr w:type="spellStart"/>
-      <w:r>
-        <w:rPr>
-          <w:lang w:val="en-US"/>
-        </w:rPr>
-        <w:t>TInstrumentData</w:t>
-      </w:r>
-      <w:proofErr w:type="spellEnd"/>
-      <w:r>
-        <w:rPr>
-          <w:lang w:val="en-US"/>
-        </w:rPr>
-        <w:t>)</w:t>
-      </w:r>
-    </w:p>
-    <w:p>
-      <w:pPr>
-        <w:pStyle w:val="ListParagraph"/>
-        <w:numPr>
-          <w:ilvl w:val="0"/>
-          <w:numId w:val="5"/>
-        </w:numPr>
-        <w:rPr>
-          <w:lang w:val="en-US"/>
-        </w:rPr>
-      </w:pPr>
-      <w:r>
-        <w:rPr>
-          <w:lang w:val="en-US"/>
-        </w:rPr>
-        <w:t>A tree (created with the frame), on each node points, measurements or node can be store. (</w:t>
-      </w:r>
-      <w:r>
-        <w:rPr>
-          <w:i/>
-          <w:lang w:val="en-US"/>
-        </w:rPr>
-        <w:t>tree</w:t>
-      </w:r>
-      <w:r>
-        <w:rPr>
-          <w:lang w:val="en-US"/>
-        </w:rPr>
-        <w:t xml:space="preserve">, </w:t>
-      </w:r>
-      <w:proofErr w:type="spellStart"/>
-      <w:r>
-        <w:rPr>
-          <w:i/>
-          <w:lang w:val="en-US"/>
-        </w:rPr>
-        <w:t>TTReeEntry</w:t>
-      </w:r>
-      <w:proofErr w:type="spellEnd"/>
-      <w:r>
-        <w:rPr>
-          <w:lang w:val="en-US"/>
-        </w:rPr>
-        <w:t>)</w:t>
-      </w:r>
-    </w:p>
-    <w:p>
-      <w:pPr>
-        <w:pStyle w:val="ListParagraph"/>
-        <w:numPr>
-          <w:ilvl w:val="0"/>
-          <w:numId w:val="5"/>
-        </w:numPr>
-        <w:rPr>
-          <w:lang w:val="en-US"/>
-        </w:rPr>
-      </w:pPr>
-      <w:r>
-        <w:rPr>
-          <w:lang w:val="en-US"/>
-        </w:rPr>
-        <w:t>Statistics: number of observation, sigma 0 a posteriori… (</w:t>
-      </w:r>
-      <w:proofErr w:type="spellStart"/>
-      <w:r>
-        <w:rPr>
-          <w:i/>
-          <w:lang w:val="en-US"/>
-        </w:rPr>
-        <w:t>TLGCStatistic</w:t>
-      </w:r>
-      <w:proofErr w:type="spellEnd"/>
-      <w:r>
-        <w:rPr>
-          <w:lang w:val="en-US"/>
-        </w:rPr>
-        <w:t>)</w:t>
-      </w:r>
-    </w:p>
-    <w:p>
-      <w:pPr>
-        <w:pStyle w:val="ListParagraph"/>
-        <w:numPr>
-          <w:ilvl w:val="0"/>
-          <w:numId w:val="5"/>
-        </w:numPr>
-        <w:rPr>
-          <w:lang w:val="en-US"/>
-        </w:rPr>
-      </w:pPr>
-      <w:r>
-        <w:rPr>
-          <w:lang w:val="en-US"/>
-        </w:rPr>
-        <w:t>Calculation and output options (</w:t>
-      </w:r>
-      <w:proofErr w:type="spellStart"/>
-      <w:r>
-        <w:rPr>
-          <w:i/>
-          <w:lang w:val="en-US"/>
-        </w:rPr>
-        <w:t>TLGCConfig</w:t>
-      </w:r>
-      <w:proofErr w:type="spellEnd"/>
-      <w:r>
-        <w:rPr>
-          <w:lang w:val="en-US"/>
-        </w:rPr>
-        <w:t>)</w:t>
-      </w:r>
-    </w:p>
-    <w:p>
-      <w:pPr>
-        <w:pStyle w:val="ListParagraph"/>
-        <w:numPr>
-          <w:ilvl w:val="0"/>
-          <w:numId w:val="5"/>
-        </w:numPr>
-        <w:rPr>
-          <w:lang w:val="en-US"/>
-        </w:rPr>
-      </w:pPr>
       <w:r>
         <w:rPr>
           <w:lang w:val="en-US"/>
@@ -3457,7 +3801,7 @@
           <w:lang w:val="en-US"/>
         </w:rPr>
       </w:pPr>
-      <w:bookmarkStart w:id="11" w:name="_Toc464659004"/>
+      <w:bookmarkStart w:id="11" w:name="_Toc466031585"/>
       <w:r>
         <w:rPr>
           <w:lang w:val="en-US"/>
@@ -4219,6 +4563,95 @@
     </w:lvl>
   </w:abstractNum>
   <w:abstractNum w:abstractNumId="6" w15:restartNumberingAfterBreak="0">
+    <w:nsid w:val="55F011BD"/>
+    <w:multiLevelType w:val="hybridMultilevel"/>
+    <w:tmpl w:val="2390C63C"/>
+    <w:lvl w:ilvl="0" w:tplc="66B81872">
+      <w:start w:val="6"/>
+      <w:numFmt w:val="decimal"/>
+      <w:lvlText w:val="%1"/>
+      <w:lvlJc w:val="left"/>
+      <w:pPr>
+        <w:ind w:left="792" w:hanging="360"/>
+      </w:pPr>
+      <w:rPr>
+        <w:rFonts w:hint="default"/>
+      </w:rPr>
+    </w:lvl>
+    <w:lvl w:ilvl="1" w:tplc="08090019" w:tentative="1">
+      <w:start w:val="1"/>
+      <w:numFmt w:val="lowerLetter"/>
+      <w:lvlText w:val="%2."/>
+      <w:lvlJc w:val="left"/>
+      <w:pPr>
+        <w:ind w:left="1512" w:hanging="360"/>
+      </w:pPr>
+    </w:lvl>
+    <w:lvl w:ilvl="2" w:tplc="0809001B" w:tentative="1">
+      <w:start w:val="1"/>
+      <w:numFmt w:val="lowerRoman"/>
+      <w:lvlText w:val="%3."/>
+      <w:lvlJc w:val="right"/>
+      <w:pPr>
+        <w:ind w:left="2232" w:hanging="180"/>
+      </w:pPr>
+    </w:lvl>
+    <w:lvl w:ilvl="3" w:tplc="0809000F" w:tentative="1">
+      <w:start w:val="1"/>
+      <w:numFmt w:val="decimal"/>
+      <w:lvlText w:val="%4."/>
+      <w:lvlJc w:val="left"/>
+      <w:pPr>
+        <w:ind w:left="2952" w:hanging="360"/>
+      </w:pPr>
+    </w:lvl>
+    <w:lvl w:ilvl="4" w:tplc="08090019" w:tentative="1">
+      <w:start w:val="1"/>
+      <w:numFmt w:val="lowerLetter"/>
+      <w:lvlText w:val="%5."/>
+      <w:lvlJc w:val="left"/>
+      <w:pPr>
+        <w:ind w:left="3672" w:hanging="360"/>
+      </w:pPr>
+    </w:lvl>
+    <w:lvl w:ilvl="5" w:tplc="0809001B" w:tentative="1">
+      <w:start w:val="1"/>
+      <w:numFmt w:val="lowerRoman"/>
+      <w:lvlText w:val="%6."/>
+      <w:lvlJc w:val="right"/>
+      <w:pPr>
+        <w:ind w:left="4392" w:hanging="180"/>
+      </w:pPr>
+    </w:lvl>
+    <w:lvl w:ilvl="6" w:tplc="0809000F" w:tentative="1">
+      <w:start w:val="1"/>
+      <w:numFmt w:val="decimal"/>
+      <w:lvlText w:val="%7."/>
+      <w:lvlJc w:val="left"/>
+      <w:pPr>
+        <w:ind w:left="5112" w:hanging="360"/>
+      </w:pPr>
+    </w:lvl>
+    <w:lvl w:ilvl="7" w:tplc="08090019" w:tentative="1">
+      <w:start w:val="1"/>
+      <w:numFmt w:val="lowerLetter"/>
+      <w:lvlText w:val="%8."/>
+      <w:lvlJc w:val="left"/>
+      <w:pPr>
+        <w:ind w:left="5832" w:hanging="360"/>
+      </w:pPr>
+    </w:lvl>
+    <w:lvl w:ilvl="8" w:tplc="0809001B" w:tentative="1">
+      <w:start w:val="1"/>
+      <w:numFmt w:val="lowerRoman"/>
+      <w:lvlText w:val="%9."/>
+      <w:lvlJc w:val="right"/>
+      <w:pPr>
+        <w:ind w:left="6552" w:hanging="180"/>
+      </w:pPr>
+    </w:lvl>
+  </w:abstractNum>
+  <w:abstractNum w:abstractNumId="7" w15:restartNumberingAfterBreak="0">
     <w:nsid w:val="6DBA5116"/>
     <w:multiLevelType w:val="multilevel"/>
     <w:tmpl w:val="62E2D648"/>
@@ -4347,7 +4780,7 @@
       </w:rPr>
     </w:lvl>
   </w:abstractNum>
-  <w:abstractNum w:abstractNumId="7" w15:restartNumberingAfterBreak="0">
+  <w:abstractNum w:abstractNumId="8" w15:restartNumberingAfterBreak="0">
     <w:nsid w:val="74E959D9"/>
     <w:multiLevelType w:val="hybridMultilevel"/>
     <w:tmpl w:val="FF7244EC"/>
@@ -4436,7 +4869,7 @@
       </w:pPr>
     </w:lvl>
   </w:abstractNum>
-  <w:abstractNum w:abstractNumId="8" w15:restartNumberingAfterBreak="0">
+  <w:abstractNum w:abstractNumId="9" w15:restartNumberingAfterBreak="0">
     <w:nsid w:val="750B6903"/>
     <w:multiLevelType w:val="hybridMultilevel"/>
     <w:tmpl w:val="4F5E5A60"/>
@@ -4550,19 +4983,19 @@
     </w:lvl>
   </w:abstractNum>
   <w:num w:numId="1">
-    <w:abstractNumId w:val="7"/>
+    <w:abstractNumId w:val="8"/>
   </w:num>
   <w:num w:numId="2">
     <w:abstractNumId w:val="3"/>
   </w:num>
   <w:num w:numId="3">
-    <w:abstractNumId w:val="6"/>
+    <w:abstractNumId w:val="7"/>
   </w:num>
   <w:num w:numId="4">
     <w:abstractNumId w:val="5"/>
   </w:num>
   <w:num w:numId="5">
-    <w:abstractNumId w:val="8"/>
+    <w:abstractNumId w:val="9"/>
   </w:num>
   <w:num w:numId="6">
     <w:abstractNumId w:val="4"/>
@@ -4602,6 +5035,9 @@
   </w:num>
   <w:num w:numId="18">
     <w:abstractNumId w:val="0"/>
+  </w:num>
+  <w:num w:numId="19">
+    <w:abstractNumId w:val="6"/>
   </w:num>
 </w:numbering>
 </file>
@@ -5811,539 +6247,6 @@
 </w:styles>
 </file>
 
-<file path=word/glossary/document.xml><?xml version="1.0" encoding="utf-8"?>
-<w:glossaryDocument xmlns:wpc="http://schemas.microsoft.com/office/word/2010/wordprocessingCanvas" xmlns:mc="http://schemas.openxmlformats.org/markup-compatibility/2006" xmlns:o="urn:schemas-microsoft-com:office:office" xmlns:r="http://schemas.openxmlformats.org/officeDocument/2006/relationships" xmlns:m="http://schemas.openxmlformats.org/officeDocument/2006/math" xmlns:v="urn:schemas-microsoft-com:vml" xmlns:wp14="http://schemas.microsoft.com/office/word/2010/wordprocessingDrawing" xmlns:wp="http://schemas.openxmlformats.org/drawingml/2006/wordprocessingDrawing" xmlns:w10="urn:schemas-microsoft-com:office:word" xmlns:w="http://schemas.openxmlformats.org/wordprocessingml/2006/main" xmlns:w14="http://schemas.microsoft.com/office/word/2010/wordml" xmlns:w15="http://schemas.microsoft.com/office/word/2012/wordml" xmlns:wpg="http://schemas.microsoft.com/office/word/2010/wordprocessingGroup" xmlns:wpi="http://schemas.microsoft.com/office/word/2010/wordprocessingInk" xmlns:wne="http://schemas.microsoft.com/office/word/2006/wordml" xmlns:wps="http://schemas.microsoft.com/office/word/2010/wordprocessingShape" mc:Ignorable="w14 w15 wp14"/>
-</file>
-
-<file path=word/glossary/fontTable.xml><?xml version="1.0" encoding="utf-8"?>
-<w:fonts xmlns:mc="http://schemas.openxmlformats.org/markup-compatibility/2006" xmlns:r="http://schemas.openxmlformats.org/officeDocument/2006/relationships" xmlns:w="http://schemas.openxmlformats.org/wordprocessingml/2006/main" xmlns:w14="http://schemas.microsoft.com/office/word/2010/wordml" xmlns:w15="http://schemas.microsoft.com/office/word/2012/wordml" mc:Ignorable="w14 w15">
-  <w:font w:name="Calibri Light">
-    <w:panose1 w:val="020F0302020204030204"/>
-    <w:charset w:val="00"/>
-    <w:family w:val="swiss"/>
-    <w:pitch w:val="variable"/>
-    <w:sig w:usb0="A00002EF" w:usb1="4000207B" w:usb2="00000000" w:usb3="00000000" w:csb0="0000019F" w:csb1="00000000"/>
-  </w:font>
-  <w:font w:name="Times New Roman">
-    <w:panose1 w:val="02020603050405020304"/>
-    <w:charset w:val="00"/>
-    <w:family w:val="roman"/>
-    <w:pitch w:val="variable"/>
-    <w:sig w:usb0="E0002AFF" w:usb1="C0007841" w:usb2="00000009" w:usb3="00000000" w:csb0="000001FF" w:csb1="00000000"/>
-  </w:font>
-  <w:font w:name="NimbusRomNo9L-Regu">
-    <w:panose1 w:val="00000000000000000000"/>
-    <w:charset w:val="00"/>
-    <w:family w:val="auto"/>
-    <w:notTrueType/>
-    <w:pitch w:val="default"/>
-    <w:sig w:usb0="00000003" w:usb1="00000000" w:usb2="00000000" w:usb3="00000000" w:csb0="00000001" w:csb1="00000000"/>
-  </w:font>
-  <w:font w:name="Calibri">
-    <w:panose1 w:val="020F0502020204030204"/>
-    <w:charset w:val="00"/>
-    <w:family w:val="swiss"/>
-    <w:pitch w:val="variable"/>
-    <w:sig w:usb0="E00002FF" w:usb1="4000ACFF" w:usb2="00000001" w:usb3="00000000" w:csb0="0000019F" w:csb1="00000000"/>
-  </w:font>
-  <w:font w:name="Courier New">
-    <w:panose1 w:val="02070309020205020404"/>
-    <w:charset w:val="00"/>
-    <w:family w:val="modern"/>
-    <w:pitch w:val="fixed"/>
-    <w:sig w:usb0="E0002AFF" w:usb1="C0007843" w:usb2="00000009" w:usb3="00000000" w:csb0="000001FF" w:csb1="00000000"/>
-  </w:font>
-  <w:font w:name="Wingdings">
-    <w:panose1 w:val="05000000000000000000"/>
-    <w:charset w:val="02"/>
-    <w:family w:val="auto"/>
-    <w:pitch w:val="variable"/>
-    <w:sig w:usb0="00000000" w:usb1="10000000" w:usb2="00000000" w:usb3="00000000" w:csb0="80000000" w:csb1="00000000"/>
-  </w:font>
-  <w:font w:name="Symbol">
-    <w:panose1 w:val="05050102010706020507"/>
-    <w:charset w:val="02"/>
-    <w:family w:val="roman"/>
-    <w:pitch w:val="variable"/>
-    <w:sig w:usb0="00000000" w:usb1="10000000" w:usb2="00000000" w:usb3="00000000" w:csb0="80000000" w:csb1="00000000"/>
-  </w:font>
-</w:fonts>
-</file>
-
-<file path=word/glossary/settings.xml><?xml version="1.0" encoding="utf-8"?>
-<w:settings xmlns:mc="http://schemas.openxmlformats.org/markup-compatibility/2006" xmlns:o="urn:schemas-microsoft-com:office:office" xmlns:r="http://schemas.openxmlformats.org/officeDocument/2006/relationships" xmlns:m="http://schemas.openxmlformats.org/officeDocument/2006/math" xmlns:v="urn:schemas-microsoft-com:vml" xmlns:w10="urn:schemas-microsoft-com:office:word" xmlns:w="http://schemas.openxmlformats.org/wordprocessingml/2006/main" xmlns:w14="http://schemas.microsoft.com/office/word/2010/wordml" xmlns:w15="http://schemas.microsoft.com/office/word/2012/wordml" xmlns:sl="http://schemas.openxmlformats.org/schemaLibrary/2006/main" mc:Ignorable="w14 w15">
-  <w:view w:val="normal"/>
-  <w:defaultTabStop w:val="720"/>
-  <w:characterSpacingControl w:val="doNotCompress"/>
-  <w:compat>
-    <w:useFELayout/>
-    <w:compatSetting w:name="compatibilityMode" w:uri="http://schemas.microsoft.com/office/word" w:val="15"/>
-    <w:compatSetting w:name="overrideTableStyleFontSizeAndJustification" w:uri="http://schemas.microsoft.com/office/word" w:val="1"/>
-    <w:compatSetting w:name="enableOpenTypeFeatures" w:uri="http://schemas.microsoft.com/office/word" w:val="1"/>
-    <w:compatSetting w:name="doNotFlipMirrorIndents" w:uri="http://schemas.microsoft.com/office/word" w:val="1"/>
-    <w:compatSetting w:name="differentiateMultirowTableHeaders" w:uri="http://schemas.microsoft.com/office/word" w:val="1"/>
-  </w:compat>
-  <w:rsids>
-    <w:rsidRoot w:val="00AA143A"/>
-    <w:rsid w:val="00A06B38"/>
-    <w:rsid w:val="00AA143A"/>
-  </w:rsids>
-  <m:mathPr>
-    <m:mathFont m:val="Cambria Math"/>
-    <m:brkBin m:val="before"/>
-    <m:brkBinSub m:val="--"/>
-    <m:smallFrac m:val="0"/>
-    <m:dispDef/>
-    <m:lMargin m:val="0"/>
-    <m:rMargin m:val="0"/>
-    <m:defJc m:val="centerGroup"/>
-    <m:wrapIndent m:val="1440"/>
-    <m:intLim m:val="subSup"/>
-    <m:naryLim m:val="undOvr"/>
-  </m:mathPr>
-  <w:themeFontLang w:val="en-GB"/>
-  <w:clrSchemeMapping w:bg1="light1" w:t1="dark1" w:bg2="light2" w:t2="dark2" w:accent1="accent1" w:accent2="accent2" w:accent3="accent3" w:accent4="accent4" w:accent5="accent5" w:accent6="accent6" w:hyperlink="hyperlink" w:followedHyperlink="followedHyperlink"/>
-  <w:decimalSymbol w:val="."/>
-  <w:listSeparator w:val=";"/>
-  <w15:chartTrackingRefBased/>
-</w:settings>
-</file>
-
-<file path=word/glossary/styles.xml><?xml version="1.0" encoding="utf-8"?>
-<w:styles xmlns:mc="http://schemas.openxmlformats.org/markup-compatibility/2006" xmlns:r="http://schemas.openxmlformats.org/officeDocument/2006/relationships" xmlns:w="http://schemas.openxmlformats.org/wordprocessingml/2006/main" xmlns:w14="http://schemas.microsoft.com/office/word/2010/wordml" xmlns:w15="http://schemas.microsoft.com/office/word/2012/wordml" mc:Ignorable="w14 w15">
-  <w:docDefaults>
-    <w:rPrDefault>
-      <w:rPr>
-        <w:rFonts w:asciiTheme="minorHAnsi" w:eastAsiaTheme="minorEastAsia" w:hAnsiTheme="minorHAnsi" w:cstheme="minorBidi"/>
-        <w:sz w:val="22"/>
-        <w:szCs w:val="22"/>
-        <w:lang w:val="en-GB" w:eastAsia="en-GB" w:bidi="ar-SA"/>
-      </w:rPr>
-    </w:rPrDefault>
-    <w:pPrDefault>
-      <w:pPr>
-        <w:spacing w:after="160" w:line="259" w:lineRule="auto"/>
-      </w:pPr>
-    </w:pPrDefault>
-  </w:docDefaults>
-  <w:latentStyles w:defLockedState="0" w:defUIPriority="99" w:defSemiHidden="0" w:defUnhideWhenUsed="0" w:defQFormat="0" w:count="371">
-    <w:lsdException w:name="Normal" w:uiPriority="0" w:qFormat="1"/>
-    <w:lsdException w:name="heading 1" w:uiPriority="9" w:qFormat="1"/>
-    <w:lsdException w:name="heading 2" w:semiHidden="1" w:uiPriority="9" w:unhideWhenUsed="1" w:qFormat="1"/>
-    <w:lsdException w:name="heading 3" w:semiHidden="1" w:uiPriority="9" w:unhideWhenUsed="1" w:qFormat="1"/>
-    <w:lsdException w:name="heading 4" w:semiHidden="1" w:uiPriority="9" w:unhideWhenUsed="1" w:qFormat="1"/>
-    <w:lsdException w:name="heading 5" w:semiHidden="1" w:uiPriority="9" w:unhideWhenUsed="1" w:qFormat="1"/>
-    <w:lsdException w:name="heading 6" w:semiHidden="1" w:uiPriority="9" w:unhideWhenUsed="1" w:qFormat="1"/>
-    <w:lsdException w:name="heading 7" w:semiHidden="1" w:uiPriority="9" w:unhideWhenUsed="1" w:qFormat="1"/>
-    <w:lsdException w:name="heading 8" w:semiHidden="1" w:uiPriority="9" w:unhideWhenUsed="1" w:qFormat="1"/>
-    <w:lsdException w:name="heading 9" w:semiHidden="1" w:uiPriority="9" w:unhideWhenUsed="1" w:qFormat="1"/>
-    <w:lsdException w:name="index 1" w:semiHidden="1" w:unhideWhenUsed="1"/>
-    <w:lsdException w:name="index 2" w:semiHidden="1" w:unhideWhenUsed="1"/>
-    <w:lsdException w:name="index 3" w:semiHidden="1" w:unhideWhenUsed="1"/>
-    <w:lsdException w:name="index 4" w:semiHidden="1" w:unhideWhenUsed="1"/>
-    <w:lsdException w:name="index 5" w:semiHidden="1" w:unhideWhenUsed="1"/>
-    <w:lsdException w:name="index 6" w:semiHidden="1" w:unhideWhenUsed="1"/>
-    <w:lsdException w:name="index 7" w:semiHidden="1" w:unhideWhenUsed="1"/>
-    <w:lsdException w:name="index 8" w:semiHidden="1" w:unhideWhenUsed="1"/>
-    <w:lsdException w:name="index 9" w:semiHidden="1" w:unhideWhenUsed="1"/>
-    <w:lsdException w:name="toc 1" w:semiHidden="1" w:uiPriority="39" w:unhideWhenUsed="1"/>
-    <w:lsdException w:name="toc 2" w:semiHidden="1" w:uiPriority="39" w:unhideWhenUsed="1"/>
-    <w:lsdException w:name="toc 3" w:semiHidden="1" w:uiPriority="39" w:unhideWhenUsed="1"/>
-    <w:lsdException w:name="toc 4" w:semiHidden="1" w:uiPriority="39" w:unhideWhenUsed="1"/>
-    <w:lsdException w:name="toc 5" w:semiHidden="1" w:uiPriority="39" w:unhideWhenUsed="1"/>
-    <w:lsdException w:name="toc 6" w:semiHidden="1" w:uiPriority="39" w:unhideWhenUsed="1"/>
-    <w:lsdException w:name="toc 7" w:semiHidden="1" w:uiPriority="39" w:unhideWhenUsed="1"/>
-    <w:lsdException w:name="toc 8" w:semiHidden="1" w:uiPriority="39" w:unhideWhenUsed="1"/>
-    <w:lsdException w:name="toc 9" w:semiHidden="1" w:uiPriority="39" w:unhideWhenUsed="1"/>
-    <w:lsdException w:name="Normal Indent" w:semiHidden="1" w:unhideWhenUsed="1"/>
-    <w:lsdException w:name="footnote text" w:semiHidden="1" w:unhideWhenUsed="1"/>
-    <w:lsdException w:name="annotation text" w:semiHidden="1" w:unhideWhenUsed="1"/>
-    <w:lsdException w:name="header" w:semiHidden="1" w:unhideWhenUsed="1"/>
-    <w:lsdException w:name="footer" w:semiHidden="1" w:unhideWhenUsed="1"/>
-    <w:lsdException w:name="index heading" w:semiHidden="1" w:unhideWhenUsed="1"/>
-    <w:lsdException w:name="caption" w:semiHidden="1" w:uiPriority="35" w:unhideWhenUsed="1" w:qFormat="1"/>
-    <w:lsdException w:name="table of figures" w:semiHidden="1" w:unhideWhenUsed="1"/>
-    <w:lsdException w:name="envelope address" w:semiHidden="1" w:unhideWhenUsed="1"/>
-    <w:lsdException w:name="envelope return" w:semiHidden="1" w:unhideWhenUsed="1"/>
-    <w:lsdException w:name="footnote reference" w:semiHidden="1" w:unhideWhenUsed="1"/>
-    <w:lsdException w:name="annotation reference" w:semiHidden="1" w:unhideWhenUsed="1"/>
-    <w:lsdException w:name="line number" w:semiHidden="1" w:unhideWhenUsed="1"/>
-    <w:lsdException w:name="page number" w:semiHidden="1" w:unhideWhenUsed="1"/>
-    <w:lsdException w:name="endnote reference" w:semiHidden="1" w:unhideWhenUsed="1"/>
-    <w:lsdException w:name="endnote text" w:semiHidden="1" w:unhideWhenUsed="1"/>
-    <w:lsdException w:name="table of authorities" w:semiHidden="1" w:unhideWhenUsed="1"/>
-    <w:lsdException w:name="macro" w:semiHidden="1" w:unhideWhenUsed="1"/>
-    <w:lsdException w:name="toa heading" w:semiHidden="1" w:unhideWhenUsed="1"/>
-    <w:lsdException w:name="List" w:semiHidden="1" w:unhideWhenUsed="1"/>
-    <w:lsdException w:name="List Bullet" w:semiHidden="1" w:unhideWhenUsed="1"/>
-    <w:lsdException w:name="List Number" w:semiHidden="1" w:unhideWhenUsed="1"/>
-    <w:lsdException w:name="List 2" w:semiHidden="1" w:unhideWhenUsed="1"/>
-    <w:lsdException w:name="List 3" w:semiHidden="1" w:unhideWhenUsed="1"/>
-    <w:lsdException w:name="List 4" w:semiHidden="1" w:unhideWhenUsed="1"/>
-    <w:lsdException w:name="List 5" w:semiHidden="1" w:unhideWhenUsed="1"/>
-    <w:lsdException w:name="List Bullet 2" w:semiHidden="1" w:unhideWhenUsed="1"/>
-    <w:lsdException w:name="List Bullet 3" w:semiHidden="1" w:unhideWhenUsed="1"/>
-    <w:lsdException w:name="List Bullet 4" w:semiHidden="1" w:unhideWhenUsed="1"/>
-    <w:lsdException w:name="List Bullet 5" w:semiHidden="1" w:unhideWhenUsed="1"/>
-    <w:lsdException w:name="List Number 2" w:semiHidden="1" w:unhideWhenUsed="1"/>
-    <w:lsdException w:name="List Number 3" w:semiHidden="1" w:unhideWhenUsed="1"/>
-    <w:lsdException w:name="List Number 4" w:semiHidden="1" w:unhideWhenUsed="1"/>
-    <w:lsdException w:name="List Number 5" w:semiHidden="1" w:unhideWhenUsed="1"/>
-    <w:lsdException w:name="Title" w:uiPriority="10" w:qFormat="1"/>
-    <w:lsdException w:name="Closing" w:semiHidden="1" w:unhideWhenUsed="1"/>
-    <w:lsdException w:name="Signature" w:semiHidden="1" w:unhideWhenUsed="1"/>
-    <w:lsdException w:name="Default Paragraph Font" w:semiHidden="1" w:uiPriority="1" w:unhideWhenUsed="1"/>
-    <w:lsdException w:name="Body Text" w:semiHidden="1" w:unhideWhenUsed="1"/>
-    <w:lsdException w:name="Body Text Indent" w:semiHidden="1" w:unhideWhenUsed="1"/>
-    <w:lsdException w:name="List Continue" w:semiHidden="1" w:unhideWhenUsed="1"/>
-    <w:lsdException w:name="List Continue 2" w:semiHidden="1" w:unhideWhenUsed="1"/>
-    <w:lsdException w:name="List Continue 3" w:semiHidden="1" w:unhideWhenUsed="1"/>
-    <w:lsdException w:name="List Continue 4" w:semiHidden="1" w:unhideWhenUsed="1"/>
-    <w:lsdException w:name="List Continue 5" w:semiHidden="1" w:unhideWhenUsed="1"/>
-    <w:lsdException w:name="Message Header" w:semiHidden="1" w:unhideWhenUsed="1"/>
-    <w:lsdException w:name="Subtitle" w:uiPriority="11" w:qFormat="1"/>
-    <w:lsdException w:name="Salutation" w:semiHidden="1" w:unhideWhenUsed="1"/>
-    <w:lsdException w:name="Date" w:semiHidden="1" w:unhideWhenUsed="1"/>
-    <w:lsdException w:name="Body Text First Indent" w:semiHidden="1" w:unhideWhenUsed="1"/>
-    <w:lsdException w:name="Body Text First Indent 2" w:semiHidden="1" w:unhideWhenUsed="1"/>
-    <w:lsdException w:name="Note Heading" w:semiHidden="1" w:unhideWhenUsed="1"/>
-    <w:lsdException w:name="Body Text 2" w:semiHidden="1" w:unhideWhenUsed="1"/>
-    <w:lsdException w:name="Body Text 3" w:semiHidden="1" w:unhideWhenUsed="1"/>
-    <w:lsdException w:name="Body Text Indent 2" w:semiHidden="1" w:unhideWhenUsed="1"/>
-    <w:lsdException w:name="Body Text Indent 3" w:semiHidden="1" w:unhideWhenUsed="1"/>
-    <w:lsdException w:name="Block Text" w:semiHidden="1" w:unhideWhenUsed="1"/>
-    <w:lsdException w:name="Hyperlink" w:semiHidden="1" w:unhideWhenUsed="1"/>
-    <w:lsdException w:name="FollowedHyperlink" w:semiHidden="1" w:unhideWhenUsed="1"/>
-    <w:lsdException w:name="Strong" w:uiPriority="22" w:qFormat="1"/>
-    <w:lsdException w:name="Emphasis" w:uiPriority="20" w:qFormat="1"/>
-    <w:lsdException w:name="Document Map" w:semiHidden="1" w:unhideWhenUsed="1"/>
-    <w:lsdException w:name="Plain Text" w:semiHidden="1" w:unhideWhenUsed="1"/>
-    <w:lsdException w:name="E-mail Signature" w:semiHidden="1" w:unhideWhenUsed="1"/>
-    <w:lsdException w:name="HTML Top of Form" w:semiHidden="1" w:unhideWhenUsed="1"/>
-    <w:lsdException w:name="HTML Bottom of Form" w:semiHidden="1" w:unhideWhenUsed="1"/>
-    <w:lsdException w:name="Normal (Web)" w:semiHidden="1" w:unhideWhenUsed="1"/>
-    <w:lsdException w:name="HTML Acronym" w:semiHidden="1" w:unhideWhenUsed="1"/>
-    <w:lsdException w:name="HTML Address" w:semiHidden="1" w:unhideWhenUsed="1"/>
-    <w:lsdException w:name="HTML Cite" w:semiHidden="1" w:unhideWhenUsed="1"/>
-    <w:lsdException w:name="HTML Code" w:semiHidden="1" w:unhideWhenUsed="1"/>
-    <w:lsdException w:name="HTML Definition" w:semiHidden="1" w:unhideWhenUsed="1"/>
-    <w:lsdException w:name="HTML Keyboard" w:semiHidden="1" w:unhideWhenUsed="1"/>
-    <w:lsdException w:name="HTML Preformatted" w:semiHidden="1" w:unhideWhenUsed="1"/>
-    <w:lsdException w:name="HTML Sample" w:semiHidden="1" w:unhideWhenUsed="1"/>
-    <w:lsdException w:name="HTML Typewriter" w:semiHidden="1" w:unhideWhenUsed="1"/>
-    <w:lsdException w:name="HTML Variable" w:semiHidden="1" w:unhideWhenUsed="1"/>
-    <w:lsdException w:name="Normal Table" w:semiHidden="1" w:unhideWhenUsed="1"/>
-    <w:lsdException w:name="annotation subject" w:semiHidden="1" w:unhideWhenUsed="1"/>
-    <w:lsdException w:name="No List" w:semiHidden="1" w:unhideWhenUsed="1"/>
-    <w:lsdException w:name="Outline List 1" w:semiHidden="1" w:unhideWhenUsed="1"/>
-    <w:lsdException w:name="Outline List 2" w:semiHidden="1" w:unhideWhenUsed="1"/>
-    <w:lsdException w:name="Outline List 3" w:semiHidden="1" w:unhideWhenUsed="1"/>
-    <w:lsdException w:name="Table Simple 1" w:semiHidden="1" w:unhideWhenUsed="1"/>
-    <w:lsdException w:name="Table Simple 2" w:semiHidden="1" w:unhideWhenUsed="1"/>
-    <w:lsdException w:name="Table Simple 3" w:semiHidden="1" w:unhideWhenUsed="1"/>
-    <w:lsdException w:name="Table Classic 1" w:semiHidden="1" w:unhideWhenUsed="1"/>
-    <w:lsdException w:name="Table Classic 2" w:semiHidden="1" w:unhideWhenUsed="1"/>
-    <w:lsdException w:name="Table Classic 3" w:semiHidden="1" w:unhideWhenUsed="1"/>
-    <w:lsdException w:name="Table Classic 4" w:semiHidden="1" w:unhideWhenUsed="1"/>
-    <w:lsdException w:name="Table Colorful 1" w:semiHidden="1" w:unhideWhenUsed="1"/>
-    <w:lsdException w:name="Table Colorful 2" w:semiHidden="1" w:unhideWhenUsed="1"/>
-    <w:lsdException w:name="Table Colorful 3" w:semiHidden="1" w:unhideWhenUsed="1"/>
-    <w:lsdException w:name="Table Columns 1" w:semiHidden="1" w:unhideWhenUsed="1"/>
-    <w:lsdException w:name="Table Columns 2" w:semiHidden="1" w:unhideWhenUsed="1"/>
-    <w:lsdException w:name="Table Columns 3" w:semiHidden="1" w:unhideWhenUsed="1"/>
-    <w:lsdException w:name="Table Columns 4" w:semiHidden="1" w:unhideWhenUsed="1"/>
-    <w:lsdException w:name="Table Columns 5" w:semiHidden="1" w:unhideWhenUsed="1"/>
-    <w:lsdException w:name="Table Grid 1" w:semiHidden="1" w:unhideWhenUsed="1"/>
-    <w:lsdException w:name="Table Grid 2" w:semiHidden="1" w:unhideWhenUsed="1"/>
-    <w:lsdException w:name="Table Grid 3" w:semiHidden="1" w:unhideWhenUsed="1"/>
-    <w:lsdException w:name="Table Grid 4" w:semiHidden="1" w:unhideWhenUsed="1"/>
-    <w:lsdException w:name="Table Grid 5" w:semiHidden="1" w:unhideWhenUsed="1"/>
-    <w:lsdException w:name="Table Grid 6" w:semiHidden="1" w:unhideWhenUsed="1"/>
-    <w:lsdException w:name="Table Grid 7" w:semiHidden="1" w:unhideWhenUsed="1"/>
-    <w:lsdException w:name="Table Grid 8" w:semiHidden="1" w:unhideWhenUsed="1"/>
-    <w:lsdException w:name="Table List 1" w:semiHidden="1" w:unhideWhenUsed="1"/>
-    <w:lsdException w:name="Table List 2" w:semiHidden="1" w:unhideWhenUsed="1"/>
-    <w:lsdException w:name="Table List 3" w:semiHidden="1" w:unhideWhenUsed="1"/>
-    <w:lsdException w:name="Table List 4" w:semiHidden="1" w:unhideWhenUsed="1"/>
-    <w:lsdException w:name="Table List 5" w:semiHidden="1" w:unhideWhenUsed="1"/>
-    <w:lsdException w:name="Table List 6" w:semiHidden="1" w:unhideWhenUsed="1"/>
-    <w:lsdException w:name="Table List 7" w:semiHidden="1" w:unhideWhenUsed="1"/>
-    <w:lsdException w:name="Table List 8" w:semiHidden="1" w:unhideWhenUsed="1"/>
-    <w:lsdException w:name="Table 3D effects 1" w:semiHidden="1" w:unhideWhenUsed="1"/>
-    <w:lsdException w:name="Table 3D effects 2" w:semiHidden="1" w:unhideWhenUsed="1"/>
-    <w:lsdException w:name="Table 3D effects 3" w:semiHidden="1" w:unhideWhenUsed="1"/>
-    <w:lsdException w:name="Table Contemporary" w:semiHidden="1" w:unhideWhenUsed="1"/>
-    <w:lsdException w:name="Table Elegant" w:semiHidden="1" w:unhideWhenUsed="1"/>
-    <w:lsdException w:name="Table Professional" w:semiHidden="1" w:unhideWhenUsed="1"/>
-    <w:lsdException w:name="Table Subtle 1" w:semiHidden="1" w:unhideWhenUsed="1"/>
-    <w:lsdException w:name="Table Subtle 2" w:semiHidden="1" w:unhideWhenUsed="1"/>
-    <w:lsdException w:name="Table Web 1" w:semiHidden="1" w:unhideWhenUsed="1"/>
-    <w:lsdException w:name="Table Web 2" w:semiHidden="1" w:unhideWhenUsed="1"/>
-    <w:lsdException w:name="Table Web 3" w:semiHidden="1" w:unhideWhenUsed="1"/>
-    <w:lsdException w:name="Balloon Text" w:semiHidden="1" w:unhideWhenUsed="1"/>
-    <w:lsdException w:name="Table Grid" w:uiPriority="39"/>
-    <w:lsdException w:name="Table Theme" w:semiHidden="1" w:unhideWhenUsed="1"/>
-    <w:lsdException w:name="Placeholder Text" w:semiHidden="1"/>
-    <w:lsdException w:name="No Spacing" w:uiPriority="1" w:qFormat="1"/>
-    <w:lsdException w:name="Light Shading" w:uiPriority="60"/>
-    <w:lsdException w:name="Light List" w:uiPriority="61"/>
-    <w:lsdException w:name="Light Grid" w:uiPriority="62"/>
-    <w:lsdException w:name="Medium Shading 1" w:uiPriority="63"/>
-    <w:lsdException w:name="Medium Shading 2" w:uiPriority="64"/>
-    <w:lsdException w:name="Medium List 1" w:uiPriority="65"/>
-    <w:lsdException w:name="Medium List 2" w:uiPriority="66"/>
-    <w:lsdException w:name="Medium Grid 1" w:uiPriority="67"/>
-    <w:lsdException w:name="Medium Grid 2" w:uiPriority="68"/>
-    <w:lsdException w:name="Medium Grid 3" w:uiPriority="69"/>
-    <w:lsdException w:name="Dark List" w:uiPriority="70"/>
-    <w:lsdException w:name="Colorful Shading" w:uiPriority="71"/>
-    <w:lsdException w:name="Colorful List" w:uiPriority="72"/>
-    <w:lsdException w:name="Colorful Grid" w:uiPriority="73"/>
-    <w:lsdException w:name="Light Shading Accent 1" w:uiPriority="60"/>
-    <w:lsdException w:name="Light List Accent 1" w:uiPriority="61"/>
-    <w:lsdException w:name="Light Grid Accent 1" w:uiPriority="62"/>
-    <w:lsdException w:name="Medium Shading 1 Accent 1" w:uiPriority="63"/>
-    <w:lsdException w:name="Medium Shading 2 Accent 1" w:uiPriority="64"/>
-    <w:lsdException w:name="Medium List 1 Accent 1" w:uiPriority="65"/>
-    <w:lsdException w:name="Revision" w:semiHidden="1"/>
-    <w:lsdException w:name="List Paragraph" w:uiPriority="34" w:qFormat="1"/>
-    <w:lsdException w:name="Quote" w:uiPriority="29" w:qFormat="1"/>
-    <w:lsdException w:name="Intense Quote" w:uiPriority="30" w:qFormat="1"/>
-    <w:lsdException w:name="Medium List 2 Accent 1" w:uiPriority="66"/>
-    <w:lsdException w:name="Medium Grid 1 Accent 1" w:uiPriority="67"/>
-    <w:lsdException w:name="Medium Grid 2 Accent 1" w:uiPriority="68"/>
-    <w:lsdException w:name="Medium Grid 3 Accent 1" w:uiPriority="69"/>
-    <w:lsdException w:name="Dark List Accent 1" w:uiPriority="70"/>
-    <w:lsdException w:name="Colorful Shading Accent 1" w:uiPriority="71"/>
-    <w:lsdException w:name="Colorful List Accent 1" w:uiPriority="72"/>
-    <w:lsdException w:name="Colorful Grid Accent 1" w:uiPriority="73"/>
-    <w:lsdException w:name="Light Shading Accent 2" w:uiPriority="60"/>
-    <w:lsdException w:name="Light List Accent 2" w:uiPriority="61"/>
-    <w:lsdException w:name="Light Grid Accent 2" w:uiPriority="62"/>
-    <w:lsdException w:name="Medium Shading 1 Accent 2" w:uiPriority="63"/>
-    <w:lsdException w:name="Medium Shading 2 Accent 2" w:uiPriority="64"/>
-    <w:lsdException w:name="Medium List 1 Accent 2" w:uiPriority="65"/>
-    <w:lsdException w:name="Medium List 2 Accent 2" w:uiPriority="66"/>
-    <w:lsdException w:name="Medium Grid 1 Accent 2" w:uiPriority="67"/>
-    <w:lsdException w:name="Medium Grid 2 Accent 2" w:uiPriority="68"/>
-    <w:lsdException w:name="Medium Grid 3 Accent 2" w:uiPriority="69"/>
-    <w:lsdException w:name="Dark List Accent 2" w:uiPriority="70"/>
-    <w:lsdException w:name="Colorful Shading Accent 2" w:uiPriority="71"/>
-    <w:lsdException w:name="Colorful List Accent 2" w:uiPriority="72"/>
-    <w:lsdException w:name="Colorful Grid Accent 2" w:uiPriority="73"/>
-    <w:lsdException w:name="Light Shading Accent 3" w:uiPriority="60"/>
-    <w:lsdException w:name="Light List Accent 3" w:uiPriority="61"/>
-    <w:lsdException w:name="Light Grid Accent 3" w:uiPriority="62"/>
-    <w:lsdException w:name="Medium Shading 1 Accent 3" w:uiPriority="63"/>
-    <w:lsdException w:name="Medium Shading 2 Accent 3" w:uiPriority="64"/>
-    <w:lsdException w:name="Medium List 1 Accent 3" w:uiPriority="65"/>
-    <w:lsdException w:name="Medium List 2 Accent 3" w:uiPriority="66"/>
-    <w:lsdException w:name="Medium Grid 1 Accent 3" w:uiPriority="67"/>
-    <w:lsdException w:name="Medium Grid 2 Accent 3" w:uiPriority="68"/>
-    <w:lsdException w:name="Medium Grid 3 Accent 3" w:uiPriority="69"/>
-    <w:lsdException w:name="Dark List Accent 3" w:uiPriority="70"/>
-    <w:lsdException w:name="Colorful Shading Accent 3" w:uiPriority="71"/>
-    <w:lsdException w:name="Colorful List Accent 3" w:uiPriority="72"/>
-    <w:lsdException w:name="Colorful Grid Accent 3" w:uiPriority="73"/>
-    <w:lsdException w:name="Light Shading Accent 4" w:uiPriority="60"/>
-    <w:lsdException w:name="Light List Accent 4" w:uiPriority="61"/>
-    <w:lsdException w:name="Light Grid Accent 4" w:uiPriority="62"/>
-    <w:lsdException w:name="Medium Shading 1 Accent 4" w:uiPriority="63"/>
-    <w:lsdException w:name="Medium Shading 2 Accent 4" w:uiPriority="64"/>
-    <w:lsdException w:name="Medium List 1 Accent 4" w:uiPriority="65"/>
-    <w:lsdException w:name="Medium List 2 Accent 4" w:uiPriority="66"/>
-    <w:lsdException w:name="Medium Grid 1 Accent 4" w:uiPriority="67"/>
-    <w:lsdException w:name="Medium Grid 2 Accent 4" w:uiPriority="68"/>
-    <w:lsdException w:name="Medium Grid 3 Accent 4" w:uiPriority="69"/>
-    <w:lsdException w:name="Dark List Accent 4" w:uiPriority="70"/>
-    <w:lsdException w:name="Colorful Shading Accent 4" w:uiPriority="71"/>
-    <w:lsdException w:name="Colorful List Accent 4" w:uiPriority="72"/>
-    <w:lsdException w:name="Colorful Grid Accent 4" w:uiPriority="73"/>
-    <w:lsdException w:name="Light Shading Accent 5" w:uiPriority="60"/>
-    <w:lsdException w:name="Light List Accent 5" w:uiPriority="61"/>
-    <w:lsdException w:name="Light Grid Accent 5" w:uiPriority="62"/>
-    <w:lsdException w:name="Medium Shading 1 Accent 5" w:uiPriority="63"/>
-    <w:lsdException w:name="Medium Shading 2 Accent 5" w:uiPriority="64"/>
-    <w:lsdException w:name="Medium List 1 Accent 5" w:uiPriority="65"/>
-    <w:lsdException w:name="Medium List 2 Accent 5" w:uiPriority="66"/>
-    <w:lsdException w:name="Medium Grid 1 Accent 5" w:uiPriority="67"/>
-    <w:lsdException w:name="Medium Grid 2 Accent 5" w:uiPriority="68"/>
-    <w:lsdException w:name="Medium Grid 3 Accent 5" w:uiPriority="69"/>
-    <w:lsdException w:name="Dark List Accent 5" w:uiPriority="70"/>
-    <w:lsdException w:name="Colorful Shading Accent 5" w:uiPriority="71"/>
-    <w:lsdException w:name="Colorful List Accent 5" w:uiPriority="72"/>
-    <w:lsdException w:name="Colorful Grid Accent 5" w:uiPriority="73"/>
-    <w:lsdException w:name="Light Shading Accent 6" w:uiPriority="60"/>
-    <w:lsdException w:name="Light List Accent 6" w:uiPriority="61"/>
-    <w:lsdException w:name="Light Grid Accent 6" w:uiPriority="62"/>
-    <w:lsdException w:name="Medium Shading 1 Accent 6" w:uiPriority="63"/>
-    <w:lsdException w:name="Medium Shading 2 Accent 6" w:uiPriority="64"/>
-    <w:lsdException w:name="Medium List 1 Accent 6" w:uiPriority="65"/>
-    <w:lsdException w:name="Medium List 2 Accent 6" w:uiPriority="66"/>
-    <w:lsdException w:name="Medium Grid 1 Accent 6" w:uiPriority="67"/>
-    <w:lsdException w:name="Medium Grid 2 Accent 6" w:uiPriority="68"/>
-    <w:lsdException w:name="Medium Grid 3 Accent 6" w:uiPriority="69"/>
-    <w:lsdException w:name="Dark List Accent 6" w:uiPriority="70"/>
-    <w:lsdException w:name="Colorful Shading Accent 6" w:uiPriority="71"/>
-    <w:lsdException w:name="Colorful List Accent 6" w:uiPriority="72"/>
-    <w:lsdException w:name="Colorful Grid Accent 6" w:uiPriority="73"/>
-    <w:lsdException w:name="Subtle Emphasis" w:uiPriority="19" w:qFormat="1"/>
-    <w:lsdException w:name="Intense Emphasis" w:uiPriority="21" w:qFormat="1"/>
-    <w:lsdException w:name="Subtle Reference" w:uiPriority="31" w:qFormat="1"/>
-    <w:lsdException w:name="Intense Reference" w:uiPriority="32" w:qFormat="1"/>
-    <w:lsdException w:name="Book Title" w:uiPriority="33" w:qFormat="1"/>
-    <w:lsdException w:name="Bibliography" w:semiHidden="1" w:uiPriority="37" w:unhideWhenUsed="1"/>
-    <w:lsdException w:name="TOC Heading" w:semiHidden="1" w:uiPriority="39" w:unhideWhenUsed="1" w:qFormat="1"/>
-    <w:lsdException w:name="Plain Table 1" w:uiPriority="41"/>
-    <w:lsdException w:name="Plain Table 2" w:uiPriority="42"/>
-    <w:lsdException w:name="Plain Table 3" w:uiPriority="43"/>
-    <w:lsdException w:name="Plain Table 4" w:uiPriority="44"/>
-    <w:lsdException w:name="Plain Table 5" w:uiPriority="45"/>
-    <w:lsdException w:name="Grid Table Light" w:uiPriority="40"/>
-    <w:lsdException w:name="Grid Table 1 Light" w:uiPriority="46"/>
-    <w:lsdException w:name="Grid Table 2" w:uiPriority="47"/>
-    <w:lsdException w:name="Grid Table 3" w:uiPriority="48"/>
-    <w:lsdException w:name="Grid Table 4" w:uiPriority="49"/>
-    <w:lsdException w:name="Grid Table 5 Dark" w:uiPriority="50"/>
-    <w:lsdException w:name="Grid Table 6 Colorful" w:uiPriority="51"/>
-    <w:lsdException w:name="Grid Table 7 Colorful" w:uiPriority="52"/>
-    <w:lsdException w:name="Grid Table 1 Light Accent 1" w:uiPriority="46"/>
-    <w:lsdException w:name="Grid Table 2 Accent 1" w:uiPriority="47"/>
-    <w:lsdException w:name="Grid Table 3 Accent 1" w:uiPriority="48"/>
-    <w:lsdException w:name="Grid Table 4 Accent 1" w:uiPriority="49"/>
-    <w:lsdException w:name="Grid Table 5 Dark Accent 1" w:uiPriority="50"/>
-    <w:lsdException w:name="Grid Table 6 Colorful Accent 1" w:uiPriority="51"/>
-    <w:lsdException w:name="Grid Table 7 Colorful Accent 1" w:uiPriority="52"/>
-    <w:lsdException w:name="Grid Table 1 Light Accent 2" w:uiPriority="46"/>
-    <w:lsdException w:name="Grid Table 2 Accent 2" w:uiPriority="47"/>
-    <w:lsdException w:name="Grid Table 3 Accent 2" w:uiPriority="48"/>
-    <w:lsdException w:name="Grid Table 4 Accent 2" w:uiPriority="49"/>
-    <w:lsdException w:name="Grid Table 5 Dark Accent 2" w:uiPriority="50"/>
-    <w:lsdException w:name="Grid Table 6 Colorful Accent 2" w:uiPriority="51"/>
-    <w:lsdException w:name="Grid Table 7 Colorful Accent 2" w:uiPriority="52"/>
-    <w:lsdException w:name="Grid Table 1 Light Accent 3" w:uiPriority="46"/>
-    <w:lsdException w:name="Grid Table 2 Accent 3" w:uiPriority="47"/>
-    <w:lsdException w:name="Grid Table 3 Accent 3" w:uiPriority="48"/>
-    <w:lsdException w:name="Grid Table 4 Accent 3" w:uiPriority="49"/>
-    <w:lsdException w:name="Grid Table 5 Dark Accent 3" w:uiPriority="50"/>
-    <w:lsdException w:name="Grid Table 6 Colorful Accent 3" w:uiPriority="51"/>
-    <w:lsdException w:name="Grid Table 7 Colorful Accent 3" w:uiPriority="52"/>
-    <w:lsdException w:name="Grid Table 1 Light Accent 4" w:uiPriority="46"/>
-    <w:lsdException w:name="Grid Table 2 Accent 4" w:uiPriority="47"/>
-    <w:lsdException w:name="Grid Table 3 Accent 4" w:uiPriority="48"/>
-    <w:lsdException w:name="Grid Table 4 Accent 4" w:uiPriority="49"/>
-    <w:lsdException w:name="Grid Table 5 Dark Accent 4" w:uiPriority="50"/>
-    <w:lsdException w:name="Grid Table 6 Colorful Accent 4" w:uiPriority="51"/>
-    <w:lsdException w:name="Grid Table 7 Colorful Accent 4" w:uiPriority="52"/>
-    <w:lsdException w:name="Grid Table 1 Light Accent 5" w:uiPriority="46"/>
-    <w:lsdException w:name="Grid Table 2 Accent 5" w:uiPriority="47"/>
-    <w:lsdException w:name="Grid Table 3 Accent 5" w:uiPriority="48"/>
-    <w:lsdException w:name="Grid Table 4 Accent 5" w:uiPriority="49"/>
-    <w:lsdException w:name="Grid Table 5 Dark Accent 5" w:uiPriority="50"/>
-    <w:lsdException w:name="Grid Table 6 Colorful Accent 5" w:uiPriority="51"/>
-    <w:lsdException w:name="Grid Table 7 Colorful Accent 5" w:uiPriority="52"/>
-    <w:lsdException w:name="Grid Table 1 Light Accent 6" w:uiPriority="46"/>
-    <w:lsdException w:name="Grid Table 2 Accent 6" w:uiPriority="47"/>
-    <w:lsdException w:name="Grid Table 3 Accent 6" w:uiPriority="48"/>
-    <w:lsdException w:name="Grid Table 4 Accent 6" w:uiPriority="49"/>
-    <w:lsdException w:name="Grid Table 5 Dark Accent 6" w:uiPriority="50"/>
-    <w:lsdException w:name="Grid Table 6 Colorful Accent 6" w:uiPriority="51"/>
-    <w:lsdException w:name="Grid Table 7 Colorful Accent 6" w:uiPriority="52"/>
-    <w:lsdException w:name="List Table 1 Light" w:uiPriority="46"/>
-    <w:lsdException w:name="List Table 2" w:uiPriority="47"/>
-    <w:lsdException w:name="List Table 3" w:uiPriority="48"/>
-    <w:lsdException w:name="List Table 4" w:uiPriority="49"/>
-    <w:lsdException w:name="List Table 5 Dark" w:uiPriority="50"/>
-    <w:lsdException w:name="List Table 6 Colorful" w:uiPriority="51"/>
-    <w:lsdException w:name="List Table 7 Colorful" w:uiPriority="52"/>
-    <w:lsdException w:name="List Table 1 Light Accent 1" w:uiPriority="46"/>
-    <w:lsdException w:name="List Table 2 Accent 1" w:uiPriority="47"/>
-    <w:lsdException w:name="List Table 3 Accent 1" w:uiPriority="48"/>
-    <w:lsdException w:name="List Table 4 Accent 1" w:uiPriority="49"/>
-    <w:lsdException w:name="List Table 5 Dark Accent 1" w:uiPriority="50"/>
-    <w:lsdException w:name="List Table 6 Colorful Accent 1" w:uiPriority="51"/>
-    <w:lsdException w:name="List Table 7 Colorful Accent 1" w:uiPriority="52"/>
-    <w:lsdException w:name="List Table 1 Light Accent 2" w:uiPriority="46"/>
-    <w:lsdException w:name="List Table 2 Accent 2" w:uiPriority="47"/>
-    <w:lsdException w:name="List Table 3 Accent 2" w:uiPriority="48"/>
-    <w:lsdException w:name="List Table 4 Accent 2" w:uiPriority="49"/>
-    <w:lsdException w:name="List Table 5 Dark Accent 2" w:uiPriority="50"/>
-    <w:lsdException w:name="List Table 6 Colorful Accent 2" w:uiPriority="51"/>
-    <w:lsdException w:name="List Table 7 Colorful Accent 2" w:uiPriority="52"/>
-    <w:lsdException w:name="List Table 1 Light Accent 3" w:uiPriority="46"/>
-    <w:lsdException w:name="List Table 2 Accent 3" w:uiPriority="47"/>
-    <w:lsdException w:name="List Table 3 Accent 3" w:uiPriority="48"/>
-    <w:lsdException w:name="List Table 4 Accent 3" w:uiPriority="49"/>
-    <w:lsdException w:name="List Table 5 Dark Accent 3" w:uiPriority="50"/>
-    <w:lsdException w:name="List Table 6 Colorful Accent 3" w:uiPriority="51"/>
-    <w:lsdException w:name="List Table 7 Colorful Accent 3" w:uiPriority="52"/>
-    <w:lsdException w:name="List Table 1 Light Accent 4" w:uiPriority="46"/>
-    <w:lsdException w:name="List Table 2 Accent 4" w:uiPriority="47"/>
-    <w:lsdException w:name="List Table 3 Accent 4" w:uiPriority="48"/>
-    <w:lsdException w:name="List Table 4 Accent 4" w:uiPriority="49"/>
-    <w:lsdException w:name="List Table 5 Dark Accent 4" w:uiPriority="50"/>
-    <w:lsdException w:name="List Table 6 Colorful Accent 4" w:uiPriority="51"/>
-    <w:lsdException w:name="List Table 7 Colorful Accent 4" w:uiPriority="52"/>
-    <w:lsdException w:name="List Table 1 Light Accent 5" w:uiPriority="46"/>
-    <w:lsdException w:name="List Table 2 Accent 5" w:uiPriority="47"/>
-    <w:lsdException w:name="List Table 3 Accent 5" w:uiPriority="48"/>
-    <w:lsdException w:name="List Table 4 Accent 5" w:uiPriority="49"/>
-    <w:lsdException w:name="List Table 5 Dark Accent 5" w:uiPriority="50"/>
-    <w:lsdException w:name="List Table 6 Colorful Accent 5" w:uiPriority="51"/>
-    <w:lsdException w:name="List Table 7 Colorful Accent 5" w:uiPriority="52"/>
-    <w:lsdException w:name="List Table 1 Light Accent 6" w:uiPriority="46"/>
-    <w:lsdException w:name="List Table 2 Accent 6" w:uiPriority="47"/>
-    <w:lsdException w:name="List Table 3 Accent 6" w:uiPriority="48"/>
-    <w:lsdException w:name="List Table 4 Accent 6" w:uiPriority="49"/>
-    <w:lsdException w:name="List Table 5 Dark Accent 6" w:uiPriority="50"/>
-    <w:lsdException w:name="List Table 6 Colorful Accent 6" w:uiPriority="51"/>
-    <w:lsdException w:name="List Table 7 Colorful Accent 6" w:uiPriority="52"/>
-  </w:latentStyles>
-  <w:style w:type="paragraph" w:default="1" w:styleId="Normal">
-    <w:name w:val="Normal"/>
-    <w:qFormat/>
-  </w:style>
-  <w:style w:type="character" w:default="1" w:styleId="DefaultParagraphFont">
-    <w:name w:val="Default Paragraph Font"/>
-    <w:uiPriority w:val="1"/>
-    <w:semiHidden/>
-    <w:unhideWhenUsed/>
-  </w:style>
-  <w:style w:type="table" w:default="1" w:styleId="TableNormal">
-    <w:name w:val="Normal Table"/>
-    <w:uiPriority w:val="99"/>
-    <w:semiHidden/>
-    <w:unhideWhenUsed/>
-    <w:tblPr>
-      <w:tblInd w:w="0" w:type="dxa"/>
-      <w:tblCellMar>
-        <w:top w:w="0" w:type="dxa"/>
-        <w:left w:w="108" w:type="dxa"/>
-        <w:bottom w:w="0" w:type="dxa"/>
-        <w:right w:w="108" w:type="dxa"/>
-      </w:tblCellMar>
-    </w:tblPr>
-  </w:style>
-  <w:style w:type="numbering" w:default="1" w:styleId="NoList">
-    <w:name w:val="No List"/>
-    <w:uiPriority w:val="99"/>
-    <w:semiHidden/>
-    <w:unhideWhenUsed/>
-  </w:style>
-  <w:style w:type="paragraph" w:customStyle="1" w:styleId="5CF74F456A284BBFA440BFDCE99C78BB">
-    <w:name w:val="5CF74F456A284BBFA440BFDCE99C78BB"/>
-    <w:rsid w:val="00AA143A"/>
-  </w:style>
-</w:styles>
-</file>
-
-<file path=word/glossary/webSettings.xml><?xml version="1.0" encoding="utf-8"?>
-<w:webSettings xmlns:mc="http://schemas.openxmlformats.org/markup-compatibility/2006" xmlns:r="http://schemas.openxmlformats.org/officeDocument/2006/relationships" xmlns:w="http://schemas.openxmlformats.org/wordprocessingml/2006/main" xmlns:w14="http://schemas.microsoft.com/office/word/2010/wordml" xmlns:w15="http://schemas.microsoft.com/office/word/2012/wordml" mc:Ignorable="w14 w15">
-  <w:optimizeForBrowser/>
-  <w:allowPNG/>
-</w:webSettings>
-</file>
-
 <file path=word/theme/theme1.xml><?xml version="1.0" encoding="utf-8"?>
 <a:theme xmlns:a="http://schemas.openxmlformats.org/drawingml/2006/main" name="Office Theme">
   <a:themeElements>
@@ -6610,7 +6513,7 @@
 </file>
 
 <file path=customXml/itemProps1.xml><?xml version="1.0" encoding="utf-8"?>
-<ds:datastoreItem xmlns:ds="http://schemas.openxmlformats.org/officeDocument/2006/customXml" ds:itemID="{576A8DD6-F2EC-4130-B956-1C3A4B7C7437}">
+<ds:datastoreItem xmlns:ds="http://schemas.openxmlformats.org/officeDocument/2006/customXml" ds:itemID="{562D5208-7377-424C-A615-C3203FB89005}">
   <ds:schemaRefs>
     <ds:schemaRef ds:uri="http://schemas.openxmlformats.org/officeDocument/2006/bibliography"/>
   </ds:schemaRefs>

--- a/doc/LGC v2- developper notes.docx
+++ b/doc/LGC v2- developper notes.docx
@@ -5,7 +5,7 @@
     <w:p>
       <w:pPr>
         <w:pStyle w:val="Title"/>
-        <w:jc w:val="center"/>
+        <w:jc w:val="both"/>
         <w:rPr>
           <w:lang w:val="en-US"/>
         </w:rPr>
@@ -19,6 +19,7 @@
     </w:p>
     <w:p>
       <w:pPr>
+        <w:jc w:val="both"/>
         <w:rPr>
           <w:lang w:val="en-US"/>
         </w:rPr>
@@ -51,6 +52,12 @@
         <w:p>
           <w:pPr>
             <w:pStyle w:val="TOCHeading"/>
+            <w:numPr>
+              <w:ilvl w:val="0"/>
+              <w:numId w:val="0"/>
+            </w:numPr>
+            <w:ind w:left="432"/>
+            <w:jc w:val="both"/>
           </w:pPr>
           <w:r>
             <w:t>Table of Contents</w:t>
@@ -63,9 +70,10 @@
               <w:tab w:val="left" w:pos="440"/>
               <w:tab w:val="right" w:leader="dot" w:pos="9016"/>
             </w:tabs>
+            <w:jc w:val="both"/>
             <w:rPr>
               <w:noProof/>
-              <w:lang w:eastAsia="en-GB"/>
+              <w:lang w:val="fr-FR" w:eastAsia="fr-FR"/>
             </w:rPr>
           </w:pPr>
           <w:r>
@@ -77,7 +85,7 @@
           <w:r>
             <w:fldChar w:fldCharType="separate"/>
           </w:r>
-          <w:hyperlink w:anchor="_Toc466031575" w:history="1">
+          <w:hyperlink w:anchor="_Toc483980236" w:history="1">
             <w:r>
               <w:rPr>
                 <w:rStyle w:val="Hyperlink"/>
@@ -89,7 +97,7 @@
             <w:r>
               <w:rPr>
                 <w:noProof/>
-                <w:lang w:eastAsia="en-GB"/>
+                <w:lang w:val="fr-FR" w:eastAsia="fr-FR"/>
               </w:rPr>
               <w:tab/>
             </w:r>
@@ -120,7 +128,7 @@
                 <w:noProof/>
                 <w:webHidden/>
               </w:rPr>
-              <w:instrText xml:space="preserve"> PAGEREF _Toc466031575 \h </w:instrText>
+              <w:instrText xml:space="preserve"> PAGEREF _Toc483980236 \h </w:instrText>
             </w:r>
             <w:r>
               <w:rPr>
@@ -158,12 +166,13 @@
               <w:tab w:val="left" w:pos="440"/>
               <w:tab w:val="right" w:leader="dot" w:pos="9016"/>
             </w:tabs>
+            <w:jc w:val="both"/>
             <w:rPr>
               <w:noProof/>
-              <w:lang w:eastAsia="en-GB"/>
+              <w:lang w:val="fr-FR" w:eastAsia="fr-FR"/>
             </w:rPr>
           </w:pPr>
-          <w:hyperlink w:anchor="_Toc466031576" w:history="1">
+          <w:hyperlink w:anchor="_Toc483980237" w:history="1">
             <w:r>
               <w:rPr>
                 <w:rStyle w:val="Hyperlink"/>
@@ -175,7 +184,7 @@
             <w:r>
               <w:rPr>
                 <w:noProof/>
-                <w:lang w:eastAsia="en-GB"/>
+                <w:lang w:val="fr-FR" w:eastAsia="fr-FR"/>
               </w:rPr>
               <w:tab/>
             </w:r>
@@ -206,7 +215,7 @@
                 <w:noProof/>
                 <w:webHidden/>
               </w:rPr>
-              <w:instrText xml:space="preserve"> PAGEREF _Toc466031576 \h </w:instrText>
+              <w:instrText xml:space="preserve"> PAGEREF _Toc483980237 \h </w:instrText>
             </w:r>
             <w:r>
               <w:rPr>
@@ -244,12 +253,13 @@
               <w:tab w:val="left" w:pos="660"/>
               <w:tab w:val="right" w:leader="dot" w:pos="9016"/>
             </w:tabs>
+            <w:jc w:val="both"/>
             <w:rPr>
               <w:noProof/>
-              <w:lang w:eastAsia="en-GB"/>
+              <w:lang w:val="fr-FR" w:eastAsia="fr-FR"/>
             </w:rPr>
           </w:pPr>
-          <w:hyperlink w:anchor="_Toc466031577" w:history="1">
+          <w:hyperlink w:anchor="_Toc483980238" w:history="1">
             <w:r>
               <w:rPr>
                 <w:rStyle w:val="Hyperlink"/>
@@ -261,7 +271,7 @@
             <w:r>
               <w:rPr>
                 <w:noProof/>
-                <w:lang w:eastAsia="en-GB"/>
+                <w:lang w:val="fr-FR" w:eastAsia="fr-FR"/>
               </w:rPr>
               <w:tab/>
             </w:r>
@@ -292,7 +302,7 @@
                 <w:noProof/>
                 <w:webHidden/>
               </w:rPr>
-              <w:instrText xml:space="preserve"> PAGEREF _Toc466031577 \h </w:instrText>
+              <w:instrText xml:space="preserve"> PAGEREF _Toc483980238 \h </w:instrText>
             </w:r>
             <w:r>
               <w:rPr>
@@ -330,12 +340,13 @@
               <w:tab w:val="left" w:pos="660"/>
               <w:tab w:val="right" w:leader="dot" w:pos="9016"/>
             </w:tabs>
+            <w:jc w:val="both"/>
             <w:rPr>
               <w:noProof/>
-              <w:lang w:eastAsia="en-GB"/>
+              <w:lang w:val="fr-FR" w:eastAsia="fr-FR"/>
             </w:rPr>
           </w:pPr>
-          <w:hyperlink w:anchor="_Toc466031578" w:history="1">
+          <w:hyperlink w:anchor="_Toc483980239" w:history="1">
             <w:r>
               <w:rPr>
                 <w:rStyle w:val="Hyperlink"/>
@@ -347,7 +358,7 @@
             <w:r>
               <w:rPr>
                 <w:noProof/>
-                <w:lang w:eastAsia="en-GB"/>
+                <w:lang w:val="fr-FR" w:eastAsia="fr-FR"/>
               </w:rPr>
               <w:tab/>
             </w:r>
@@ -378,7 +389,7 @@
                 <w:noProof/>
                 <w:webHidden/>
               </w:rPr>
-              <w:instrText xml:space="preserve"> PAGEREF _Toc466031578 \h </w:instrText>
+              <w:instrText xml:space="preserve"> PAGEREF _Toc483980239 \h </w:instrText>
             </w:r>
             <w:r>
               <w:rPr>
@@ -416,12 +427,13 @@
               <w:tab w:val="left" w:pos="440"/>
               <w:tab w:val="right" w:leader="dot" w:pos="9016"/>
             </w:tabs>
+            <w:jc w:val="both"/>
             <w:rPr>
               <w:noProof/>
-              <w:lang w:eastAsia="en-GB"/>
+              <w:lang w:val="fr-FR" w:eastAsia="fr-FR"/>
             </w:rPr>
           </w:pPr>
-          <w:hyperlink w:anchor="_Toc466031579" w:history="1">
+          <w:hyperlink w:anchor="_Toc483980240" w:history="1">
             <w:r>
               <w:rPr>
                 <w:rStyle w:val="Hyperlink"/>
@@ -432,7 +444,7 @@
             <w:r>
               <w:rPr>
                 <w:noProof/>
-                <w:lang w:eastAsia="en-GB"/>
+                <w:lang w:val="fr-FR" w:eastAsia="fr-FR"/>
               </w:rPr>
               <w:tab/>
             </w:r>
@@ -462,176 +474,7 @@
                 <w:noProof/>
                 <w:webHidden/>
               </w:rPr>
-              <w:instrText xml:space="preserve"> PAGEREF _Toc466031579 \h </w:instrText>
-            </w:r>
-            <w:r>
-              <w:rPr>
-                <w:noProof/>
-                <w:webHidden/>
-              </w:rPr>
-            </w:r>
-            <w:r>
-              <w:rPr>
-                <w:noProof/>
-                <w:webHidden/>
-              </w:rPr>
-              <w:fldChar w:fldCharType="separate"/>
-            </w:r>
-            <w:r>
-              <w:rPr>
-                <w:noProof/>
-                <w:webHidden/>
-              </w:rPr>
-              <w:t>4</w:t>
-            </w:r>
-            <w:r>
-              <w:rPr>
-                <w:noProof/>
-                <w:webHidden/>
-              </w:rPr>
-              <w:fldChar w:fldCharType="end"/>
-            </w:r>
-          </w:hyperlink>
-        </w:p>
-        <w:p>
-          <w:pPr>
-            <w:pStyle w:val="TOC2"/>
-            <w:tabs>
-              <w:tab w:val="left" w:pos="660"/>
-              <w:tab w:val="right" w:leader="dot" w:pos="9016"/>
-            </w:tabs>
-            <w:rPr>
-              <w:noProof/>
-              <w:lang w:eastAsia="en-GB"/>
-            </w:rPr>
-          </w:pPr>
-          <w:hyperlink w:anchor="_Toc466031580" w:history="1">
-            <w:r>
-              <w:rPr>
-                <w:rStyle w:val="Hyperlink"/>
-                <w:noProof/>
-              </w:rPr>
-              <w:t>a.</w:t>
-            </w:r>
-            <w:r>
-              <w:rPr>
-                <w:noProof/>
-                <w:lang w:eastAsia="en-GB"/>
-              </w:rPr>
-              <w:tab/>
-            </w:r>
-            <w:r>
-              <w:rPr>
-                <w:rStyle w:val="Hyperlink"/>
-                <w:noProof/>
-                <w:lang w:val="en-US"/>
-              </w:rPr>
-              <w:t>Summary of the new measurements</w:t>
-            </w:r>
-            <w:r>
-              <w:rPr>
-                <w:noProof/>
-                <w:webHidden/>
-              </w:rPr>
-              <w:tab/>
-            </w:r>
-            <w:r>
-              <w:rPr>
-                <w:noProof/>
-                <w:webHidden/>
-              </w:rPr>
-              <w:fldChar w:fldCharType="begin"/>
-            </w:r>
-            <w:r>
-              <w:rPr>
-                <w:noProof/>
-                <w:webHidden/>
-              </w:rPr>
-              <w:instrText xml:space="preserve"> PAGEREF _Toc466031580 \h </w:instrText>
-            </w:r>
-            <w:r>
-              <w:rPr>
-                <w:noProof/>
-                <w:webHidden/>
-              </w:rPr>
-            </w:r>
-            <w:r>
-              <w:rPr>
-                <w:noProof/>
-                <w:webHidden/>
-              </w:rPr>
-              <w:fldChar w:fldCharType="separate"/>
-            </w:r>
-            <w:r>
-              <w:rPr>
-                <w:noProof/>
-                <w:webHidden/>
-              </w:rPr>
-              <w:t>4</w:t>
-            </w:r>
-            <w:r>
-              <w:rPr>
-                <w:noProof/>
-                <w:webHidden/>
-              </w:rPr>
-              <w:fldChar w:fldCharType="end"/>
-            </w:r>
-          </w:hyperlink>
-        </w:p>
-        <w:p>
-          <w:pPr>
-            <w:pStyle w:val="TOC2"/>
-            <w:tabs>
-              <w:tab w:val="left" w:pos="660"/>
-              <w:tab w:val="right" w:leader="dot" w:pos="9016"/>
-            </w:tabs>
-            <w:rPr>
-              <w:noProof/>
-              <w:lang w:eastAsia="en-GB"/>
-            </w:rPr>
-          </w:pPr>
-          <w:hyperlink w:anchor="_Toc466031581" w:history="1">
-            <w:r>
-              <w:rPr>
-                <w:rStyle w:val="Hyperlink"/>
-                <w:noProof/>
-              </w:rPr>
-              <w:t>b.</w:t>
-            </w:r>
-            <w:r>
-              <w:rPr>
-                <w:noProof/>
-                <w:lang w:eastAsia="en-GB"/>
-              </w:rPr>
-              <w:tab/>
-            </w:r>
-            <w:r>
-              <w:rPr>
-                <w:rStyle w:val="Hyperlink"/>
-                <w:noProof/>
-              </w:rPr>
-              <w:t>New way to define a measurements</w:t>
-            </w:r>
-            <w:r>
-              <w:rPr>
-                <w:noProof/>
-                <w:webHidden/>
-              </w:rPr>
-              <w:tab/>
-            </w:r>
-            <w:r>
-              <w:rPr>
-                <w:noProof/>
-                <w:webHidden/>
-              </w:rPr>
-              <w:fldChar w:fldCharType="begin"/>
-            </w:r>
-            <w:r>
-              <w:rPr>
-                <w:noProof/>
-                <w:webHidden/>
-              </w:rPr>
-              <w:instrText xml:space="preserve"> PAGEREF _Toc466031581 \h </w:instrText>
+              <w:instrText xml:space="preserve"> PAGEREF _Toc483980240 \h </w:instrText>
             </w:r>
             <w:r>
               <w:rPr>
@@ -669,12 +512,13 @@
               <w:tab w:val="left" w:pos="440"/>
               <w:tab w:val="right" w:leader="dot" w:pos="9016"/>
             </w:tabs>
+            <w:jc w:val="both"/>
             <w:rPr>
               <w:noProof/>
-              <w:lang w:eastAsia="en-GB"/>
+              <w:lang w:val="fr-FR" w:eastAsia="fr-FR"/>
             </w:rPr>
           </w:pPr>
-          <w:hyperlink w:anchor="_Toc466031582" w:history="1">
+          <w:hyperlink w:anchor="_Toc483980241" w:history="1">
             <w:r>
               <w:rPr>
                 <w:rStyle w:val="Hyperlink"/>
@@ -685,7 +529,7 @@
             <w:r>
               <w:rPr>
                 <w:noProof/>
-                <w:lang w:eastAsia="en-GB"/>
+                <w:lang w:val="fr-FR" w:eastAsia="fr-FR"/>
               </w:rPr>
               <w:tab/>
             </w:r>
@@ -715,7 +559,7 @@
                 <w:noProof/>
                 <w:webHidden/>
               </w:rPr>
-              <w:instrText xml:space="preserve"> PAGEREF _Toc466031582 \h </w:instrText>
+              <w:instrText xml:space="preserve"> PAGEREF _Toc483980241 \h </w:instrText>
             </w:r>
             <w:r>
               <w:rPr>
@@ -753,12 +597,13 @@
               <w:tab w:val="left" w:pos="440"/>
               <w:tab w:val="right" w:leader="dot" w:pos="9016"/>
             </w:tabs>
+            <w:jc w:val="both"/>
             <w:rPr>
               <w:noProof/>
-              <w:lang w:eastAsia="en-GB"/>
+              <w:lang w:val="fr-FR" w:eastAsia="fr-FR"/>
             </w:rPr>
           </w:pPr>
-          <w:hyperlink w:anchor="_Toc466031583" w:history="1">
+          <w:hyperlink w:anchor="_Toc483980242" w:history="1">
             <w:r>
               <w:rPr>
                 <w:rStyle w:val="Hyperlink"/>
@@ -770,7 +615,7 @@
             <w:r>
               <w:rPr>
                 <w:noProof/>
-                <w:lang w:eastAsia="en-GB"/>
+                <w:lang w:val="fr-FR" w:eastAsia="fr-FR"/>
               </w:rPr>
               <w:tab/>
             </w:r>
@@ -801,7 +646,7 @@
                 <w:noProof/>
                 <w:webHidden/>
               </w:rPr>
-              <w:instrText xml:space="preserve"> PAGEREF _Toc466031583 \h </w:instrText>
+              <w:instrText xml:space="preserve"> PAGEREF _Toc483980242 \h </w:instrText>
             </w:r>
             <w:r>
               <w:rPr>
@@ -839,12 +684,13 @@
               <w:tab w:val="left" w:pos="440"/>
               <w:tab w:val="right" w:leader="dot" w:pos="9016"/>
             </w:tabs>
+            <w:jc w:val="both"/>
             <w:rPr>
               <w:noProof/>
-              <w:lang w:eastAsia="en-GB"/>
+              <w:lang w:val="fr-FR" w:eastAsia="fr-FR"/>
             </w:rPr>
           </w:pPr>
-          <w:hyperlink w:anchor="_Toc466031584" w:history="1">
+          <w:hyperlink w:anchor="_Toc483980243" w:history="1">
             <w:r>
               <w:rPr>
                 <w:rStyle w:val="Hyperlink"/>
@@ -856,7 +702,7 @@
             <w:r>
               <w:rPr>
                 <w:noProof/>
-                <w:lang w:eastAsia="en-GB"/>
+                <w:lang w:val="fr-FR" w:eastAsia="fr-FR"/>
               </w:rPr>
               <w:tab/>
             </w:r>
@@ -887,7 +733,7 @@
                 <w:noProof/>
                 <w:webHidden/>
               </w:rPr>
-              <w:instrText xml:space="preserve"> PAGEREF _Toc466031584 \h </w:instrText>
+              <w:instrText xml:space="preserve"> PAGEREF _Toc483980243 \h </w:instrText>
             </w:r>
             <w:r>
               <w:rPr>
@@ -907,7 +753,7 @@
                 <w:noProof/>
                 <w:webHidden/>
               </w:rPr>
-              <w:t>8</w:t>
+              <w:t>7</w:t>
             </w:r>
             <w:r>
               <w:rPr>
@@ -925,12 +771,13 @@
               <w:tab w:val="left" w:pos="440"/>
               <w:tab w:val="right" w:leader="dot" w:pos="9016"/>
             </w:tabs>
+            <w:jc w:val="both"/>
             <w:rPr>
               <w:noProof/>
-              <w:lang w:eastAsia="en-GB"/>
+              <w:lang w:val="fr-FR" w:eastAsia="fr-FR"/>
             </w:rPr>
           </w:pPr>
-          <w:hyperlink w:anchor="_Toc466031585" w:history="1">
+          <w:hyperlink w:anchor="_Toc483980244" w:history="1">
             <w:r>
               <w:rPr>
                 <w:rStyle w:val="Hyperlink"/>
@@ -942,7 +789,7 @@
             <w:r>
               <w:rPr>
                 <w:noProof/>
-                <w:lang w:eastAsia="en-GB"/>
+                <w:lang w:val="fr-FR" w:eastAsia="fr-FR"/>
               </w:rPr>
               <w:tab/>
             </w:r>
@@ -973,7 +820,7 @@
                 <w:noProof/>
                 <w:webHidden/>
               </w:rPr>
-              <w:instrText xml:space="preserve"> PAGEREF _Toc466031585 \h </w:instrText>
+              <w:instrText xml:space="preserve"> PAGEREF _Toc483980244 \h </w:instrText>
             </w:r>
             <w:r>
               <w:rPr>
@@ -1005,6 +852,9 @@
           </w:hyperlink>
         </w:p>
         <w:p>
+          <w:pPr>
+            <w:jc w:val="both"/>
+          </w:pPr>
           <w:r>
             <w:rPr>
               <w:b/>
@@ -1016,7 +866,6 @@
         </w:p>
       </w:sdtContent>
     </w:sdt>
-    <w:p/>
     <w:p>
       <w:pPr>
         <w:pStyle w:val="Heading1"/>
@@ -1024,11 +873,12 @@
           <w:ilvl w:val="0"/>
           <w:numId w:val="6"/>
         </w:numPr>
-        <w:rPr>
-          <w:lang w:val="en-US"/>
-        </w:rPr>
-      </w:pPr>
-      <w:bookmarkStart w:id="0" w:name="_Toc466031575"/>
+        <w:jc w:val="both"/>
+        <w:rPr>
+          <w:lang w:val="en-US"/>
+        </w:rPr>
+      </w:pPr>
+      <w:bookmarkStart w:id="0" w:name="_Toc483980236"/>
       <w:r>
         <w:rPr>
           <w:lang w:val="en-US"/>
@@ -1038,6 +888,9 @@
       <w:bookmarkEnd w:id="0"/>
     </w:p>
     <w:p>
+      <w:pPr>
+        <w:jc w:val="both"/>
+      </w:pPr>
       <w:r>
         <w:t>A new version of LGC (</w:t>
       </w:r>
@@ -1084,11 +937,15 @@
       </w:r>
     </w:p>
     <w:p>
-      <w:r>
-        <w:t>The stochastic model has also been modified to allow a better breakdown and parametrization of the instrument and observation errors; and a better error propagation by means of weighted unknown parameters (coordinates and transformation parameters). Special care has been taken testing the program. Unit and functionality tests have been added to assure future development, and an in depth comparison with the previous version has been made.</w:t>
-      </w:r>
-    </w:p>
-    <w:p>
+      <w:pPr>
+        <w:jc w:val="both"/>
+      </w:pPr>
+      <w:r>
+        <w:t>The stochastic model has also been modified to allow a better breakdown and parametrization of the instrument and observation errors; and a better error propagation. Special care has been taken testing the program. Unit and functionality tests have been added to assure future development, and an in depth comparison with the previous version has been made.</w:t>
+      </w:r>
+      <w:r>
+        <w:t xml:space="preserve"> </w:t>
+      </w:r>
       <w:r>
         <w:t xml:space="preserve">Furthermore, the calculation structure has also been designed to allow new processing modules, such as a pre-processing model to calculate initial coordinate values, to </w:t>
       </w:r>
@@ -1096,10 +953,11 @@
         <w:t>be added more easily.</w:t>
       </w:r>
     </w:p>
-    <w:p/>
-    <w:p>
-      <w:r>
-        <w:lastRenderedPageBreak/>
+    <w:p>
+      <w:pPr>
+        <w:jc w:val="both"/>
+      </w:pPr>
+      <w:r>
         <w:t xml:space="preserve">This document describes how the implementations is </w:t>
       </w:r>
       <w:proofErr w:type="spellStart"/>
@@ -1118,6 +976,7 @@
           <w:ilvl w:val="0"/>
           <w:numId w:val="5"/>
         </w:numPr>
+        <w:jc w:val="both"/>
         <w:rPr>
           <w:lang w:val="en-US"/>
         </w:rPr>
@@ -1134,7 +993,19 @@
         <w:rPr>
           <w:lang w:val="en-US"/>
         </w:rPr>
-        <w:t xml:space="preserve"> (part 4.)</w:t>
+        <w:t xml:space="preserve"> (part </w:t>
+      </w:r>
+      <w:r>
+        <w:rPr>
+          <w:lang w:val="en-US"/>
+        </w:rPr>
+        <w:t>5</w:t>
+      </w:r>
+      <w:r>
+        <w:rPr>
+          <w:lang w:val="en-US"/>
+        </w:rPr>
+        <w:t>.)</w:t>
       </w:r>
     </w:p>
     <w:p>
@@ -1144,6 +1015,7 @@
           <w:ilvl w:val="0"/>
           <w:numId w:val="5"/>
         </w:numPr>
+        <w:jc w:val="both"/>
         <w:rPr>
           <w:lang w:val="en-US"/>
         </w:rPr>
@@ -1160,7 +1032,13 @@
         <w:rPr>
           <w:lang w:val="en-US"/>
         </w:rPr>
-        <w:t xml:space="preserve"> (part 2.)</w:t>
+        <w:t xml:space="preserve"> (part 4</w:t>
+      </w:r>
+      <w:r>
+        <w:rPr>
+          <w:lang w:val="en-US"/>
+        </w:rPr>
+        <w:t>.)</w:t>
       </w:r>
     </w:p>
     <w:p>
@@ -1170,6 +1048,7 @@
           <w:ilvl w:val="0"/>
           <w:numId w:val="5"/>
         </w:numPr>
+        <w:jc w:val="both"/>
         <w:rPr>
           <w:lang w:val="en-US"/>
         </w:rPr>
@@ -1179,14 +1058,26 @@
         <w:rPr>
           <w:lang w:val="en-US"/>
         </w:rPr>
-        <w:t>LGCObjectsWritter</w:t>
+        <w:t>LGCObje</w:t>
+      </w:r>
+      <w:r>
+        <w:rPr>
+          <w:lang w:val="en-US"/>
+        </w:rPr>
+        <w:t>ctsWritter</w:t>
       </w:r>
       <w:proofErr w:type="spellEnd"/>
       <w:r>
         <w:rPr>
           <w:lang w:val="en-US"/>
         </w:rPr>
-        <w:t xml:space="preserve"> (part 5.)</w:t>
+        <w:t xml:space="preserve"> (part 2</w:t>
+      </w:r>
+      <w:r>
+        <w:rPr>
+          <w:lang w:val="en-US"/>
+        </w:rPr>
+        <w:t>.)</w:t>
       </w:r>
     </w:p>
     <w:p>
@@ -1196,6 +1087,7 @@
           <w:ilvl w:val="0"/>
           <w:numId w:val="5"/>
         </w:numPr>
+        <w:jc w:val="both"/>
         <w:rPr>
           <w:lang w:val="en-US"/>
         </w:rPr>
@@ -1205,9 +1097,15 @@
         <w:rPr>
           <w:lang w:val="en-US"/>
         </w:rPr>
-        <w:t>LGCProjectData</w:t>
+        <w:t>LGCProject</w:t>
       </w:r>
       <w:proofErr w:type="spellEnd"/>
+      <w:r>
+        <w:rPr>
+          <w:lang w:val="en-US"/>
+        </w:rPr>
+        <w:t xml:space="preserve"> (part 6.)</w:t>
+      </w:r>
     </w:p>
     <w:p>
       <w:pPr>
@@ -1216,6 +1114,7 @@
           <w:ilvl w:val="0"/>
           <w:numId w:val="5"/>
         </w:numPr>
+        <w:jc w:val="both"/>
         <w:rPr>
           <w:lang w:val="en-US"/>
         </w:rPr>
@@ -1225,14 +1124,14 @@
         <w:rPr>
           <w:lang w:val="en-US"/>
         </w:rPr>
-        <w:t>LocalTransformations</w:t>
+        <w:t>LGCProjectData</w:t>
       </w:r>
       <w:proofErr w:type="spellEnd"/>
       <w:r>
         <w:rPr>
           <w:lang w:val="en-US"/>
         </w:rPr>
-        <w:t xml:space="preserve"> (part 4.  Use in the Contributions Generators)</w:t>
+        <w:t xml:space="preserve"> (part 6.)</w:t>
       </w:r>
     </w:p>
     <w:p>
@@ -1242,6 +1141,7 @@
           <w:ilvl w:val="0"/>
           <w:numId w:val="5"/>
         </w:numPr>
+        <w:jc w:val="both"/>
         <w:rPr>
           <w:lang w:val="en-US"/>
         </w:rPr>
@@ -1251,14 +1151,26 @@
         <w:rPr>
           <w:lang w:val="en-US"/>
         </w:rPr>
-        <w:t>LSCalculation</w:t>
+        <w:t>LocalTransformations</w:t>
       </w:r>
       <w:proofErr w:type="spellEnd"/>
       <w:r>
         <w:rPr>
           <w:lang w:val="en-US"/>
         </w:rPr>
-        <w:t xml:space="preserve"> (part 4.)</w:t>
+        <w:t xml:space="preserve"> (part </w:t>
+      </w:r>
+      <w:r>
+        <w:rPr>
+          <w:lang w:val="en-US"/>
+        </w:rPr>
+        <w:t>5</w:t>
+      </w:r>
+      <w:r>
+        <w:rPr>
+          <w:lang w:val="en-US"/>
+        </w:rPr>
+        <w:t>.  Use in the Contributions Generators)</w:t>
       </w:r>
     </w:p>
     <w:p>
@@ -1268,15 +1180,37 @@
           <w:ilvl w:val="0"/>
           <w:numId w:val="5"/>
         </w:numPr>
-        <w:rPr>
-          <w:lang w:val="en-US"/>
-        </w:rPr>
-      </w:pPr>
-      <w:r>
-        <w:rPr>
-          <w:lang w:val="en-US"/>
-        </w:rPr>
-        <w:t>Measurements (part 2.)</w:t>
+        <w:jc w:val="both"/>
+        <w:rPr>
+          <w:lang w:val="en-US"/>
+        </w:rPr>
+      </w:pPr>
+      <w:proofErr w:type="spellStart"/>
+      <w:r>
+        <w:rPr>
+          <w:lang w:val="en-US"/>
+        </w:rPr>
+        <w:lastRenderedPageBreak/>
+        <w:t>LSCalculation</w:t>
+      </w:r>
+      <w:proofErr w:type="spellEnd"/>
+      <w:r>
+        <w:rPr>
+          <w:lang w:val="en-US"/>
+        </w:rPr>
+        <w:t xml:space="preserve"> (part </w:t>
+      </w:r>
+      <w:r>
+        <w:rPr>
+          <w:lang w:val="en-US"/>
+        </w:rPr>
+        <w:t>5</w:t>
+      </w:r>
+      <w:r>
+        <w:rPr>
+          <w:lang w:val="en-US"/>
+        </w:rPr>
+        <w:t>.)</w:t>
       </w:r>
     </w:p>
     <w:p>
@@ -1286,15 +1220,22 @@
           <w:ilvl w:val="0"/>
           <w:numId w:val="5"/>
         </w:numPr>
-        <w:rPr>
-          <w:lang w:val="en-US"/>
-        </w:rPr>
-      </w:pPr>
-      <w:r>
-        <w:rPr>
-          <w:lang w:val="en-US"/>
-        </w:rPr>
-        <w:t>Readers (part 5.)</w:t>
+        <w:jc w:val="both"/>
+        <w:rPr>
+          <w:lang w:val="en-US"/>
+        </w:rPr>
+      </w:pPr>
+      <w:r>
+        <w:rPr>
+          <w:lang w:val="en-US"/>
+        </w:rPr>
+        <w:t>Measurements (part 3</w:t>
+      </w:r>
+      <w:r>
+        <w:rPr>
+          <w:lang w:val="en-US"/>
+        </w:rPr>
+        <w:t>.)</w:t>
       </w:r>
     </w:p>
     <w:p>
@@ -1304,18 +1245,54 @@
           <w:ilvl w:val="0"/>
           <w:numId w:val="5"/>
         </w:numPr>
-        <w:rPr>
-          <w:lang w:val="en-US"/>
-        </w:rPr>
-      </w:pPr>
-      <w:r>
-        <w:rPr>
-          <w:lang w:val="en-US"/>
-        </w:rPr>
-        <w:t>Writers (part 5.)</w:t>
-      </w:r>
-    </w:p>
-    <w:p/>
+        <w:jc w:val="both"/>
+        <w:rPr>
+          <w:lang w:val="en-US"/>
+        </w:rPr>
+      </w:pPr>
+      <w:r>
+        <w:rPr>
+          <w:lang w:val="en-US"/>
+        </w:rPr>
+        <w:t>Readers (part 2</w:t>
+      </w:r>
+      <w:r>
+        <w:rPr>
+          <w:lang w:val="en-US"/>
+        </w:rPr>
+        <w:t>.)</w:t>
+      </w:r>
+    </w:p>
+    <w:p>
+      <w:pPr>
+        <w:pStyle w:val="ListParagraph"/>
+        <w:numPr>
+          <w:ilvl w:val="0"/>
+          <w:numId w:val="5"/>
+        </w:numPr>
+        <w:jc w:val="both"/>
+        <w:rPr>
+          <w:lang w:val="en-US"/>
+        </w:rPr>
+      </w:pPr>
+      <w:r>
+        <w:rPr>
+          <w:lang w:val="en-US"/>
+        </w:rPr>
+        <w:t>Writers (part 2</w:t>
+      </w:r>
+      <w:r>
+        <w:rPr>
+          <w:lang w:val="en-US"/>
+        </w:rPr>
+        <w:t>.)</w:t>
+      </w:r>
+    </w:p>
+    <w:p>
+      <w:pPr>
+        <w:jc w:val="both"/>
+      </w:pPr>
+    </w:p>
     <w:p>
       <w:pPr>
         <w:pStyle w:val="Heading1"/>
@@ -1323,11 +1300,12 @@
           <w:ilvl w:val="0"/>
           <w:numId w:val="6"/>
         </w:numPr>
-        <w:rPr>
-          <w:lang w:val="en-US"/>
-        </w:rPr>
-      </w:pPr>
-      <w:bookmarkStart w:id="1" w:name="_Toc466031576"/>
+        <w:jc w:val="both"/>
+        <w:rPr>
+          <w:lang w:val="en-US"/>
+        </w:rPr>
+      </w:pPr>
+      <w:bookmarkStart w:id="1" w:name="_Toc483980237"/>
       <w:r>
         <w:rPr>
           <w:lang w:val="en-US"/>
@@ -1338,13 +1316,15 @@
     </w:p>
     <w:p>
       <w:pPr>
-        <w:rPr>
-          <w:lang w:val="en-US"/>
-        </w:rPr>
-      </w:pPr>
-    </w:p>
-    <w:p>
-      <w:pPr>
+        <w:jc w:val="both"/>
+        <w:rPr>
+          <w:lang w:val="en-US"/>
+        </w:rPr>
+      </w:pPr>
+    </w:p>
+    <w:p>
+      <w:pPr>
+        <w:jc w:val="both"/>
         <w:rPr>
           <w:lang w:val="en-US"/>
         </w:rPr>
@@ -1363,11 +1343,12 @@
           <w:ilvl w:val="0"/>
           <w:numId w:val="8"/>
         </w:numPr>
-        <w:rPr>
-          <w:lang w:val="en-US"/>
-        </w:rPr>
-      </w:pPr>
-      <w:bookmarkStart w:id="2" w:name="_Toc466031577"/>
+        <w:jc w:val="both"/>
+        <w:rPr>
+          <w:lang w:val="en-US"/>
+        </w:rPr>
+      </w:pPr>
+      <w:bookmarkStart w:id="2" w:name="_Toc483980238"/>
       <w:r>
         <w:rPr>
           <w:lang w:val="en-US"/>
@@ -1378,13 +1359,15 @@
     </w:p>
     <w:p>
       <w:pPr>
-        <w:rPr>
-          <w:lang w:val="en-US"/>
-        </w:rPr>
-      </w:pPr>
-    </w:p>
-    <w:p>
-      <w:pPr>
+        <w:jc w:val="both"/>
+        <w:rPr>
+          <w:lang w:val="en-US"/>
+        </w:rPr>
+      </w:pPr>
+    </w:p>
+    <w:p>
+      <w:pPr>
+        <w:jc w:val="both"/>
         <w:rPr>
           <w:lang w:val="en-US"/>
         </w:rPr>
@@ -1408,25 +1391,43 @@
         <w:rPr>
           <w:lang w:val="en-US"/>
         </w:rPr>
-        <w:t>. It manage the reading (</w:t>
+        <w:t>. It manage</w:t>
+      </w:r>
+      <w:r>
+        <w:rPr>
+          <w:lang w:val="en-US"/>
+        </w:rPr>
+        <w:t>s</w:t>
+      </w:r>
+      <w:r>
+        <w:rPr>
+          <w:lang w:val="en-US"/>
+        </w:rPr>
+        <w:t xml:space="preserve"> the reading (</w:t>
       </w:r>
       <w:r>
         <w:rPr>
           <w:lang w:val="en"/>
         </w:rPr>
-        <w:t>read</w:t>
-      </w:r>
-      <w:r>
-        <w:rPr>
-          <w:lang w:val="en"/>
-        </w:rPr>
-        <w:t xml:space="preserve"> the file line by line</w:t>
-      </w:r>
-      <w:r>
-        <w:rPr>
-          <w:lang w:val="en-US"/>
-        </w:rPr>
-        <w:t xml:space="preserve">). For that it use </w:t>
+        <w:t>read the file line by line</w:t>
+      </w:r>
+      <w:r>
+        <w:rPr>
+          <w:lang w:val="en-US"/>
+        </w:rPr>
+        <w:t>). For that it use</w:t>
+      </w:r>
+      <w:r>
+        <w:rPr>
+          <w:lang w:val="en-US"/>
+        </w:rPr>
+        <w:t>s</w:t>
+      </w:r>
+      <w:r>
+        <w:rPr>
+          <w:lang w:val="en-US"/>
+        </w:rPr>
+        <w:t xml:space="preserve"> </w:t>
       </w:r>
       <w:proofErr w:type="spellStart"/>
       <w:r>
@@ -1475,6 +1476,7 @@
           <w:ilvl w:val="0"/>
           <w:numId w:val="5"/>
         </w:numPr>
+        <w:jc w:val="both"/>
         <w:rPr>
           <w:lang w:val="en-US"/>
         </w:rPr>
@@ -1508,6 +1510,7 @@
           <w:ilvl w:val="0"/>
           <w:numId w:val="5"/>
         </w:numPr>
+        <w:jc w:val="both"/>
         <w:rPr>
           <w:lang w:val="en-US"/>
         </w:rPr>
@@ -1535,6 +1538,7 @@
           <w:ilvl w:val="0"/>
           <w:numId w:val="5"/>
         </w:numPr>
+        <w:jc w:val="both"/>
         <w:rPr>
           <w:lang w:val="en-US"/>
         </w:rPr>
@@ -1562,6 +1566,7 @@
           <w:ilvl w:val="0"/>
           <w:numId w:val="5"/>
         </w:numPr>
+        <w:jc w:val="both"/>
         <w:rPr>
           <w:lang w:val="en-US"/>
         </w:rPr>
@@ -1597,13 +1602,15 @@
     </w:p>
     <w:p>
       <w:pPr>
-        <w:rPr>
-          <w:lang w:val="en-US"/>
-        </w:rPr>
-      </w:pPr>
-    </w:p>
-    <w:p>
-      <w:pPr>
+        <w:jc w:val="both"/>
+        <w:rPr>
+          <w:lang w:val="en-US"/>
+        </w:rPr>
+      </w:pPr>
+    </w:p>
+    <w:p>
+      <w:pPr>
+        <w:jc w:val="both"/>
         <w:rPr>
           <w:lang w:val="en-US"/>
         </w:rPr>
@@ -1732,6 +1739,7 @@
     </w:p>
     <w:p>
       <w:pPr>
+        <w:jc w:val="both"/>
         <w:rPr>
           <w:lang w:val="en"/>
         </w:rPr>
@@ -1740,18 +1748,32 @@
         <w:rPr>
           <w:lang w:val="en"/>
         </w:rPr>
-        <w:t>Figure 4 represent the class diagram of the reader part for the lgc v2 format.</w:t>
-      </w:r>
-    </w:p>
-    <w:p>
-      <w:pPr>
+        <w:t>Figure 4 represent</w:t>
+      </w:r>
+      <w:r>
         <w:rPr>
           <w:lang w:val="en"/>
         </w:rPr>
-      </w:pPr>
-    </w:p>
-    <w:p>
-      <w:pPr>
+        <w:t>s</w:t>
+      </w:r>
+      <w:r>
+        <w:rPr>
+          <w:lang w:val="en"/>
+        </w:rPr>
+        <w:t xml:space="preserve"> the class diagram of the reader part for the lgc v2 format.</w:t>
+      </w:r>
+    </w:p>
+    <w:p>
+      <w:pPr>
+        <w:jc w:val="both"/>
+        <w:rPr>
+          <w:lang w:val="en"/>
+        </w:rPr>
+      </w:pPr>
+    </w:p>
+    <w:p>
+      <w:pPr>
+        <w:jc w:val="both"/>
         <w:rPr>
           <w:noProof/>
           <w:lang w:eastAsia="en-GB"/>
@@ -1761,6 +1783,7 @@
     <w:p>
       <w:pPr>
         <w:pStyle w:val="Caption"/>
+        <w:jc w:val="both"/>
         <w:rPr>
           <w:lang w:val="en"/>
         </w:rPr>
@@ -1768,7 +1791,7 @@
       <w:r>
         <w:rPr>
           <w:noProof/>
-          <w:lang w:eastAsia="en-GB"/>
+          <w:lang w:val="fr-FR" w:eastAsia="fr-FR"/>
         </w:rPr>
         <w:lastRenderedPageBreak/>
         <w:drawing>
@@ -1826,35 +1849,17 @@
       <w:r>
         <w:t xml:space="preserve">Figure </w:t>
       </w:r>
-      <w:r>
-        <w:fldChar w:fldCharType="begin"/>
-      </w:r>
-      <w:r>
-        <w:instrText xml:space="preserve"> SEQ Figure \* ARABIC </w:instrText>
-      </w:r>
-      <w:r>
-        <w:fldChar w:fldCharType="separate"/>
-      </w:r>
-      <w:r>
-        <w:rPr>
-          <w:noProof/>
-        </w:rPr>
-        <w:t>4</w:t>
-      </w:r>
-      <w:r>
-        <w:rPr>
-          <w:noProof/>
-        </w:rPr>
-        <w:fldChar w:fldCharType="end"/>
-      </w:r>
+      <w:fldSimple w:instr=" SEQ Figure \* ARABIC ">
+        <w:r>
+          <w:rPr>
+            <w:noProof/>
+          </w:rPr>
+          <w:t>1</w:t>
+        </w:r>
+      </w:fldSimple>
       <w:r>
         <w:t>: reader class diagram</w:t>
       </w:r>
-    </w:p>
-    <w:p>
-      <w:pPr>
-        <w:keepNext/>
-      </w:pPr>
     </w:p>
     <w:p>
       <w:pPr>
@@ -1863,15 +1868,17 @@
           <w:ilvl w:val="0"/>
           <w:numId w:val="8"/>
         </w:numPr>
-        <w:rPr>
-          <w:lang w:val="en-US"/>
-        </w:rPr>
-      </w:pPr>
-      <w:bookmarkStart w:id="3" w:name="_Toc466031578"/>
-      <w:r>
-        <w:rPr>
-          <w:lang w:val="en-US"/>
-        </w:rPr>
+        <w:jc w:val="both"/>
+        <w:rPr>
+          <w:lang w:val="en-US"/>
+        </w:rPr>
+      </w:pPr>
+      <w:bookmarkStart w:id="3" w:name="_Toc483980239"/>
+      <w:r>
+        <w:rPr>
+          <w:lang w:val="en-US"/>
+        </w:rPr>
+        <w:lastRenderedPageBreak/>
         <w:t xml:space="preserve">Writers and </w:t>
       </w:r>
       <w:proofErr w:type="spellStart"/>
@@ -1886,13 +1893,15 @@
     </w:p>
     <w:p>
       <w:pPr>
-        <w:rPr>
-          <w:lang w:val="en-US"/>
-        </w:rPr>
-      </w:pPr>
-    </w:p>
-    <w:p>
-      <w:pPr>
+        <w:jc w:val="both"/>
+        <w:rPr>
+          <w:lang w:val="en-US"/>
+        </w:rPr>
+      </w:pPr>
+    </w:p>
+    <w:p>
+      <w:pPr>
+        <w:jc w:val="both"/>
         <w:rPr>
           <w:lang w:val="en-US"/>
         </w:rPr>
@@ -1906,6 +1915,7 @@
     </w:p>
     <w:p>
       <w:pPr>
+        <w:jc w:val="both"/>
         <w:rPr>
           <w:lang w:val="en-US"/>
         </w:rPr>
@@ -1998,13 +2008,7 @@
     </w:p>
     <w:p>
       <w:pPr>
-        <w:rPr>
-          <w:lang w:val="en-US"/>
-        </w:rPr>
-      </w:pPr>
-    </w:p>
-    <w:p>
-      <w:pPr>
+        <w:jc w:val="both"/>
         <w:rPr>
           <w:lang w:val="en-US"/>
         </w:rPr>
@@ -2086,27 +2090,14 @@
     </w:p>
     <w:p>
       <w:pPr>
-        <w:autoSpaceDE w:val="0"/>
-        <w:autoSpaceDN w:val="0"/>
-        <w:adjustRightInd w:val="0"/>
-        <w:spacing w:after="0" w:line="240" w:lineRule="auto"/>
-        <w:rPr>
-          <w:rFonts w:ascii="NimbusRomNo9L-Regu" w:hAnsi="NimbusRomNo9L-Regu" w:cs="NimbusRomNo9L-Regu"/>
-          <w:sz w:val="20"/>
-          <w:szCs w:val="20"/>
-          <w:lang w:val="en-US"/>
-        </w:rPr>
-      </w:pPr>
-    </w:p>
-    <w:p>
-      <w:pPr>
         <w:pStyle w:val="Heading1"/>
         <w:numPr>
           <w:ilvl w:val="0"/>
           <w:numId w:val="6"/>
         </w:numPr>
-      </w:pPr>
-      <w:bookmarkStart w:id="4" w:name="_Toc466031579"/>
+        <w:jc w:val="both"/>
+      </w:pPr>
+      <w:bookmarkStart w:id="4" w:name="_Toc483980240"/>
       <w:r>
         <w:t>Measurements and instruments</w:t>
       </w:r>
@@ -2114,68 +2105,16 @@
     </w:p>
     <w:p>
       <w:pPr>
-        <w:pStyle w:val="Heading2"/>
-        <w:numPr>
-          <w:ilvl w:val="0"/>
-          <w:numId w:val="7"/>
-        </w:numPr>
-        <w:rPr>
-          <w:rFonts w:ascii="NimbusRomNo9L-Regu" w:hAnsi="NimbusRomNo9L-Regu" w:cs="NimbusRomNo9L-Regu"/>
-          <w:sz w:val="20"/>
-          <w:szCs w:val="20"/>
-        </w:rPr>
-      </w:pPr>
-      <w:bookmarkStart w:id="5" w:name="_Toc466031580"/>
-      <w:r>
-        <w:rPr>
-          <w:lang w:val="en-US"/>
-        </w:rPr>
-        <w:t>Summary</w:t>
-      </w:r>
-      <w:r>
-        <w:rPr>
-          <w:lang w:val="en-US"/>
-        </w:rPr>
-        <w:t xml:space="preserve"> of the new measurements</w:t>
-      </w:r>
-      <w:bookmarkEnd w:id="5"/>
-    </w:p>
-    <w:p>
-      <w:pPr>
-        <w:autoSpaceDE w:val="0"/>
-        <w:autoSpaceDN w:val="0"/>
-        <w:adjustRightInd w:val="0"/>
-        <w:spacing w:after="0" w:line="240" w:lineRule="auto"/>
-        <w:rPr>
-          <w:rFonts w:ascii="NimbusRomNo9L-Regu" w:hAnsi="NimbusRomNo9L-Regu" w:cs="NimbusRomNo9L-Regu"/>
-          <w:sz w:val="20"/>
-          <w:szCs w:val="20"/>
-        </w:rPr>
-      </w:pPr>
-    </w:p>
-    <w:p>
-      <w:r>
-        <w:t>New measurements have been developed to take in account new sensor</w:t>
-      </w:r>
-      <w:r>
-        <w:t>s</w:t>
-      </w:r>
-      <w:r>
-        <w:t xml:space="preserve"> in geodetic network, the BCAM. The new observations are UVD and UVEC. New use of polar instrument has also been implemented with PLR3D</w:t>
-      </w:r>
-      <w:r>
-        <w:t xml:space="preserve"> (unlevelled instrument)</w:t>
-      </w:r>
-      <w:r>
-        <w:t xml:space="preserve"> measurements.</w:t>
-      </w:r>
-    </w:p>
-    <w:p>
-      <w:r>
-        <w:t>Moreover, old measurements have been rewritten to be more use like measurements according to a plane or a line.</w:t>
-      </w:r>
-    </w:p>
-    <w:p>
+        <w:jc w:val="both"/>
+      </w:pPr>
+    </w:p>
+    <w:p>
+      <w:pPr>
+        <w:jc w:val="both"/>
+      </w:pPr>
+      <w:r>
+        <w:t xml:space="preserve">This part describe the data used for the calculation. The data can be defined in a measurement (value read on the staff/instruments) and the instrument. </w:t>
+      </w:r>
       <w:r>
         <w:t>For more information about equations and measurements see EDMS document n</w:t>
       </w:r>
@@ -2202,19 +2141,8 @@
     </w:p>
     <w:p>
       <w:pPr>
-        <w:pStyle w:val="Heading2"/>
-        <w:numPr>
-          <w:ilvl w:val="0"/>
-          <w:numId w:val="7"/>
-        </w:numPr>
-      </w:pPr>
-      <w:bookmarkStart w:id="6" w:name="_Toc466031581"/>
-      <w:r>
-        <w:t>New way to define a measurements</w:t>
-      </w:r>
-      <w:bookmarkEnd w:id="6"/>
-    </w:p>
-    <w:p>
+        <w:jc w:val="both"/>
+      </w:pPr>
       <w:r>
         <w:t xml:space="preserve">One instruments can have different type of observations. </w:t>
       </w:r>
@@ -2224,22 +2152,14 @@
     </w:p>
     <w:p>
       <w:pPr>
+        <w:keepNext/>
+        <w:jc w:val="both"/>
+      </w:pPr>
+      <w:r>
         <w:rPr>
           <w:noProof/>
-          <w:lang w:eastAsia="en-GB"/>
-        </w:rPr>
-      </w:pPr>
-    </w:p>
-    <w:p>
-      <w:pPr>
-        <w:keepNext/>
-      </w:pPr>
-      <w:r>
-        <w:rPr>
-          <w:noProof/>
-          <w:lang w:eastAsia="en-GB"/>
-        </w:rPr>
-        <w:lastRenderedPageBreak/>
+          <w:lang w:val="fr-FR" w:eastAsia="fr-FR"/>
+        </w:rPr>
         <w:drawing>
           <wp:inline distT="0" distB="0" distL="0" distR="0" wp14:anchorId="7E062D52" wp14:editId="4E059F2C">
             <wp:extent cx="5553075" cy="3400425"/>
@@ -2293,32 +2213,19 @@
     <w:p>
       <w:pPr>
         <w:pStyle w:val="Caption"/>
-        <w:jc w:val="center"/>
+        <w:jc w:val="both"/>
       </w:pPr>
       <w:r>
         <w:t xml:space="preserve">Figure </w:t>
       </w:r>
-      <w:r>
-        <w:fldChar w:fldCharType="begin"/>
-      </w:r>
-      <w:r>
-        <w:instrText xml:space="preserve"> SEQ Figure \* ARABIC </w:instrText>
-      </w:r>
-      <w:r>
-        <w:fldChar w:fldCharType="separate"/>
-      </w:r>
-      <w:r>
-        <w:rPr>
-          <w:noProof/>
-        </w:rPr>
-        <w:t>1</w:t>
-      </w:r>
-      <w:r>
-        <w:rPr>
-          <w:noProof/>
-        </w:rPr>
-        <w:fldChar w:fldCharType="end"/>
-      </w:r>
+      <w:fldSimple w:instr=" SEQ Figure \* ARABIC ">
+        <w:r>
+          <w:rPr>
+            <w:noProof/>
+          </w:rPr>
+          <w:t>2</w:t>
+        </w:r>
+      </w:fldSimple>
       <w:r>
         <w:t>: Instrument class diagram</w:t>
       </w:r>
@@ -2328,15 +2235,25 @@
         <w:jc w:val="both"/>
       </w:pPr>
       <w:r>
-        <w:t>Instrument or the couple instrument- target define the specification of the measurement, i.e. the precision of the measurement, the state of the instrument (height of the station for a total station or the collimation angle for a levelling instrument for example).</w:t>
-      </w:r>
-    </w:p>
-    <w:p>
-      <w:pPr>
-        <w:jc w:val="both"/>
-      </w:pPr>
-      <w:r>
-        <w:t>Many target can be defined for a same instrument. Each target redefined essentially the measurement precision. The instrument has a default target, but the target used can be modified during the measurement in the “observation definition”</w:t>
+        <w:t xml:space="preserve">Instrument or the couple instrument- target define the specification of the measurement, i.e. the precision of the measurement, the state of the instrument (height of the station for a total station or </w:t>
+      </w:r>
+      <w:r>
+        <w:lastRenderedPageBreak/>
+        <w:t>the collimation angle for a levelling instrument for example).</w:t>
+      </w:r>
+      <w:r>
+        <w:t xml:space="preserve"> </w:t>
+      </w:r>
+      <w:r>
+        <w:t>Many target</w:t>
+      </w:r>
+      <w:r>
+        <w:t>s</w:t>
+      </w:r>
+      <w:bookmarkStart w:id="5" w:name="_GoBack"/>
+      <w:bookmarkEnd w:id="5"/>
+      <w:r>
+        <w:t xml:space="preserve"> can be defined for a same instrument. Each target redefined essentially the measurement precision. The instrument has a default target, but the target used can be modified during the measurement in the “observation definition”</w:t>
       </w:r>
       <w:r>
         <w:t xml:space="preserve"> in the input file with the flag </w:t>
@@ -2441,18 +2358,18 @@
       <w:pPr>
         <w:jc w:val="both"/>
       </w:pPr>
-    </w:p>
-    <w:p>
-      <w:pPr>
-        <w:jc w:val="both"/>
-      </w:pPr>
       <w:r>
         <w:t>All of these information are used to fill input matrices for the least square, see the contribution generators (class which use observations equations with values from instruments, observations and points).</w:t>
       </w:r>
     </w:p>
-    <w:p/>
-    <w:p>
-      <w:pPr>
+    <w:p>
+      <w:pPr>
+        <w:jc w:val="both"/>
+      </w:pPr>
+    </w:p>
+    <w:p>
+      <w:pPr>
+        <w:jc w:val="both"/>
         <w:rPr>
           <w:noProof/>
           <w:lang w:eastAsia="en-GB"/>
@@ -2462,11 +2379,12 @@
     <w:p>
       <w:pPr>
         <w:keepNext/>
+        <w:jc w:val="both"/>
       </w:pPr>
       <w:r>
         <w:rPr>
           <w:noProof/>
-          <w:lang w:eastAsia="en-GB"/>
+          <w:lang w:val="fr-FR" w:eastAsia="fr-FR"/>
         </w:rPr>
         <w:lastRenderedPageBreak/>
         <mc:AlternateContent>
@@ -2590,7 +2508,7 @@
       <w:r>
         <w:rPr>
           <w:noProof/>
-          <w:lang w:eastAsia="en-GB"/>
+          <w:lang w:val="fr-FR" w:eastAsia="fr-FR"/>
         </w:rPr>
         <mc:AlternateContent>
           <mc:Choice Requires="wps">
@@ -2709,7 +2627,7 @@
       <w:r>
         <w:rPr>
           <w:noProof/>
-          <w:lang w:eastAsia="en-GB"/>
+          <w:lang w:val="fr-FR" w:eastAsia="fr-FR"/>
         </w:rPr>
         <mc:AlternateContent>
           <mc:Choice Requires="wps">
@@ -2784,7 +2702,7 @@
       <w:r>
         <w:rPr>
           <w:noProof/>
-          <w:lang w:eastAsia="en-GB"/>
+          <w:lang w:val="fr-FR" w:eastAsia="fr-FR"/>
         </w:rPr>
         <mc:AlternateContent>
           <mc:Choice Requires="wps">
@@ -2859,7 +2777,7 @@
       <w:r>
         <w:rPr>
           <w:noProof/>
-          <w:lang w:eastAsia="en-GB"/>
+          <w:lang w:val="fr-FR" w:eastAsia="fr-FR"/>
         </w:rPr>
         <w:drawing>
           <wp:inline distT="0" distB="0" distL="0" distR="0" wp14:anchorId="3CF636CF" wp14:editId="4CA17851">
@@ -2914,43 +2832,21 @@
     <w:p>
       <w:pPr>
         <w:pStyle w:val="Caption"/>
-        <w:jc w:val="center"/>
+        <w:jc w:val="both"/>
       </w:pPr>
       <w:r>
         <w:t xml:space="preserve">Figure </w:t>
       </w:r>
-      <w:r>
-        <w:fldChar w:fldCharType="begin"/>
-      </w:r>
-      <w:r>
-        <w:instrText xml:space="preserve"> SEQ Figure \* ARABIC </w:instrText>
-      </w:r>
-      <w:r>
-        <w:fldChar w:fldCharType="separate"/>
-      </w:r>
-      <w:r>
-        <w:rPr>
-          <w:noProof/>
-        </w:rPr>
-        <w:t>2</w:t>
-      </w:r>
-      <w:r>
-        <w:rPr>
-          <w:noProof/>
-        </w:rPr>
-        <w:fldChar w:fldCharType="end"/>
-      </w:r>
+      <w:fldSimple w:instr=" SEQ Figure \* ARABIC ">
+        <w:r>
+          <w:rPr>
+            <w:noProof/>
+          </w:rPr>
+          <w:t>3</w:t>
+        </w:r>
+      </w:fldSimple>
       <w:r>
         <w:t>: Observation class diagram</w:t>
-      </w:r>
-    </w:p>
-    <w:p>
-      <w:bookmarkStart w:id="7" w:name="_GoBack"/>
-      <w:bookmarkEnd w:id="7"/>
-    </w:p>
-    <w:p>
-      <w:r>
-        <w:t xml:space="preserve">This part represent </w:t>
       </w:r>
     </w:p>
     <w:p>
@@ -2960,14 +2856,19 @@
           <w:ilvl w:val="0"/>
           <w:numId w:val="6"/>
         </w:numPr>
-      </w:pPr>
-      <w:bookmarkStart w:id="8" w:name="_Toc466031582"/>
+        <w:jc w:val="both"/>
+      </w:pPr>
+      <w:bookmarkStart w:id="6" w:name="_Toc483980241"/>
       <w:r>
         <w:t>Points and adjustable objects</w:t>
       </w:r>
-      <w:bookmarkEnd w:id="8"/>
-    </w:p>
-    <w:p/>
+      <w:bookmarkEnd w:id="6"/>
+    </w:p>
+    <w:p>
+      <w:pPr>
+        <w:jc w:val="both"/>
+      </w:pPr>
+    </w:p>
     <w:p>
       <w:pPr>
         <w:jc w:val="both"/>
@@ -3029,14 +2930,12 @@
         </w:rPr>
         <w:t>.</w:t>
       </w:r>
-    </w:p>
-    <w:p>
-      <w:pPr>
-        <w:jc w:val="both"/>
+      <w:r>
         <w:rPr>
           <w:rFonts w:cs="NimbusRomNo9L-Regu"/>
         </w:rPr>
-      </w:pPr>
+        <w:t xml:space="preserve"> </w:t>
+      </w:r>
       <w:r>
         <w:rPr>
           <w:rFonts w:cs="NimbusRomNo9L-Regu"/>
@@ -3077,6 +2976,7 @@
           <w:ilvl w:val="0"/>
           <w:numId w:val="5"/>
         </w:numPr>
+        <w:jc w:val="both"/>
         <w:rPr>
           <w:rFonts w:cs="NimbusRomNo9L-Regu"/>
         </w:rPr>
@@ -3101,6 +3001,7 @@
           <w:ilvl w:val="0"/>
           <w:numId w:val="5"/>
         </w:numPr>
+        <w:jc w:val="both"/>
         <w:rPr>
           <w:rFonts w:cs="NimbusRomNo9L-Regu"/>
         </w:rPr>
@@ -3119,6 +3020,7 @@
           <w:ilvl w:val="0"/>
           <w:numId w:val="5"/>
         </w:numPr>
+        <w:jc w:val="both"/>
         <w:rPr>
           <w:rFonts w:cs="NimbusRomNo9L-Regu"/>
         </w:rPr>
@@ -3137,6 +3039,7 @@
           <w:ilvl w:val="0"/>
           <w:numId w:val="5"/>
         </w:numPr>
+        <w:jc w:val="both"/>
         <w:rPr>
           <w:rFonts w:cs="NimbusRomNo9L-Regu"/>
         </w:rPr>
@@ -3145,7 +3048,6 @@
         <w:rPr>
           <w:rFonts w:cs="NimbusRomNo9L-Regu"/>
         </w:rPr>
-        <w:lastRenderedPageBreak/>
         <w:t>Sigma a priori</w:t>
       </w:r>
     </w:p>
@@ -3156,6 +3058,7 @@
           <w:ilvl w:val="0"/>
           <w:numId w:val="5"/>
         </w:numPr>
+        <w:jc w:val="both"/>
         <w:rPr>
           <w:rFonts w:cs="NimbusRomNo9L-Regu"/>
         </w:rPr>
@@ -3174,6 +3077,7 @@
           <w:ilvl w:val="0"/>
           <w:numId w:val="5"/>
         </w:numPr>
+        <w:jc w:val="both"/>
         <w:rPr>
           <w:rFonts w:cs="NimbusRomNo9L-Regu"/>
         </w:rPr>
@@ -3183,6 +3087,25 @@
           <w:rFonts w:cs="NimbusRomNo9L-Regu"/>
         </w:rPr>
         <w:t>Indices (to know matrix position)</w:t>
+      </w:r>
+    </w:p>
+    <w:p>
+      <w:pPr>
+        <w:pStyle w:val="ListParagraph"/>
+        <w:numPr>
+          <w:ilvl w:val="0"/>
+          <w:numId w:val="5"/>
+        </w:numPr>
+        <w:jc w:val="both"/>
+        <w:rPr>
+          <w:rFonts w:cs="NimbusRomNo9L-Regu"/>
+        </w:rPr>
+      </w:pPr>
+      <w:r>
+        <w:rPr>
+          <w:rFonts w:cs="NimbusRomNo9L-Regu"/>
+        </w:rPr>
+        <w:t>Its place in the tree</w:t>
       </w:r>
     </w:p>
     <w:p>
@@ -3192,20 +3115,22 @@
           <w:ilvl w:val="0"/>
           <w:numId w:val="6"/>
         </w:numPr>
+        <w:jc w:val="both"/>
         <w:rPr>
           <w:rFonts w:ascii="NimbusRomNo9L-Regu" w:hAnsi="NimbusRomNo9L-Regu" w:cs="NimbusRomNo9L-Regu"/>
           <w:sz w:val="20"/>
           <w:szCs w:val="20"/>
         </w:rPr>
       </w:pPr>
-      <w:bookmarkStart w:id="9" w:name="_Toc466031583"/>
-      <w:r>
-        <w:rPr>
-          <w:lang w:val="en-US"/>
-        </w:rPr>
+      <w:bookmarkStart w:id="7" w:name="_Toc483980242"/>
+      <w:r>
+        <w:rPr>
+          <w:lang w:val="en-US"/>
+        </w:rPr>
+        <w:lastRenderedPageBreak/>
         <w:t>New algorithms</w:t>
       </w:r>
-      <w:bookmarkEnd w:id="9"/>
+      <w:bookmarkEnd w:id="7"/>
     </w:p>
     <w:p>
       <w:pPr>
@@ -3213,6 +3138,7 @@
         <w:autoSpaceDN w:val="0"/>
         <w:adjustRightInd w:val="0"/>
         <w:spacing w:after="0" w:line="240" w:lineRule="auto"/>
+        <w:jc w:val="both"/>
         <w:rPr>
           <w:rFonts w:ascii="NimbusRomNo9L-Regu" w:hAnsi="NimbusRomNo9L-Regu" w:cs="NimbusRomNo9L-Regu"/>
           <w:sz w:val="20"/>
@@ -3225,16 +3151,26 @@
         <w:jc w:val="both"/>
       </w:pPr>
       <w:r>
-        <w:t>New least squares solution have been implemented to solve the new non-linear equations, and the new unknown model. Some unknowns can be weighted, a specific solution is required.</w:t>
-      </w:r>
-      <w:r>
-        <w:t xml:space="preserve"> The solution calculation is store in the SurveyLib. </w:t>
-      </w:r>
-    </w:p>
-    <w:p>
-      <w:pPr>
-        <w:jc w:val="both"/>
-      </w:pPr>
+        <w:t xml:space="preserve">New least squares solution have been implemented to solve the new non-linear equations, and the new unknown model. </w:t>
+      </w:r>
+      <w:r>
+        <w:t xml:space="preserve">The solution calculation </w:t>
+      </w:r>
+      <w:r>
+        <w:t>are</w:t>
+      </w:r>
+      <w:r>
+        <w:t xml:space="preserve"> store</w:t>
+      </w:r>
+      <w:r>
+        <w:t>d</w:t>
+      </w:r>
+      <w:r>
+        <w:t xml:space="preserve"> in the SurveyLib. </w:t>
+      </w:r>
+      <w:r>
+        <w:t xml:space="preserve"> </w:t>
+      </w:r>
       <w:r>
         <w:t>All mathematics are defined in EDMS document n</w:t>
       </w:r>
@@ -3256,10 +3192,16 @@
         <w:t>In LGC2, a</w:t>
       </w:r>
       <w:r>
-        <w:t xml:space="preserve"> specific design pattern has been used to implement this part to be able to integrated easier different other algorithms.</w:t>
-      </w:r>
-      <w:r>
-        <w:t xml:space="preserve"> LGC2 create and fill the matrices using the contribution generators (</w:t>
+        <w:t xml:space="preserve"> specific design pattern has been used to be able to integrated easier different other algorithms.</w:t>
+      </w:r>
+      <w:r>
+        <w:t xml:space="preserve"> LGC2 create and fill the</w:t>
+      </w:r>
+      <w:r>
+        <w:t xml:space="preserve"> input</w:t>
+      </w:r>
+      <w:r>
+        <w:t xml:space="preserve"> matrices using the contribution generators (</w:t>
       </w:r>
       <w:proofErr w:type="spellStart"/>
       <w:r>
@@ -3341,6 +3283,9 @@
       <w:proofErr w:type="spellEnd"/>
       <w:r>
         <w:t>)</w:t>
+      </w:r>
+      <w:r>
+        <w:t>.</w:t>
       </w:r>
     </w:p>
     <w:p>
@@ -3349,6 +3294,7 @@
         <w:autoSpaceDN w:val="0"/>
         <w:adjustRightInd w:val="0"/>
         <w:spacing w:after="0" w:line="240" w:lineRule="auto"/>
+        <w:jc w:val="both"/>
         <w:rPr>
           <w:rFonts w:ascii="NimbusRomNo9L-Regu" w:hAnsi="NimbusRomNo9L-Regu" w:cs="NimbusRomNo9L-Regu"/>
           <w:sz w:val="20"/>
@@ -3362,6 +3308,7 @@
         <w:autoSpaceDN w:val="0"/>
         <w:adjustRightInd w:val="0"/>
         <w:spacing w:after="0" w:line="240" w:lineRule="auto"/>
+        <w:jc w:val="both"/>
         <w:rPr>
           <w:rFonts w:ascii="NimbusRomNo9L-Regu" w:hAnsi="NimbusRomNo9L-Regu" w:cs="NimbusRomNo9L-Regu"/>
           <w:noProof/>
@@ -3378,6 +3325,7 @@
         <w:autoSpaceDN w:val="0"/>
         <w:adjustRightInd w:val="0"/>
         <w:spacing w:after="0" w:line="240" w:lineRule="auto"/>
+        <w:jc w:val="both"/>
       </w:pPr>
       <w:r>
         <w:rPr>
@@ -3385,7 +3333,7 @@
           <w:noProof/>
           <w:sz w:val="20"/>
           <w:szCs w:val="20"/>
-          <w:lang w:eastAsia="en-GB"/>
+          <w:lang w:val="fr-FR" w:eastAsia="fr-FR"/>
         </w:rPr>
         <w:drawing>
           <wp:inline distT="0" distB="0" distL="0" distR="0" wp14:anchorId="56AEC3D5" wp14:editId="099B9A0C">
@@ -3440,7 +3388,7 @@
     <w:p>
       <w:pPr>
         <w:pStyle w:val="Caption"/>
-        <w:jc w:val="center"/>
+        <w:jc w:val="both"/>
         <w:rPr>
           <w:rFonts w:ascii="NimbusRomNo9L-Regu" w:hAnsi="NimbusRomNo9L-Regu" w:cs="NimbusRomNo9L-Regu"/>
           <w:sz w:val="20"/>
@@ -3450,27 +3398,14 @@
       <w:r>
         <w:t xml:space="preserve">Figure </w:t>
       </w:r>
-      <w:r>
-        <w:fldChar w:fldCharType="begin"/>
-      </w:r>
-      <w:r>
-        <w:instrText xml:space="preserve"> SEQ Figure \* ARABIC </w:instrText>
-      </w:r>
-      <w:r>
-        <w:fldChar w:fldCharType="separate"/>
-      </w:r>
-      <w:r>
-        <w:rPr>
-          <w:noProof/>
-        </w:rPr>
-        <w:t>3</w:t>
-      </w:r>
-      <w:r>
-        <w:rPr>
-          <w:noProof/>
-        </w:rPr>
-        <w:fldChar w:fldCharType="end"/>
-      </w:r>
+      <w:fldSimple w:instr=" SEQ Figure \* ARABIC ">
+        <w:r>
+          <w:rPr>
+            <w:noProof/>
+          </w:rPr>
+          <w:t>4</w:t>
+        </w:r>
+      </w:fldSimple>
       <w:r>
         <w:t>: Class diagram for the algorithms part</w:t>
       </w:r>
@@ -3481,6 +3416,7 @@
         <w:autoSpaceDN w:val="0"/>
         <w:adjustRightInd w:val="0"/>
         <w:spacing w:after="0" w:line="240" w:lineRule="auto"/>
+        <w:jc w:val="both"/>
         <w:rPr>
           <w:rFonts w:ascii="NimbusRomNo9L-Regu" w:hAnsi="NimbusRomNo9L-Regu" w:cs="NimbusRomNo9L-Regu"/>
           <w:sz w:val="20"/>
@@ -3494,6 +3430,7 @@
         <w:autoSpaceDN w:val="0"/>
         <w:adjustRightInd w:val="0"/>
         <w:spacing w:after="0" w:line="240" w:lineRule="auto"/>
+        <w:jc w:val="both"/>
         <w:rPr>
           <w:rFonts w:ascii="NimbusRomNo9L-Regu" w:hAnsi="NimbusRomNo9L-Regu" w:cs="NimbusRomNo9L-Regu"/>
           <w:sz w:val="20"/>
@@ -3503,6 +3440,7 @@
     </w:p>
     <w:p>
       <w:pPr>
+        <w:jc w:val="both"/>
         <w:rPr>
           <w:lang w:val="en-US"/>
         </w:rPr>
@@ -3515,22 +3453,23 @@
           <w:ilvl w:val="0"/>
           <w:numId w:val="6"/>
         </w:numPr>
-        <w:rPr>
-          <w:lang w:val="en-US"/>
-        </w:rPr>
-      </w:pPr>
-      <w:bookmarkStart w:id="10" w:name="_Toc466031584"/>
-      <w:r>
-        <w:rPr>
-          <w:lang w:val="en-US"/>
-        </w:rPr>
-        <w:lastRenderedPageBreak/>
+        <w:jc w:val="both"/>
+        <w:rPr>
+          <w:lang w:val="en-US"/>
+        </w:rPr>
+      </w:pPr>
+      <w:bookmarkStart w:id="8" w:name="_Toc483980243"/>
+      <w:r>
+        <w:rPr>
+          <w:lang w:val="en-US"/>
+        </w:rPr>
         <w:t>Project and management</w:t>
       </w:r>
-      <w:bookmarkEnd w:id="10"/>
-    </w:p>
-    <w:p>
-      <w:pPr>
+      <w:bookmarkEnd w:id="8"/>
+    </w:p>
+    <w:p>
+      <w:pPr>
+        <w:jc w:val="both"/>
         <w:rPr>
           <w:lang w:val="en-US"/>
         </w:rPr>
@@ -3563,6 +3502,7 @@
           <w:ilvl w:val="0"/>
           <w:numId w:val="5"/>
         </w:numPr>
+        <w:jc w:val="both"/>
         <w:rPr>
           <w:lang w:val="en-US"/>
         </w:rPr>
@@ -3595,14 +3535,16 @@
           <w:ilvl w:val="0"/>
           <w:numId w:val="5"/>
         </w:numPr>
-        <w:rPr>
-          <w:lang w:val="en-US"/>
-        </w:rPr>
-      </w:pPr>
-      <w:r>
-        <w:rPr>
-          <w:lang w:val="en-US"/>
-        </w:rPr>
+        <w:jc w:val="both"/>
+        <w:rPr>
+          <w:lang w:val="en-US"/>
+        </w:rPr>
+      </w:pPr>
+      <w:r>
+        <w:rPr>
+          <w:lang w:val="en-US"/>
+        </w:rPr>
+        <w:lastRenderedPageBreak/>
         <w:t>A tree (created with the frame), on each node points, measurements or node can be store. (</w:t>
       </w:r>
       <w:r>
@@ -3624,7 +3566,21 @@
           <w:i/>
           <w:lang w:val="en-US"/>
         </w:rPr>
-        <w:t>TTReeEntry</w:t>
+        <w:t>TT</w:t>
+      </w:r>
+      <w:r>
+        <w:rPr>
+          <w:i/>
+          <w:lang w:val="en-US"/>
+        </w:rPr>
+        <w:t>r</w:t>
+      </w:r>
+      <w:r>
+        <w:rPr>
+          <w:i/>
+          <w:lang w:val="en-US"/>
+        </w:rPr>
+        <w:t>eeEntry</w:t>
       </w:r>
       <w:proofErr w:type="spellEnd"/>
       <w:r>
@@ -3641,6 +3597,7 @@
           <w:ilvl w:val="0"/>
           <w:numId w:val="5"/>
         </w:numPr>
+        <w:jc w:val="both"/>
         <w:rPr>
           <w:lang w:val="en-US"/>
         </w:rPr>
@@ -3674,6 +3631,7 @@
           <w:ilvl w:val="0"/>
           <w:numId w:val="5"/>
         </w:numPr>
+        <w:jc w:val="both"/>
         <w:rPr>
           <w:lang w:val="en-US"/>
         </w:rPr>
@@ -3707,6 +3665,7 @@
           <w:ilvl w:val="0"/>
           <w:numId w:val="5"/>
         </w:numPr>
+        <w:jc w:val="both"/>
         <w:rPr>
           <w:lang w:val="en-US"/>
         </w:rPr>
@@ -3735,13 +3694,15 @@
     </w:p>
     <w:p>
       <w:pPr>
-        <w:rPr>
-          <w:lang w:val="en-US"/>
-        </w:rPr>
-      </w:pPr>
-    </w:p>
-    <w:p>
-      <w:pPr>
+        <w:jc w:val="both"/>
+        <w:rPr>
+          <w:lang w:val="en-US"/>
+        </w:rPr>
+      </w:pPr>
+    </w:p>
+    <w:p>
+      <w:pPr>
+        <w:jc w:val="both"/>
         <w:rPr>
           <w:i/>
           <w:lang w:val="en-US"/>
@@ -3785,6 +3746,7 @@
     </w:p>
     <w:p>
       <w:pPr>
+        <w:jc w:val="both"/>
         <w:rPr>
           <w:lang w:val="en-US"/>
         </w:rPr>
@@ -3797,21 +3759,23 @@
           <w:ilvl w:val="0"/>
           <w:numId w:val="6"/>
         </w:numPr>
-        <w:rPr>
-          <w:lang w:val="en-US"/>
-        </w:rPr>
-      </w:pPr>
-      <w:bookmarkStart w:id="11" w:name="_Toc466031585"/>
+        <w:jc w:val="both"/>
+        <w:rPr>
+          <w:lang w:val="en-US"/>
+        </w:rPr>
+      </w:pPr>
+      <w:bookmarkStart w:id="9" w:name="_Toc483980244"/>
       <w:r>
         <w:rPr>
           <w:lang w:val="en-US"/>
         </w:rPr>
         <w:t>Next step</w:t>
       </w:r>
-      <w:bookmarkEnd w:id="11"/>
-    </w:p>
-    <w:p>
-      <w:pPr>
+      <w:bookmarkEnd w:id="9"/>
+    </w:p>
+    <w:p>
+      <w:pPr>
+        <w:jc w:val="both"/>
         <w:rPr>
           <w:lang w:val="en-US"/>
         </w:rPr>
@@ -3831,6 +3795,7 @@
     </w:p>
     <w:p>
       <w:pPr>
+        <w:jc w:val="both"/>
         <w:rPr>
           <w:lang w:val="en-US"/>
         </w:rPr>
@@ -6513,7 +6478,7 @@
 </file>
 
 <file path=customXml/itemProps1.xml><?xml version="1.0" encoding="utf-8"?>
-<ds:datastoreItem xmlns:ds="http://schemas.openxmlformats.org/officeDocument/2006/customXml" ds:itemID="{562D5208-7377-424C-A615-C3203FB89005}">
+<ds:datastoreItem xmlns:ds="http://schemas.openxmlformats.org/officeDocument/2006/customXml" ds:itemID="{7EFBC45A-07DA-435A-BA1E-1D9D03455263}">
   <ds:schemaRefs>
     <ds:schemaRef ds:uri="http://schemas.openxmlformats.org/officeDocument/2006/bibliography"/>
   </ds:schemaRefs>
